--- a/Proyecto-Educativo-Institucional.docx
+++ b/Proyecto-Educativo-Institucional.docx
@@ -47,7 +47,7 @@
             <w:pStyle w:val="TOCHeading"/>
           </w:pPr>
           <w:r>
-            <w:t xml:space="preserve">Table of contents</w:t>
+            <w:t xml:space="preserve">Tabla de contenidos</w:t>
           </w:r>
         </w:p>
         <w:p>
@@ -60,7 +60,7 @@
         </w:p>
       </w:sdtContent>
     </w:sdt>
-    <w:bookmarkStart w:id="16" w:name="pei-iems-version-3--2026"/>
+    <w:bookmarkStart w:id="13" w:name="pei-iems-version-3--2026"/>
     <w:p>
       <w:pPr>
         <w:pStyle w:val="Heading1"/>
@@ -74,205 +74,7 @@
         <w:pStyle w:val="FirstParagraph"/>
       </w:pPr>
       <w:r>
-        <w:drawing>
-          <wp:inline>
-            <wp:extent cx="606391" cy="866273"/>
-            <wp:effectExtent b="0" l="0" r="0" t="0"/>
-            <wp:docPr descr="" title="" id="10" name="Picture"/>
-            <a:graphic>
-              <a:graphicData uri="http://schemas.openxmlformats.org/drawingml/2006/picture">
-                <pic:pic>
-                  <pic:nvPicPr>
-                    <pic:cNvPr descr="images/image1.png" id="11" name="Picture"/>
-                    <pic:cNvPicPr>
-                      <a:picLocks noChangeArrowheads="1" noChangeAspect="1"/>
-                    </pic:cNvPicPr>
-                  </pic:nvPicPr>
-                  <pic:blipFill>
-                    <a:blip r:embed="rId9"/>
-                    <a:stretch>
-                      <a:fillRect/>
-                    </a:stretch>
-                  </pic:blipFill>
-                  <pic:spPr bwMode="auto">
-                    <a:xfrm>
-                      <a:off x="0" y="0"/>
-                      <a:ext cx="606391" cy="866273"/>
-                    </a:xfrm>
-                    <a:prstGeom prst="rect">
-                      <a:avLst/>
-                    </a:prstGeom>
-                    <a:noFill/>
-                    <a:ln w="9525">
-                      <a:noFill/>
-                      <a:headEnd/>
-                      <a:tailEnd/>
-                    </a:ln>
-                  </pic:spPr>
-                </pic:pic>
-              </a:graphicData>
-            </a:graphic>
-          </wp:inline>
-        </w:drawing>
-      </w:r>
-    </w:p>
-    <w:p>
-      <w:pPr>
-        <w:pStyle w:val="BodyText"/>
-      </w:pPr>
-      <w:r>
-        <w:rPr>
-          <w:b/>
-          <w:bCs/>
-        </w:rPr>
-        <w:t xml:space="preserve">INSTITUCION EDUCATIVA MARISCAL SUCRE</w:t>
-      </w:r>
-    </w:p>
-    <w:p>
-      <w:pPr>
-        <w:pStyle w:val="BodyText"/>
-      </w:pPr>
-      <w:r>
-        <w:rPr>
-          <w:b/>
-          <w:bCs/>
-        </w:rPr>
-        <w:t xml:space="preserve">NIT: 890.802.079-2 DANE: 117001002303</w:t>
-      </w:r>
-    </w:p>
-    <w:p>
-      <w:pPr>
-        <w:pStyle w:val="BodyText"/>
-      </w:pPr>
-      <w:r>
-        <w:t xml:space="preserve">Preescolar, Básica Primaria, Secundaria y Media vocacional</w:t>
-      </w:r>
-    </w:p>
-    <w:p>
-      <w:pPr>
-        <w:pStyle w:val="BodyText"/>
-      </w:pPr>
-      <w:r>
-        <w:t xml:space="preserve">Carrera 16 Nº 63-15 Urbanización La Toscana Teléfono y Fax 8752030</w:t>
-      </w:r>
-    </w:p>
-    <w:p>
-      <w:pPr>
-        <w:pStyle w:val="BodyText"/>
-      </w:pPr>
-      <w:r>
-        <w:t xml:space="preserve">Resolución N° 1740 del 16 de noviembre de 2.011 Manizales</w:t>
-      </w:r>
-    </w:p>
-    <w:p>
-      <w:pPr>
-        <w:pStyle w:val="BodyText"/>
-      </w:pPr>
-      <w:r>
-        <w:t xml:space="preserve">Correo Electrónico iemariscalsucre@semmanizales.edu.co</w:t>
-      </w:r>
-    </w:p>
-    <w:p>
-      <w:pPr>
-        <w:pStyle w:val="BodyText"/>
-      </w:pPr>
-      <w:r>
-        <w:rPr>
-          <w:b/>
-          <w:bCs/>
-        </w:rPr>
-        <w:t xml:space="preserve">RESIGNIFICACION PEI IEMS</w:t>
-      </w:r>
-    </w:p>
-    <w:p>
-      <w:pPr>
-        <w:pStyle w:val="BodyText"/>
-      </w:pPr>
-      <w:r>
-        <w:rPr>
-          <w:b/>
-          <w:bCs/>
-        </w:rPr>
-        <w:t xml:space="preserve">VERSION 3-2026</w:t>
-      </w:r>
-    </w:p>
-    <w:p>
-      <w:pPr>
-        <w:pStyle w:val="BodyText"/>
-      </w:pPr>
-      <w:r>
-        <w:drawing>
-          <wp:inline>
-            <wp:extent cx="5334000" cy="5334000"/>
-            <wp:effectExtent b="0" l="0" r="0" t="0"/>
-            <wp:docPr descr="" title="" id="13" name="Picture"/>
-            <a:graphic>
-              <a:graphicData uri="http://schemas.openxmlformats.org/drawingml/2006/picture">
-                <pic:pic>
-                  <pic:nvPicPr>
-                    <pic:cNvPr descr="images/image2.png" id="14" name="Picture"/>
-                    <pic:cNvPicPr>
-                      <a:picLocks noChangeArrowheads="1" noChangeAspect="1"/>
-                    </pic:cNvPicPr>
-                  </pic:nvPicPr>
-                  <pic:blipFill>
-                    <a:blip r:embed="rId12"/>
-                    <a:stretch>
-                      <a:fillRect/>
-                    </a:stretch>
-                  </pic:blipFill>
-                  <pic:spPr bwMode="auto">
-                    <a:xfrm>
-                      <a:off x="0" y="0"/>
-                      <a:ext cx="5334000" cy="5334000"/>
-                    </a:xfrm>
-                    <a:prstGeom prst="rect">
-                      <a:avLst/>
-                    </a:prstGeom>
-                    <a:noFill/>
-                    <a:ln w="9525">
-                      <a:noFill/>
-                      <a:headEnd/>
-                      <a:tailEnd/>
-                    </a:ln>
-                  </pic:spPr>
-                </pic:pic>
-              </a:graphicData>
-            </a:graphic>
-          </wp:inline>
-        </w:drawing>
-      </w:r>
-    </w:p>
-    <w:p>
-      <w:pPr>
-        <w:pStyle w:val="BodyText"/>
-      </w:pPr>
-      <w:r>
-        <w:rPr>
-          <w:b/>
-          <w:bCs/>
-        </w:rPr>
-        <w:t xml:space="preserve">Manizales, JUNIO DE 2026</w:t>
-      </w:r>
-    </w:p>
-    <w:p>
-      <w:pPr>
-        <w:pStyle w:val="BodyText"/>
-      </w:pPr>
-      <w:r>
-        <w:rPr>
-          <w:b/>
-          <w:bCs/>
-        </w:rPr>
-        <w:t xml:space="preserve">RESIGNIFICACION PEI IEMS</w:t>
-      </w:r>
-    </w:p>
-    <w:p>
-      <w:pPr>
-        <w:pStyle w:val="BodyText"/>
-      </w:pPr>
-      <w:r>
-        <w:t xml:space="preserve">La resignificación del PEI del Colegio Mariscal Sucre es un paso fundamental para asegurar que la institución continúe cumpliendo su misión de ofrecer una educación integral, equitativa y de calidad. Este proceso permitirá adaptar el proyecto educativo a las nuevas demandas sociales, tecnológicas y ambientales, fortalecer la inclusión y equidad, y consolidar una cultura de sostenibilidad. Al hacerlo, el colegio se posiciona como una institución educativa que no solo responde a los retos del presente, sino que prepara a sus estudiantes para ser ciudadanos responsables y críticos en un mundo en constante cambio El</w:t>
+        <w:t xml:space="preserve">El</w:t>
       </w:r>
       <w:r>
         <w:t xml:space="preserve"> </w:t>
@@ -307,21 +109,137 @@
         <w:t xml:space="preserve">se estructura en torno a su misión de ofrecer una educación integral, que fomente la equidad, la calidad, y la diversidad. Basado en el desarrollo de competencias en áreas STEM (Ciencia, Tecnología, Ingeniería y Matemáticas), el pensamiento crítico y el fortalecimiento socioemocional, el PEI es una herramienta que guiará las acciones educativas a corto, mediano y largo plazo, asegurando la preparación de los estudiantes para enfrentar los desafíos del mundo moderno. A continuación, se desarrollan los elementos clave del PEI:</w:t>
       </w:r>
     </w:p>
-    <w:p>
-      <w:pPr>
-        <w:pStyle w:val="BodyText"/>
-      </w:pPr>
-      <w:hyperlink r:id="rId15">
-        <w:r>
-          <w:rPr>
-            <w:rStyle w:val="Hyperlink"/>
-          </w:rPr>
-          <w:t xml:space="preserve">Descargar DOCX original</w:t>
-        </w:r>
-      </w:hyperlink>
-    </w:p>
-    <w:bookmarkEnd w:id="16"/>
-    <w:bookmarkStart w:id="17" w:name="presentacion"/>
+    <w:tbl>
+      <w:tblPr>
+        <w:tblStyle w:val="Table"/>
+        <w:tblLook w:firstRow="0" w:lastRow="0" w:firstColumn="0" w:lastColumn="0" w:noHBand="0" w:noVBand="0" w:val="0000"/>
+        <w:tblBorders>
+          <w:top w:val="single" w:sz="4" w:space="0" w:color="CC1914"/>
+          <w:left w:val="single" w:sz="24" w:space="0" w:color="CC1914"/>
+          <w:bottom w:val="single" w:sz="4" w:space="0" w:color="CC1914"/>
+          <w:right w:val="single" w:sz="4" w:space="0" w:color="CC1914"/>
+        </w:tblBorders>
+        <w:tblCellMar>
+          <w:left w:w="144" w:type="dxa"/>
+          <w:right w:w="144" w:type="dxa"/>
+        </w:tblCellMar>
+        <w:tblLook w:firstRow="0" w:lastRow="0" w:firstColumn="0" w:lastColumn="0" w:noHBand="0" w:noVBand="0" w:val="0000"/>
+      </w:tblPr>
+      <w:tr>
+        <w:trPr>
+          <w:cantSplit/>
+        </w:trPr>
+        <w:tc>
+          <w:tcPr>
+            <w:shd w:color="auto" w:fill="f7dddc" w:val="clear"/>
+            <w:tcMar>
+              <w:top w:w="92" w:type="dxa"/>
+              <w:bottom w:w="92" w:type="dxa"/>
+            </w:tcMar>
+          </w:tcPr>
+          <w:p>
+            <w:pPr>
+              <w:pStyle w:val="BodyText"/>
+            </w:pPr>
+            <w:pPr>
+              <w:spacing w:before="0" w:after="0"/>
+              <w:textAlignment w:val="center"/>
+            </w:pPr>
+            <w:r>
+              <w:drawing>
+                <wp:inline>
+                  <wp:extent cx="152400" cy="152400"/>
+                  <wp:effectExtent b="0" l="0" r="0" t="0"/>
+                  <wp:docPr descr="" title="" id="10" name="Picture"/>
+                  <a:graphic>
+                    <a:graphicData uri="http://schemas.openxmlformats.org/drawingml/2006/picture">
+                      <pic:pic>
+                        <pic:nvPicPr>
+                          <pic:cNvPr descr="/opt/homebrew/share/formats/docx/important.png" id="11" name="Picture"/>
+                          <pic:cNvPicPr>
+                            <a:picLocks noChangeArrowheads="1" noChangeAspect="1"/>
+                          </pic:cNvPicPr>
+                        </pic:nvPicPr>
+                        <pic:blipFill>
+                          <a:blip r:embed="rId9"/>
+                          <a:stretch>
+                            <a:fillRect/>
+                          </a:stretch>
+                        </pic:blipFill>
+                        <pic:spPr bwMode="auto">
+                          <a:xfrm>
+                            <a:off x="0" y="0"/>
+                            <a:ext cx="152400" cy="152400"/>
+                          </a:xfrm>
+                          <a:prstGeom prst="rect">
+                            <a:avLst/>
+                          </a:prstGeom>
+                          <a:noFill/>
+                          <a:ln w="9525">
+                            <a:noFill/>
+                            <a:headEnd/>
+                            <a:tailEnd/>
+                          </a:ln>
+                        </pic:spPr>
+                      </pic:pic>
+                    </a:graphicData>
+                  </a:graphic>
+                </wp:inline>
+              </w:drawing>
+            </w:r>
+            <w:r>
+              <w:t xml:space="preserve"> </w:t>
+            </w:r>
+            <w:r>
+              <w:t xml:space="preserve"> </w:t>
+            </w:r>
+            <w:r>
+              <w:t xml:space="preserve">Descargar DOCX original</w:t>
+            </w:r>
+          </w:p>
+        </w:tc>
+      </w:tr>
+      <w:tr>
+        <w:trPr>
+          <w:cantSplit/>
+        </w:trPr>
+        <w:tc>
+          <w:tcPr>
+            <w:tcMar>
+              <w:top w:w="108" w:type="dxa"/>
+              <w:bottom w:w="108" w:type="dxa"/>
+            </w:tcMar>
+          </w:tcPr>
+          <w:p>
+            <w:pPr>
+              <w:pStyle w:val="BodyText"/>
+            </w:pPr>
+            <w:pPr>
+              <w:spacing w:before="16" w:after="16"/>
+            </w:pPr>
+            <w:r>
+              <w:t xml:space="preserve">Descarga el documento original completo:</w:t>
+            </w:r>
+            <w:r>
+              <w:t xml:space="preserve"> </w:t>
+            </w:r>
+            <w:hyperlink r:id="rId12">
+              <w:r>
+                <w:rPr>
+                  <w:rStyle w:val="Hyperlink"/>
+                  <w:b/>
+                  <w:bCs/>
+                </w:rPr>
+                <w:t xml:space="preserve">PEI-IEMS-V3-2026.docx</w:t>
+              </w:r>
+            </w:hyperlink>
+          </w:p>
+          <w:p/>
+        </w:tc>
+      </w:tr>
+    </w:tbl>
+    <w:bookmarkEnd w:id="13"/>
+    <w:bookmarkStart w:id="14" w:name="presentacion"/>
     <w:p>
       <w:pPr>
         <w:pStyle w:val="Heading1"/>
@@ -336,28 +254,6 @@
       </w:pPr>
       <w:r>
         <w:t xml:space="preserve">La Institución Educativa Mariscal Sucre de Manizales es un establecimiento oficial, mixto y multijornada que unifica tres sedes bajo un único Proyecto Educativo Institucional (PEI) basado en el modelo de Escuela Activa, priorizando el trabajo colaborativo, la autonomía y la inclusión. La institución atiende a una población diversa y vulnerable, incluyendo un 23.34% de estudiantes con discapacidad, mediante modelos educativos flexibles como Caminar en Secundaria, CLEI y didácticas GEEMPA, buscando fomentar el desarrollo humano y la articulación con la educación superior a través del programa La Universidad en tu Colegio.</w:t>
-      </w:r>
-    </w:p>
-    <w:p>
-      <w:pPr>
-        <w:pStyle w:val="BodyText"/>
-      </w:pPr>
-      <w:r>
-        <w:rPr>
-          <w:b/>
-          <w:bCs/>
-        </w:rPr>
-        <w:t xml:space="preserve">Tabla 1</w:t>
-      </w:r>
-      <w:r>
-        <w:t xml:space="preserve"> </w:t>
-      </w:r>
-      <w:r>
-        <w:rPr>
-          <w:i/>
-          <w:iCs/>
-        </w:rPr>
-        <w:t xml:space="preserve">Matriz Técnica de Resignificación Estratégica del PEI</w:t>
       </w:r>
     </w:p>
     <w:p>
@@ -800,28 +696,6 @@
         <w:pict>
           <v:rect style="width:0;height:1.5pt" o:hralign="center" o:hrstd="t" o:hr="t"/>
         </w:pict>
-      </w:r>
-    </w:p>
-    <w:p>
-      <w:pPr>
-        <w:pStyle w:val="FirstParagraph"/>
-      </w:pPr>
-      <w:r>
-        <w:rPr>
-          <w:b/>
-          <w:bCs/>
-        </w:rPr>
-        <w:t xml:space="preserve">Tabla 2</w:t>
-      </w:r>
-      <w:r>
-        <w:t xml:space="preserve"> </w:t>
-      </w:r>
-      <w:r>
-        <w:rPr>
-          <w:i/>
-          <w:iCs/>
-        </w:rPr>
-        <w:t xml:space="preserve">Matriz Técnica de Seguimiento y Evaluación de Resultados del PEI</w:t>
       </w:r>
     </w:p>
     <w:p>
@@ -1618,8 +1492,8 @@
         </w:tc>
       </w:tr>
     </w:tbl>
-    <w:bookmarkEnd w:id="17"/>
-    <w:bookmarkStart w:id="18" w:name="indice-de-inclusion"/>
+    <w:bookmarkEnd w:id="14"/>
+    <w:bookmarkStart w:id="15" w:name="indice-de-inclusion"/>
     <w:p>
       <w:pPr>
         <w:pStyle w:val="Heading1"/>
@@ -1658,23 +1532,9 @@
     </w:p>
     <w:p>
       <w:pPr>
-        <w:pStyle w:val="BodyText"/>
-      </w:pPr>
-      <w:r>
-        <w:rPr>
-          <w:b/>
-          <w:bCs/>
-        </w:rPr>
-        <w:t xml:space="preserve">Tabla 3</w:t>
-      </w:r>
-      <w:r>
-        <w:t xml:space="preserve"> </w:t>
-      </w:r>
-      <w:r>
-        <w:rPr>
-          <w:i/>
-          <w:iCs/>
-        </w:rPr>
+        <w:pStyle w:val="TableCaption"/>
+      </w:pPr>
+      <w:r>
         <w:t xml:space="preserve">Resultado Histórico Índice de Inclusión IEMS</w:t>
       </w:r>
     </w:p>
@@ -1684,6 +1544,7 @@
         <w:tblW w:type="pct" w:w="5000"/>
         <w:tblLayout w:type="fixed"/>
         <w:tblLook w:firstRow="1" w:lastRow="0" w:firstColumn="0" w:lastColumn="0" w:noHBand="0" w:noVBand="0" w:val="0020"/>
+        <w:tblCaption w:val="Resultado Histórico Índice de Inclusión IEMS"/>
       </w:tblPr>
       <w:tblGrid>
         <w:gridCol w:w="1370"/>
@@ -2115,23 +1976,9 @@
     </w:p>
     <w:p>
       <w:pPr>
-        <w:pStyle w:val="FirstParagraph"/>
-      </w:pPr>
-      <w:r>
-        <w:rPr>
-          <w:b/>
-          <w:bCs/>
-        </w:rPr>
-        <w:t xml:space="preserve">Tabla 4</w:t>
-      </w:r>
-      <w:r>
-        <w:t xml:space="preserve"> </w:t>
-      </w:r>
-      <w:r>
-        <w:rPr>
-          <w:i/>
-          <w:iCs/>
-        </w:rPr>
+        <w:pStyle w:val="TableCaption"/>
+      </w:pPr>
+      <w:r>
         <w:t xml:space="preserve">Clasificación Discapacidad según SIMAT 2026 IEMS</w:t>
       </w:r>
     </w:p>
@@ -2140,6 +1987,7 @@
         <w:tblStyle w:val="Table"/>
         <w:tblW w:type="auto" w:w="0"/>
         <w:tblLook w:firstRow="1" w:lastRow="0" w:firstColumn="0" w:lastColumn="0" w:noHBand="0" w:noVBand="0" w:val="0020"/>
+        <w:tblCaption w:val="Clasificación Discapacidad según SIMAT 2026 IEMS"/>
       </w:tblPr>
       <w:tblGrid>
         <w:gridCol w:w="3960"/>
@@ -2326,24 +2174,10 @@
     </w:p>
     <w:p>
       <w:pPr>
-        <w:pStyle w:val="FirstParagraph"/>
-      </w:pPr>
-      <w:r>
-        <w:rPr>
-          <w:b/>
-          <w:bCs/>
-        </w:rPr>
-        <w:t xml:space="preserve">Tabla 5</w:t>
-      </w:r>
-      <w:r>
-        <w:t xml:space="preserve"> </w:t>
-      </w:r>
-      <w:r>
-        <w:rPr>
-          <w:i/>
-          <w:iCs/>
-        </w:rPr>
-        <w:t xml:space="preserve">Promoción Estudiantes Caracterizados 202</w:t>
+        <w:pStyle w:val="TableCaption"/>
+      </w:pPr>
+      <w:r>
+        <w:t xml:space="preserve">Promoción Estudiantes Caracterizados 2025</w:t>
       </w:r>
     </w:p>
     <w:tbl>
@@ -2352,6 +2186,7 @@
         <w:tblW w:type="pct" w:w="5000"/>
         <w:tblLayout w:type="fixed"/>
         <w:tblLook w:firstRow="1" w:lastRow="0" w:firstColumn="0" w:lastColumn="0" w:noHBand="0" w:noVBand="0" w:val="0020"/>
+        <w:tblCaption w:val="Promoción Estudiantes Caracterizados 2025"/>
       </w:tblPr>
       <w:tblGrid>
         <w:gridCol w:w="1230"/>
@@ -14199,36 +14034,14 @@
         </w:tc>
       </w:tr>
     </w:tbl>
-    <w:bookmarkEnd w:id="18"/>
-    <w:bookmarkStart w:id="19" w:name="marco-legal"/>
+    <w:bookmarkEnd w:id="15"/>
+    <w:bookmarkStart w:id="16" w:name="marco-legal"/>
     <w:p>
       <w:pPr>
         <w:pStyle w:val="Heading1"/>
       </w:pPr>
       <w:r>
         <w:t xml:space="preserve">MARCO LEGAL</w:t>
-      </w:r>
-    </w:p>
-    <w:p>
-      <w:pPr>
-        <w:pStyle w:val="FirstParagraph"/>
-      </w:pPr>
-      <w:r>
-        <w:rPr>
-          <w:b/>
-          <w:bCs/>
-        </w:rPr>
-        <w:t xml:space="preserve">Tabla 7</w:t>
-      </w:r>
-      <w:r>
-        <w:t xml:space="preserve"> </w:t>
-      </w:r>
-      <w:r>
-        <w:rPr>
-          <w:i/>
-          <w:iCs/>
-        </w:rPr>
-        <w:t xml:space="preserve">Matriz Técnica de Soporte Legal para la Educación Inclusiva</w:t>
       </w:r>
     </w:p>
     <w:p>
@@ -15056,14 +14869,764 @@
         </w:tc>
       </w:tr>
     </w:tbl>
+    <w:bookmarkEnd w:id="16"/>
+    <w:bookmarkStart w:id="17" w:name="información-general-iems"/>
+    <w:p>
+      <w:pPr>
+        <w:pStyle w:val="Heading1"/>
+      </w:pPr>
+      <w:r>
+        <w:t xml:space="preserve">Información General IEMS</w:t>
+      </w:r>
+    </w:p>
+    <w:p>
+      <w:pPr>
+        <w:pStyle w:val="FirstParagraph"/>
+      </w:pPr>
+      <w:r>
+        <w:t xml:space="preserve">IDENTIFICACIÓN DEL ESTABLECIMIENTO EDUCATIVO</w:t>
+      </w:r>
+    </w:p>
+    <w:p>
+      <w:pPr>
+        <w:pStyle w:val="BodyText"/>
+      </w:pPr>
+      <w:r>
+        <w:t xml:space="preserve">Nombre de la Institución</w:t>
+      </w:r>
+    </w:p>
+    <w:p>
+      <w:pPr>
+        <w:pStyle w:val="BodyText"/>
+      </w:pPr>
+      <w:r>
+        <w:t xml:space="preserve">INSTITUCIÓN EDUCATIVA MARISCAL SUCRE</w:t>
+      </w:r>
+    </w:p>
+    <w:p>
+      <w:pPr>
+        <w:pStyle w:val="BodyText"/>
+      </w:pPr>
+      <w:r>
+        <w:t xml:space="preserve">Carácter</w:t>
+      </w:r>
+    </w:p>
+    <w:p>
+      <w:pPr>
+        <w:pStyle w:val="BodyText"/>
+      </w:pPr>
+      <w:r>
+        <w:t xml:space="preserve">Oficial</w:t>
+      </w:r>
+    </w:p>
+    <w:p>
+      <w:pPr>
+        <w:pStyle w:val="BodyText"/>
+      </w:pPr>
+      <w:r>
+        <w:t xml:space="preserve">Zona</w:t>
+      </w:r>
+    </w:p>
+    <w:p>
+      <w:pPr>
+        <w:pStyle w:val="BodyText"/>
+      </w:pPr>
+      <w:r>
+        <w:t xml:space="preserve">Urbana</w:t>
+      </w:r>
+    </w:p>
+    <w:p>
+      <w:pPr>
+        <w:pStyle w:val="BodyText"/>
+      </w:pPr>
+      <w:r>
+        <w:t xml:space="preserve">Dirección, Teléfono, E-mail</w:t>
+      </w:r>
+    </w:p>
+    <w:p>
+      <w:pPr>
+        <w:pStyle w:val="BodyText"/>
+      </w:pPr>
+      <w:r>
+        <w:t xml:space="preserve">Carrera 16 No. 63-15 Urbanización La Toscana. Tel. 8900119</w:t>
+      </w:r>
+      <w:r>
+        <w:t xml:space="preserve"> </w:t>
+      </w:r>
+      <w:r>
+        <w:t xml:space="preserve">iemariscalsucre@semmanizales.edu.co</w:t>
+      </w:r>
+    </w:p>
+    <w:p>
+      <w:pPr>
+        <w:pStyle w:val="BodyText"/>
+      </w:pPr>
+      <w:r>
+        <w:t xml:space="preserve">Comuna, Núcleo o Corregimiento</w:t>
+      </w:r>
+    </w:p>
+    <w:p>
+      <w:pPr>
+        <w:pStyle w:val="BodyText"/>
+      </w:pPr>
+      <w:r>
+        <w:t xml:space="preserve">Comuna Eco turística Cerro de Oro</w:t>
+      </w:r>
+    </w:p>
+    <w:p>
+      <w:pPr>
+        <w:pStyle w:val="BodyText"/>
+      </w:pPr>
+      <w:r>
+        <w:t xml:space="preserve">Nombre e Identificación del Rector</w:t>
+      </w:r>
+    </w:p>
+    <w:p>
+      <w:pPr>
+        <w:pStyle w:val="BodyText"/>
+      </w:pPr>
+      <w:r>
+        <w:t xml:space="preserve">OSCAR IVAN FRANCO GUTIERREZ.</w:t>
+      </w:r>
+    </w:p>
+    <w:p>
+      <w:pPr>
+        <w:pStyle w:val="BodyText"/>
+      </w:pPr>
+      <w:r>
+        <w:t xml:space="preserve">Dirección, Teléfono y correo electrónico del Rector</w:t>
+      </w:r>
+    </w:p>
+    <w:p>
+      <w:pPr>
+        <w:pStyle w:val="BodyText"/>
+      </w:pPr>
+      <w:r>
+        <w:t xml:space="preserve">oifg1028@hotmail.com</w:t>
+      </w:r>
+    </w:p>
+    <w:p>
+      <w:pPr>
+        <w:pStyle w:val="BodyText"/>
+      </w:pPr>
+      <w:r>
+        <w:t xml:space="preserve">Fecha de Fundación</w:t>
+      </w:r>
+    </w:p>
+    <w:p>
+      <w:pPr>
+        <w:pStyle w:val="BodyText"/>
+      </w:pPr>
+      <w:r>
+        <w:t xml:space="preserve">10 de Febrero de 1969</w:t>
+      </w:r>
+    </w:p>
+    <w:p>
+      <w:pPr>
+        <w:pStyle w:val="BodyText"/>
+      </w:pPr>
+      <w:r>
+        <w:t xml:space="preserve">Última Resolución de Aprobación de Estudios</w:t>
+      </w:r>
+    </w:p>
+    <w:p>
+      <w:pPr>
+        <w:pStyle w:val="BodyText"/>
+      </w:pPr>
+      <w:r>
+        <w:t xml:space="preserve">Res. No. 1470 de noviembre 16 de 2011</w:t>
+      </w:r>
+    </w:p>
+    <w:p>
+      <w:pPr>
+        <w:pStyle w:val="BodyText"/>
+      </w:pPr>
+      <w:r>
+        <w:t xml:space="preserve">Código Dane</w:t>
+      </w:r>
+    </w:p>
+    <w:p>
+      <w:pPr>
+        <w:pStyle w:val="BodyText"/>
+      </w:pPr>
+      <w:r>
+        <w:t xml:space="preserve">DANE: 117001002303 NIT: 890802079-2</w:t>
+      </w:r>
+    </w:p>
+    <w:p>
+      <w:pPr>
+        <w:pStyle w:val="BodyText"/>
+      </w:pPr>
+      <w:r>
+        <w:t xml:space="preserve">Código ICFES</w:t>
+      </w:r>
+    </w:p>
+    <w:p>
+      <w:pPr>
+        <w:pStyle w:val="BodyText"/>
+      </w:pPr>
+      <w:r>
+        <w:t xml:space="preserve">031526</w:t>
+      </w:r>
+    </w:p>
+    <w:p>
+      <w:pPr>
+        <w:pStyle w:val="BodyText"/>
+      </w:pPr>
+      <w:r>
+        <w:t xml:space="preserve">Tipo de Institución (Académica, Técnica, Normal)</w:t>
+      </w:r>
+    </w:p>
+    <w:p>
+      <w:pPr>
+        <w:pStyle w:val="BodyText"/>
+      </w:pPr>
+      <w:r>
+        <w:t xml:space="preserve">Académica</w:t>
+      </w:r>
+    </w:p>
+    <w:p>
+      <w:pPr>
+        <w:pStyle w:val="BodyText"/>
+      </w:pPr>
+      <w:r>
+        <w:t xml:space="preserve">Título que otorga</w:t>
+      </w:r>
+    </w:p>
+    <w:p>
+      <w:pPr>
+        <w:pStyle w:val="BodyText"/>
+      </w:pPr>
+      <w:r>
+        <w:t xml:space="preserve">Bachiller Académico</w:t>
+      </w:r>
+    </w:p>
+    <w:p>
+      <w:pPr>
+        <w:pStyle w:val="BodyText"/>
+      </w:pPr>
+      <w:r>
+        <w:t xml:space="preserve">Calendario</w:t>
+      </w:r>
+    </w:p>
+    <w:p>
+      <w:pPr>
+        <w:pStyle w:val="BodyText"/>
+      </w:pPr>
+      <w:r>
+        <w:t xml:space="preserve">A</w:t>
+      </w:r>
+    </w:p>
+    <w:p>
+      <w:pPr>
+        <w:pStyle w:val="BodyText"/>
+      </w:pPr>
+      <w:r>
+        <w:t xml:space="preserve">Grado de Inclusión, el índice de inclusión obtenido según encuesta del año 2015 es de 2.78; 2019 fue 2.94 y el 2024 de 3.24</w:t>
+      </w:r>
+    </w:p>
+    <w:p>
+      <w:pPr>
+        <w:pStyle w:val="BodyText"/>
+      </w:pPr>
+      <w:r>
+        <w:t xml:space="preserve">Se realizan acciones organizadas en las áreas de gestión, las cuales son conocidas por la mayoría de los integrantes de la comunidad educativa)</w:t>
+      </w:r>
+    </w:p>
+    <w:p>
+      <w:pPr>
+        <w:pStyle w:val="BodyText"/>
+      </w:pPr>
+      <w:r>
+        <w:t xml:space="preserve">Niveles que ofrece</w:t>
+      </w:r>
+    </w:p>
+    <w:p>
+      <w:pPr>
+        <w:pStyle w:val="BodyText"/>
+      </w:pPr>
+      <w:r>
+        <w:t xml:space="preserve">Transición, Básica Primaria, Básica Secundaria, Media Académica y educación de Adultos por CLEIs</w:t>
+      </w:r>
+    </w:p>
+    <w:p>
+      <w:pPr>
+        <w:pStyle w:val="BodyText"/>
+      </w:pPr>
+      <w:r>
+        <w:t xml:space="preserve">Sedes: Nombres y Direcciones</w:t>
+      </w:r>
+    </w:p>
+    <w:p>
+      <w:pPr>
+        <w:pStyle w:val="BodyText"/>
+      </w:pPr>
+      <w:r>
+        <w:t xml:space="preserve">Sede Principal: Mariscal Sucre. Carrera 16 No. 63-15 Urbanización La Toscana;</w:t>
+      </w:r>
+    </w:p>
+    <w:p>
+      <w:pPr>
+        <w:pStyle w:val="BodyText"/>
+      </w:pPr>
+      <w:r>
+        <w:t xml:space="preserve">Sede C: John F. Kennedy, Calle 62 No. 11B 45</w:t>
+      </w:r>
+    </w:p>
+    <w:p>
+      <w:pPr>
+        <w:pStyle w:val="BodyText"/>
+      </w:pPr>
+      <w:r>
+        <w:t xml:space="preserve">Sede D: Ricardo Flórez, Calle 63 No. 13-30</w:t>
+      </w:r>
+    </w:p>
+    <w:p>
+      <w:pPr>
+        <w:pStyle w:val="BodyText"/>
+      </w:pPr>
+      <w:r>
+        <w:t xml:space="preserve">Número de Grupos por Niveles</w:t>
+      </w:r>
+    </w:p>
+    <w:p>
+      <w:pPr>
+        <w:pStyle w:val="BodyText"/>
+      </w:pPr>
+      <w:r>
+        <w:t xml:space="preserve">Preescolar: 1</w:t>
+      </w:r>
+    </w:p>
+    <w:p>
+      <w:pPr>
+        <w:pStyle w:val="BodyText"/>
+      </w:pPr>
+      <w:r>
+        <w:t xml:space="preserve">Básica Primaria:9</w:t>
+      </w:r>
+    </w:p>
+    <w:p>
+      <w:pPr>
+        <w:pStyle w:val="BodyText"/>
+      </w:pPr>
+      <w:r>
+        <w:t xml:space="preserve">Básica Secundaria: 6</w:t>
+      </w:r>
+    </w:p>
+    <w:p>
+      <w:pPr>
+        <w:pStyle w:val="BodyText"/>
+      </w:pPr>
+      <w:r>
+        <w:t xml:space="preserve">Modelos Flexibles: 7</w:t>
+      </w:r>
+    </w:p>
+    <w:p>
+      <w:pPr>
+        <w:pStyle w:val="BodyText"/>
+      </w:pPr>
+      <w:r>
+        <w:t xml:space="preserve">Media Académica: 5</w:t>
+      </w:r>
+    </w:p>
+    <w:p>
+      <w:pPr>
+        <w:pStyle w:val="BodyText"/>
+      </w:pPr>
+      <w:r>
+        <w:t xml:space="preserve">Total: 28 grupos</w:t>
+      </w:r>
+    </w:p>
+    <w:p>
+      <w:pPr>
+        <w:pStyle w:val="BodyText"/>
+      </w:pPr>
+      <w:r>
+        <w:t xml:space="preserve">Matrícula actual por niveles:</w:t>
+      </w:r>
+    </w:p>
+    <w:p>
+      <w:pPr>
+        <w:pStyle w:val="BodyText"/>
+      </w:pPr>
+      <w:r>
+        <w:t xml:space="preserve">Preescolar: 23</w:t>
+      </w:r>
+    </w:p>
+    <w:p>
+      <w:pPr>
+        <w:pStyle w:val="BodyText"/>
+      </w:pPr>
+      <w:r>
+        <w:t xml:space="preserve">Primaria: 176</w:t>
+      </w:r>
+    </w:p>
+    <w:p>
+      <w:pPr>
+        <w:pStyle w:val="BodyText"/>
+      </w:pPr>
+      <w:r>
+        <w:t xml:space="preserve">Primaria y secundaria Geempa: 114</w:t>
+      </w:r>
+    </w:p>
+    <w:p>
+      <w:pPr>
+        <w:pStyle w:val="BodyText"/>
+      </w:pPr>
+      <w:r>
+        <w:t xml:space="preserve">Secundaria: 156</w:t>
+      </w:r>
+    </w:p>
+    <w:p>
+      <w:pPr>
+        <w:pStyle w:val="BodyText"/>
+      </w:pPr>
+      <w:r>
+        <w:t xml:space="preserve">Caminando en Secundaria:44</w:t>
+      </w:r>
+    </w:p>
+    <w:p>
+      <w:pPr>
+        <w:pStyle w:val="BodyText"/>
+      </w:pPr>
+      <w:r>
+        <w:t xml:space="preserve">Media: 134</w:t>
+      </w:r>
+    </w:p>
+    <w:p>
+      <w:pPr>
+        <w:pStyle w:val="BodyText"/>
+      </w:pPr>
+      <w:r>
+        <w:t xml:space="preserve">Total: 647</w:t>
+      </w:r>
+    </w:p>
+    <w:p>
+      <w:pPr>
+        <w:pStyle w:val="BodyText"/>
+      </w:pPr>
+      <w:r>
+        <w:t xml:space="preserve">Número de Docentes por Niveles:</w:t>
+      </w:r>
+    </w:p>
+    <w:p>
+      <w:pPr>
+        <w:pStyle w:val="BodyText"/>
+      </w:pPr>
+      <w:r>
+        <w:t xml:space="preserve">Preescolar: 2</w:t>
+      </w:r>
+    </w:p>
+    <w:p>
+      <w:pPr>
+        <w:pStyle w:val="BodyText"/>
+      </w:pPr>
+      <w:r>
+        <w:t xml:space="preserve">Didácticas Flexibles: 6</w:t>
+      </w:r>
+    </w:p>
+    <w:p>
+      <w:pPr>
+        <w:pStyle w:val="BodyText"/>
+      </w:pPr>
+      <w:r>
+        <w:t xml:space="preserve">Básica Primaria: 8</w:t>
+      </w:r>
+    </w:p>
+    <w:p>
+      <w:pPr>
+        <w:pStyle w:val="BodyText"/>
+      </w:pPr>
+      <w:r>
+        <w:t xml:space="preserve">Básica Secundaria y Media: 21</w:t>
+      </w:r>
+    </w:p>
+    <w:p>
+      <w:pPr>
+        <w:pStyle w:val="BodyText"/>
+      </w:pPr>
+      <w:r>
+        <w:t xml:space="preserve">Total: 34</w:t>
+      </w:r>
+    </w:p>
+    <w:p>
+      <w:pPr>
+        <w:pStyle w:val="BodyText"/>
+      </w:pPr>
+      <w:r>
+        <w:t xml:space="preserve">Número de Directivos</w:t>
+      </w:r>
+    </w:p>
+    <w:p>
+      <w:pPr>
+        <w:pStyle w:val="BodyText"/>
+      </w:pPr>
+      <w:r>
+        <w:t xml:space="preserve">Rector: 1</w:t>
+      </w:r>
+    </w:p>
+    <w:p>
+      <w:pPr>
+        <w:pStyle w:val="BodyText"/>
+      </w:pPr>
+      <w:r>
+        <w:t xml:space="preserve">Coordinadores: 1</w:t>
+      </w:r>
+    </w:p>
+    <w:p>
+      <w:pPr>
+        <w:pStyle w:val="BodyText"/>
+      </w:pPr>
+      <w:r>
+        <w:t xml:space="preserve">Número de Administrativos y de Servicios Generales</w:t>
+      </w:r>
+    </w:p>
+    <w:p>
+      <w:pPr>
+        <w:pStyle w:val="BodyText"/>
+      </w:pPr>
+      <w:r>
+        <w:t xml:space="preserve">1 secretaria, 1 tesorera, 1 servicios generales.</w:t>
+      </w:r>
+    </w:p>
+    <w:p>
+      <w:pPr>
+        <w:pStyle w:val="BodyText"/>
+      </w:pPr>
+      <w:r>
+        <w:t xml:space="preserve">Jornadas y Horarios:</w:t>
+      </w:r>
+    </w:p>
+    <w:p>
+      <w:pPr>
+        <w:pStyle w:val="BodyText"/>
+      </w:pPr>
+      <w:r>
+        <w:t xml:space="preserve">Mañana:</w:t>
+      </w:r>
+    </w:p>
+    <w:p>
+      <w:pPr>
+        <w:pStyle w:val="BodyText"/>
+      </w:pPr>
+      <w:r>
+        <w:t xml:space="preserve">7:00 am a 1:00 pm. Sede Principal</w:t>
+      </w:r>
+    </w:p>
+    <w:p>
+      <w:pPr>
+        <w:pStyle w:val="BodyText"/>
+      </w:pPr>
+      <w:r>
+        <w:t xml:space="preserve">Mañana: caminando la secundaria</w:t>
+      </w:r>
+    </w:p>
+    <w:p>
+      <w:pPr>
+        <w:pStyle w:val="BodyText"/>
+      </w:pPr>
+      <w:r>
+        <w:t xml:space="preserve">7.== AM – 1:00 PM</w:t>
+      </w:r>
+    </w:p>
+    <w:p>
+      <w:pPr>
+        <w:pStyle w:val="BodyText"/>
+      </w:pPr>
+      <w:r>
+        <w:t xml:space="preserve">Unica:</w:t>
+      </w:r>
+    </w:p>
+    <w:p>
+      <w:pPr>
+        <w:pStyle w:val="BodyText"/>
+      </w:pPr>
+      <w:r>
+        <w:t xml:space="preserve">7:00 – 12:30 Transición</w:t>
+      </w:r>
+    </w:p>
+    <w:p>
+      <w:pPr>
+        <w:pStyle w:val="BodyText"/>
+      </w:pPr>
+      <w:r>
+        <w:t xml:space="preserve">7:00 a.m. a 2:00 primaria</w:t>
+      </w:r>
+    </w:p>
+    <w:p>
+      <w:pPr>
+        <w:pStyle w:val="BodyText"/>
+      </w:pPr>
+      <w:r>
+        <w:t xml:space="preserve">7:00 am – 2:30 secundaria (6°, 7°,8° y 9°)</w:t>
+      </w:r>
+    </w:p>
+    <w:p>
+      <w:pPr>
+        <w:pStyle w:val="BodyText"/>
+      </w:pPr>
+      <w:r>
+        <w:t xml:space="preserve">Certificado de Bomberos</w:t>
+      </w:r>
+    </w:p>
+    <w:p>
+      <w:pPr>
+        <w:pStyle w:val="BodyText"/>
+      </w:pPr>
+      <w:r>
+        <w:t xml:space="preserve">Nº 4332 de junio 23 de 2010</w:t>
+      </w:r>
+    </w:p>
+    <w:p>
+      <w:pPr>
+        <w:pStyle w:val="BodyText"/>
+      </w:pPr>
+      <w:r>
+        <w:t xml:space="preserve">Acuerdo del Consejo Directivo de adopción del PEI</w:t>
+      </w:r>
+    </w:p>
+    <w:p>
+      <w:pPr>
+        <w:pStyle w:val="BodyText"/>
+      </w:pPr>
+      <w:r>
+        <w:t xml:space="preserve">006 de junio 2de 2026</w:t>
+      </w:r>
+    </w:p>
+    <w:p>
+      <w:pPr>
+        <w:pStyle w:val="BodyText"/>
+      </w:pPr>
+      <w:r>
+        <w:t xml:space="preserve">Indice de inclusión</w:t>
+      </w:r>
+    </w:p>
+    <w:p>
+      <w:pPr>
+        <w:pStyle w:val="BodyText"/>
+      </w:pPr>
+      <w:r>
+        <w:t xml:space="preserve">3.24</w:t>
+      </w:r>
+    </w:p>
+    <w:p>
+      <w:pPr>
+        <w:pStyle w:val="BodyText"/>
+      </w:pPr>
+      <w:r>
+        <w:t xml:space="preserve">Licencia de funcionamiento</w:t>
+      </w:r>
+    </w:p>
+    <w:p>
+      <w:pPr>
+        <w:pStyle w:val="BodyText"/>
+      </w:pPr>
+      <w:r>
+        <w:t xml:space="preserve">Resolución Nº 1740 de noviembre 16 de 2011</w:t>
+      </w:r>
+    </w:p>
+    <w:p>
+      <w:pPr>
+        <w:pStyle w:val="BodyText"/>
+      </w:pPr>
+      <w:r>
+        <w:t xml:space="preserve">: Información General IEMS {.responsive #tbl-informacion-general}</w:t>
+      </w:r>
+    </w:p>
+    <w:bookmarkEnd w:id="17"/>
+    <w:bookmarkStart w:id="18" w:name="introduccion"/>
+    <w:p>
+      <w:pPr>
+        <w:pStyle w:val="Heading1"/>
+      </w:pPr>
+      <w:r>
+        <w:t xml:space="preserve">INTRODUCCION</w:t>
+      </w:r>
+    </w:p>
+    <w:p>
+      <w:pPr>
+        <w:pStyle w:val="FirstParagraph"/>
+      </w:pPr>
+      <w:r>
+        <w:t xml:space="preserve">El presente Proyecto Educativo Institucional (PEI) de la Institución Educativa Mariscal Sucre condensa su enfoque epistemológico, humanista e inclusivo, el cual contextualiza las directrices legales de Colombia para potenciar el desarrollo humano individual, familiar y social en los niveles de preescolar, básica y media académica.</w:t>
+      </w:r>
+    </w:p>
+    <w:p>
+      <w:pPr>
+        <w:pStyle w:val="BodyText"/>
+      </w:pPr>
+      <w:r>
+        <w:t xml:space="preserve">Desde una perspectiva de democratización del conocimiento, interpluralidad y mediación tecnológica, este proyecto prescribe un currículo común, flexible y adaptado que garantiza la equidad, la calidad y el reconocimiento de las diversas formas de aprendizaje mediante apoyos específicos para la población vulnerable.</w:t>
+      </w:r>
+    </w:p>
+    <w:p>
+      <w:pPr>
+        <w:pStyle w:val="BodyText"/>
+      </w:pPr>
+      <w:r>
+        <w:t xml:space="preserve">Asimismo, el PEI busca sensibilizar a la comunidad hacia la reflexión crítica y la transformación de su realidad educativa, fundamentando su acción pedagógica comunitaria en la investigación, el aprendizaje cooperativo, la articulación con la educación superior y los principios del Modelo Pedagógico Escuela Activa.</w:t>
+      </w:r>
+    </w:p>
+    <w:bookmarkEnd w:id="18"/>
+    <w:bookmarkStart w:id="19" w:name="justificacion"/>
+    <w:p>
+      <w:pPr>
+        <w:pStyle w:val="Heading1"/>
+      </w:pPr>
+      <w:r>
+        <w:t xml:space="preserve">JUSTIFICACION</w:t>
+      </w:r>
+    </w:p>
+    <w:p>
+      <w:pPr>
+        <w:pStyle w:val="FirstParagraph"/>
+      </w:pPr>
+      <w:r>
+        <w:t xml:space="preserve">El presente Proyecto Educativo Institucional (PEI) de la Institución Educativa Mariscal Sucre sintetiza su pensamiento epistemológico, pedagógico e inclusivo para responder a las directrices legales colombianas y potenciar el desarrollo humano integral a través del fortalecimiento de competencias básicas, ciudadanas y laborales.</w:t>
+      </w:r>
+    </w:p>
+    <w:p>
+      <w:pPr>
+        <w:pStyle w:val="BodyText"/>
+      </w:pPr>
+      <w:r>
+        <w:t xml:space="preserve">Mediante la democratización del conocimiento, la transdisciplinariedad y el uso de las tecnologías, el PEI prescribe un currículo común, flexible y adaptado a la diversidad que asegura una educación equitativa, justa y con los apoyos específicos que requiere la población más vulnerable.</w:t>
+      </w:r>
+    </w:p>
+    <w:p>
+      <w:pPr>
+        <w:pStyle w:val="BodyText"/>
+      </w:pPr>
+      <w:r>
+        <w:t xml:space="preserve">De este modo, la institución consolida una acción pedagógica comunitaria con enfoque humanista y basada en el Modelo Pedagógico Escuela Activa Urbana, la cual promueve la competencia investigativa, el aprendizaje cooperativo y la transformación constante de los procesos educativos institucionales.</w:t>
+      </w:r>
+    </w:p>
     <w:bookmarkEnd w:id="19"/>
-    <w:bookmarkStart w:id="20" w:name="información-general-iems"/>
+    <w:bookmarkStart w:id="23" w:name="plan-de-mejoramiento-institucional-pmi"/>
     <w:p>
       <w:pPr>
         <w:pStyle w:val="Heading1"/>
       </w:pPr>
       <w:r>
-        <w:t xml:space="preserve">Información General IEMS</w:t>
+        <w:t xml:space="preserve">PLAN DE MEJORAMIENTO INSTITUCIONAL (PMI)</w:t>
+      </w:r>
+    </w:p>
+    <w:bookmarkStart w:id="22" w:name="Xa0d846ddf88351c2fd004ad72554b60d3fbf21f"/>
+    <w:p>
+      <w:pPr>
+        <w:pStyle w:val="Heading2"/>
+      </w:pPr>
+      <w:r>
+        <w:t xml:space="preserve">📋 FICHA TÉCNICA: PLAN DE MEJORAMIENTO INSTITUCIONAL (PMI)</w:t>
+      </w:r>
+    </w:p>
+    <w:bookmarkStart w:id="20" w:name="contextualización-y-propósito-del-plan"/>
+    <w:p>
+      <w:pPr>
+        <w:pStyle w:val="Heading3"/>
+      </w:pPr>
+      <w:r>
+        <w:t xml:space="preserve">1. Contextualización y Propósito del Plan</w:t>
       </w:r>
     </w:p>
     <w:p>
@@ -15071,792 +15634,14 @@
         <w:pStyle w:val="FirstParagraph"/>
       </w:pPr>
       <w:r>
-        <w:rPr>
-          <w:b/>
-          <w:bCs/>
-        </w:rPr>
-        <w:t xml:space="preserve">Tabla 6</w:t>
-      </w:r>
-      <w:r>
-        <w:t xml:space="preserve"> </w:t>
-      </w:r>
-      <w:r>
-        <w:rPr>
-          <w:i/>
-          <w:iCs/>
-        </w:rPr>
-        <w:t xml:space="preserve">Información General IEMS</w:t>
-      </w:r>
-    </w:p>
-    <w:p>
-      <w:pPr>
-        <w:pStyle w:val="BodyText"/>
-      </w:pPr>
-      <w:r>
-        <w:t xml:space="preserve">IDENTIFICACIÓN DEL ESTABLECIMIENTO EDUCATIVO</w:t>
-      </w:r>
-    </w:p>
-    <w:p>
-      <w:pPr>
-        <w:pStyle w:val="BodyText"/>
-      </w:pPr>
-      <w:r>
-        <w:t xml:space="preserve">Nombre de la Institución</w:t>
-      </w:r>
-    </w:p>
-    <w:p>
-      <w:pPr>
-        <w:pStyle w:val="BodyText"/>
-      </w:pPr>
-      <w:r>
-        <w:t xml:space="preserve">INSTITUCIÓN EDUCATIVA MARISCAL SUCRE</w:t>
-      </w:r>
-    </w:p>
-    <w:p>
-      <w:pPr>
-        <w:pStyle w:val="BodyText"/>
-      </w:pPr>
-      <w:r>
-        <w:t xml:space="preserve">Carácter</w:t>
-      </w:r>
-    </w:p>
-    <w:p>
-      <w:pPr>
-        <w:pStyle w:val="BodyText"/>
-      </w:pPr>
-      <w:r>
-        <w:t xml:space="preserve">Oficial</w:t>
-      </w:r>
-    </w:p>
-    <w:p>
-      <w:pPr>
-        <w:pStyle w:val="BodyText"/>
-      </w:pPr>
-      <w:r>
-        <w:t xml:space="preserve">Zona</w:t>
-      </w:r>
-    </w:p>
-    <w:p>
-      <w:pPr>
-        <w:pStyle w:val="BodyText"/>
-      </w:pPr>
-      <w:r>
-        <w:t xml:space="preserve">Urbana</w:t>
-      </w:r>
-    </w:p>
-    <w:p>
-      <w:pPr>
-        <w:pStyle w:val="BodyText"/>
-      </w:pPr>
-      <w:r>
-        <w:t xml:space="preserve">Dirección, Teléfono, E-mail</w:t>
-      </w:r>
-    </w:p>
-    <w:p>
-      <w:pPr>
-        <w:pStyle w:val="BodyText"/>
-      </w:pPr>
-      <w:r>
-        <w:t xml:space="preserve">Carrera 16 No. 63-15 Urbanización La Toscana. Tel. 8900119</w:t>
-      </w:r>
-      <w:r>
-        <w:t xml:space="preserve"> </w:t>
-      </w:r>
-      <w:r>
-        <w:t xml:space="preserve">iemariscalsucre@semmanizales.edu.co</w:t>
-      </w:r>
-    </w:p>
-    <w:p>
-      <w:pPr>
-        <w:pStyle w:val="BodyText"/>
-      </w:pPr>
-      <w:r>
-        <w:t xml:space="preserve">Comuna, Núcleo o Corregimiento</w:t>
-      </w:r>
-    </w:p>
-    <w:p>
-      <w:pPr>
-        <w:pStyle w:val="BodyText"/>
-      </w:pPr>
-      <w:r>
-        <w:t xml:space="preserve">Comuna Eco turística Cerro de Oro</w:t>
-      </w:r>
-    </w:p>
-    <w:p>
-      <w:pPr>
-        <w:pStyle w:val="BodyText"/>
-      </w:pPr>
-      <w:r>
-        <w:t xml:space="preserve">Nombre e Identificación del Rector</w:t>
-      </w:r>
-    </w:p>
-    <w:p>
-      <w:pPr>
-        <w:pStyle w:val="BodyText"/>
-      </w:pPr>
-      <w:r>
-        <w:t xml:space="preserve">OSCAR IVAN FRANCO GUTIERREZ.</w:t>
-      </w:r>
-    </w:p>
-    <w:p>
-      <w:pPr>
-        <w:pStyle w:val="BodyText"/>
-      </w:pPr>
-      <w:r>
-        <w:t xml:space="preserve">Dirección, Teléfono y correo electrónico del Rector</w:t>
-      </w:r>
-    </w:p>
-    <w:p>
-      <w:pPr>
-        <w:pStyle w:val="BodyText"/>
-      </w:pPr>
-      <w:r>
-        <w:t xml:space="preserve">oifg1028@hotmail.com</w:t>
-      </w:r>
-    </w:p>
-    <w:p>
-      <w:pPr>
-        <w:pStyle w:val="BodyText"/>
-      </w:pPr>
-      <w:r>
-        <w:t xml:space="preserve">Fecha de Fundación</w:t>
-      </w:r>
-    </w:p>
-    <w:p>
-      <w:pPr>
-        <w:pStyle w:val="BodyText"/>
-      </w:pPr>
-      <w:r>
-        <w:t xml:space="preserve">10 de Febrero de 1969</w:t>
-      </w:r>
-    </w:p>
-    <w:p>
-      <w:pPr>
-        <w:pStyle w:val="BodyText"/>
-      </w:pPr>
-      <w:r>
-        <w:t xml:space="preserve">Última Resolución de Aprobación de Estudios</w:t>
-      </w:r>
-    </w:p>
-    <w:p>
-      <w:pPr>
-        <w:pStyle w:val="BodyText"/>
-      </w:pPr>
-      <w:r>
-        <w:t xml:space="preserve">Res. No. 1470 de noviembre 16 de 2011</w:t>
-      </w:r>
-    </w:p>
-    <w:p>
-      <w:pPr>
-        <w:pStyle w:val="BodyText"/>
-      </w:pPr>
-      <w:r>
-        <w:t xml:space="preserve">Código Dane</w:t>
-      </w:r>
-    </w:p>
-    <w:p>
-      <w:pPr>
-        <w:pStyle w:val="BodyText"/>
-      </w:pPr>
-      <w:r>
-        <w:t xml:space="preserve">DANE: 117001002303 NIT: 890802079-2</w:t>
-      </w:r>
-    </w:p>
-    <w:p>
-      <w:pPr>
-        <w:pStyle w:val="BodyText"/>
-      </w:pPr>
-      <w:r>
-        <w:t xml:space="preserve">Código ICFES</w:t>
-      </w:r>
-    </w:p>
-    <w:p>
-      <w:pPr>
-        <w:pStyle w:val="BodyText"/>
-      </w:pPr>
-      <w:r>
-        <w:t xml:space="preserve">031526</w:t>
-      </w:r>
-    </w:p>
-    <w:p>
-      <w:pPr>
-        <w:pStyle w:val="BodyText"/>
-      </w:pPr>
-      <w:r>
-        <w:t xml:space="preserve">Tipo de Institución (Académica, Técnica, Normal)</w:t>
-      </w:r>
-    </w:p>
-    <w:p>
-      <w:pPr>
-        <w:pStyle w:val="BodyText"/>
-      </w:pPr>
-      <w:r>
-        <w:t xml:space="preserve">Académica</w:t>
-      </w:r>
-    </w:p>
-    <w:p>
-      <w:pPr>
-        <w:pStyle w:val="BodyText"/>
-      </w:pPr>
-      <w:r>
-        <w:t xml:space="preserve">Título que otorga</w:t>
-      </w:r>
-    </w:p>
-    <w:p>
-      <w:pPr>
-        <w:pStyle w:val="BodyText"/>
-      </w:pPr>
-      <w:r>
-        <w:t xml:space="preserve">Bachiller Académico</w:t>
-      </w:r>
-    </w:p>
-    <w:p>
-      <w:pPr>
-        <w:pStyle w:val="BodyText"/>
-      </w:pPr>
-      <w:r>
-        <w:t xml:space="preserve">Calendario</w:t>
-      </w:r>
-    </w:p>
-    <w:p>
-      <w:pPr>
-        <w:pStyle w:val="BodyText"/>
-      </w:pPr>
-      <w:r>
-        <w:t xml:space="preserve">A</w:t>
-      </w:r>
-    </w:p>
-    <w:p>
-      <w:pPr>
-        <w:pStyle w:val="BodyText"/>
-      </w:pPr>
-      <w:r>
-        <w:t xml:space="preserve">Grado de Inclusión, el índice de inclusión obtenido según encuesta del año 2015 es de 2.78; 2019 fue 2.94 y el 2024 de 3.24</w:t>
-      </w:r>
-    </w:p>
-    <w:p>
-      <w:pPr>
-        <w:pStyle w:val="BodyText"/>
-      </w:pPr>
-      <w:r>
-        <w:t xml:space="preserve">Se realizan acciones organizadas en las áreas de gestión, las cuales son conocidas por la mayoría de los integrantes de la comunidad educativa)</w:t>
-      </w:r>
-    </w:p>
-    <w:p>
-      <w:pPr>
-        <w:pStyle w:val="BodyText"/>
-      </w:pPr>
-      <w:r>
-        <w:t xml:space="preserve">Niveles que ofrece</w:t>
-      </w:r>
-    </w:p>
-    <w:p>
-      <w:pPr>
-        <w:pStyle w:val="BodyText"/>
-      </w:pPr>
-      <w:r>
-        <w:t xml:space="preserve">Transición, Básica Primaria, Básica Secundaria, Media Académica y educación de Adultos por CLEIs</w:t>
-      </w:r>
-    </w:p>
-    <w:p>
-      <w:pPr>
-        <w:pStyle w:val="BodyText"/>
-      </w:pPr>
-      <w:r>
-        <w:t xml:space="preserve">Sedes: Nombres y Direcciones</w:t>
-      </w:r>
-    </w:p>
-    <w:p>
-      <w:pPr>
-        <w:pStyle w:val="BodyText"/>
-      </w:pPr>
-      <w:r>
-        <w:t xml:space="preserve">Sede Principal: Mariscal Sucre. Carrera 16 No. 63-15 Urbanización La Toscana;</w:t>
-      </w:r>
-    </w:p>
-    <w:p>
-      <w:pPr>
-        <w:pStyle w:val="BodyText"/>
-      </w:pPr>
-      <w:r>
-        <w:t xml:space="preserve">Sede C: John F. Kennedy, Calle 62 No. 11B 45</w:t>
-      </w:r>
-    </w:p>
-    <w:p>
-      <w:pPr>
-        <w:pStyle w:val="BodyText"/>
-      </w:pPr>
-      <w:r>
-        <w:t xml:space="preserve">Sede D: Ricardo Flórez, Calle 63 No. 13-30</w:t>
-      </w:r>
-    </w:p>
-    <w:p>
-      <w:pPr>
-        <w:pStyle w:val="BodyText"/>
-      </w:pPr>
-      <w:r>
-        <w:t xml:space="preserve">Número de Grupos por Niveles</w:t>
-      </w:r>
-    </w:p>
-    <w:p>
-      <w:pPr>
-        <w:pStyle w:val="BodyText"/>
-      </w:pPr>
-      <w:r>
-        <w:t xml:space="preserve">Preescolar: 1</w:t>
-      </w:r>
-    </w:p>
-    <w:p>
-      <w:pPr>
-        <w:pStyle w:val="BodyText"/>
-      </w:pPr>
-      <w:r>
-        <w:t xml:space="preserve">Básica Primaria:9</w:t>
-      </w:r>
-    </w:p>
-    <w:p>
-      <w:pPr>
-        <w:pStyle w:val="BodyText"/>
-      </w:pPr>
-      <w:r>
-        <w:t xml:space="preserve">Básica Secundaria: 6</w:t>
-      </w:r>
-    </w:p>
-    <w:p>
-      <w:pPr>
-        <w:pStyle w:val="BodyText"/>
-      </w:pPr>
-      <w:r>
-        <w:t xml:space="preserve">Modelos Flexibles: 7</w:t>
-      </w:r>
-    </w:p>
-    <w:p>
-      <w:pPr>
-        <w:pStyle w:val="BodyText"/>
-      </w:pPr>
-      <w:r>
-        <w:t xml:space="preserve">Media Académica: 5</w:t>
-      </w:r>
-    </w:p>
-    <w:p>
-      <w:pPr>
-        <w:pStyle w:val="BodyText"/>
-      </w:pPr>
-      <w:r>
-        <w:t xml:space="preserve">Total: 28 grupos</w:t>
-      </w:r>
-    </w:p>
-    <w:p>
-      <w:pPr>
-        <w:pStyle w:val="BodyText"/>
-      </w:pPr>
-      <w:r>
-        <w:t xml:space="preserve">Matrícula actual por niveles:</w:t>
-      </w:r>
-    </w:p>
-    <w:p>
-      <w:pPr>
-        <w:pStyle w:val="BodyText"/>
-      </w:pPr>
-      <w:r>
-        <w:t xml:space="preserve">Preescolar: 23</w:t>
-      </w:r>
-    </w:p>
-    <w:p>
-      <w:pPr>
-        <w:pStyle w:val="BodyText"/>
-      </w:pPr>
-      <w:r>
-        <w:t xml:space="preserve">Primaria: 176</w:t>
-      </w:r>
-    </w:p>
-    <w:p>
-      <w:pPr>
-        <w:pStyle w:val="BodyText"/>
-      </w:pPr>
-      <w:r>
-        <w:t xml:space="preserve">Primaria y secundaria Geempa: 114</w:t>
-      </w:r>
-    </w:p>
-    <w:p>
-      <w:pPr>
-        <w:pStyle w:val="BodyText"/>
-      </w:pPr>
-      <w:r>
-        <w:t xml:space="preserve">Secundaria: 156</w:t>
-      </w:r>
-    </w:p>
-    <w:p>
-      <w:pPr>
-        <w:pStyle w:val="BodyText"/>
-      </w:pPr>
-      <w:r>
-        <w:t xml:space="preserve">Caminando en Secundaria:44</w:t>
-      </w:r>
-    </w:p>
-    <w:p>
-      <w:pPr>
-        <w:pStyle w:val="BodyText"/>
-      </w:pPr>
-      <w:r>
-        <w:t xml:space="preserve">Media: 134</w:t>
-      </w:r>
-    </w:p>
-    <w:p>
-      <w:pPr>
-        <w:pStyle w:val="BodyText"/>
-      </w:pPr>
-      <w:r>
-        <w:t xml:space="preserve">Total: 647</w:t>
-      </w:r>
-    </w:p>
-    <w:p>
-      <w:pPr>
-        <w:pStyle w:val="BodyText"/>
-      </w:pPr>
-      <w:r>
-        <w:t xml:space="preserve">Número de Docentes por Niveles:</w:t>
-      </w:r>
-    </w:p>
-    <w:p>
-      <w:pPr>
-        <w:pStyle w:val="BodyText"/>
-      </w:pPr>
-      <w:r>
-        <w:t xml:space="preserve">Preescolar: 2</w:t>
-      </w:r>
-    </w:p>
-    <w:p>
-      <w:pPr>
-        <w:pStyle w:val="BodyText"/>
-      </w:pPr>
-      <w:r>
-        <w:t xml:space="preserve">Didácticas Flexibles: 6</w:t>
-      </w:r>
-    </w:p>
-    <w:p>
-      <w:pPr>
-        <w:pStyle w:val="BodyText"/>
-      </w:pPr>
-      <w:r>
-        <w:t xml:space="preserve">Básica Primaria: 8</w:t>
-      </w:r>
-    </w:p>
-    <w:p>
-      <w:pPr>
-        <w:pStyle w:val="BodyText"/>
-      </w:pPr>
-      <w:r>
-        <w:t xml:space="preserve">Básica Secundaria y Media: 21</w:t>
-      </w:r>
-    </w:p>
-    <w:p>
-      <w:pPr>
-        <w:pStyle w:val="BodyText"/>
-      </w:pPr>
-      <w:r>
-        <w:t xml:space="preserve">Total: 34</w:t>
-      </w:r>
-    </w:p>
-    <w:p>
-      <w:pPr>
-        <w:pStyle w:val="BodyText"/>
-      </w:pPr>
-      <w:r>
-        <w:t xml:space="preserve">Número de Directivos</w:t>
-      </w:r>
-    </w:p>
-    <w:p>
-      <w:pPr>
-        <w:pStyle w:val="BodyText"/>
-      </w:pPr>
-      <w:r>
-        <w:t xml:space="preserve">Rector: 1</w:t>
-      </w:r>
-    </w:p>
-    <w:p>
-      <w:pPr>
-        <w:pStyle w:val="BodyText"/>
-      </w:pPr>
-      <w:r>
-        <w:t xml:space="preserve">Coordinadores: 1</w:t>
-      </w:r>
-    </w:p>
-    <w:p>
-      <w:pPr>
-        <w:pStyle w:val="BodyText"/>
-      </w:pPr>
-      <w:r>
-        <w:t xml:space="preserve">Número de Administrativos y de Servicios Generales</w:t>
-      </w:r>
-    </w:p>
-    <w:p>
-      <w:pPr>
-        <w:pStyle w:val="BodyText"/>
-      </w:pPr>
-      <w:r>
-        <w:t xml:space="preserve">1 secretaria, 1 tesorera, 1 servicios generales.</w:t>
-      </w:r>
-    </w:p>
-    <w:p>
-      <w:pPr>
-        <w:pStyle w:val="BodyText"/>
-      </w:pPr>
-      <w:r>
-        <w:t xml:space="preserve">Jornadas y Horarios:</w:t>
-      </w:r>
-    </w:p>
-    <w:p>
-      <w:pPr>
-        <w:pStyle w:val="BodyText"/>
-      </w:pPr>
-      <w:r>
-        <w:t xml:space="preserve">Mañana:</w:t>
-      </w:r>
-    </w:p>
-    <w:p>
-      <w:pPr>
-        <w:pStyle w:val="BodyText"/>
-      </w:pPr>
-      <w:r>
-        <w:t xml:space="preserve">7:00 am a 1:00 pm. Sede Principal</w:t>
-      </w:r>
-    </w:p>
-    <w:p>
-      <w:pPr>
-        <w:pStyle w:val="BodyText"/>
-      </w:pPr>
-      <w:r>
-        <w:t xml:space="preserve">Mañana: caminando la secundaria</w:t>
-      </w:r>
-    </w:p>
-    <w:p>
-      <w:pPr>
-        <w:pStyle w:val="BodyText"/>
-      </w:pPr>
-      <w:r>
-        <w:t xml:space="preserve">7.== AM – 1:00 PM</w:t>
-      </w:r>
-    </w:p>
-    <w:p>
-      <w:pPr>
-        <w:pStyle w:val="BodyText"/>
-      </w:pPr>
-      <w:r>
-        <w:t xml:space="preserve">Unica:</w:t>
-      </w:r>
-    </w:p>
-    <w:p>
-      <w:pPr>
-        <w:pStyle w:val="BodyText"/>
-      </w:pPr>
-      <w:r>
-        <w:t xml:space="preserve">7:00 – 12:30 Transición</w:t>
-      </w:r>
-    </w:p>
-    <w:p>
-      <w:pPr>
-        <w:pStyle w:val="BodyText"/>
-      </w:pPr>
-      <w:r>
-        <w:t xml:space="preserve">7:00 a.m. a 2:00 primaria</w:t>
-      </w:r>
-    </w:p>
-    <w:p>
-      <w:pPr>
-        <w:pStyle w:val="BodyText"/>
-      </w:pPr>
-      <w:r>
-        <w:t xml:space="preserve">7:00 am – 2:30 secundaria (6°, 7°,8° y 9°)</w:t>
-      </w:r>
-    </w:p>
-    <w:p>
-      <w:pPr>
-        <w:pStyle w:val="BodyText"/>
-      </w:pPr>
-      <w:r>
-        <w:t xml:space="preserve">Certificado de Bomberos</w:t>
-      </w:r>
-    </w:p>
-    <w:p>
-      <w:pPr>
-        <w:pStyle w:val="BodyText"/>
-      </w:pPr>
-      <w:r>
-        <w:t xml:space="preserve">Nº 4332 de junio 23 de 2010</w:t>
-      </w:r>
-    </w:p>
-    <w:p>
-      <w:pPr>
-        <w:pStyle w:val="BodyText"/>
-      </w:pPr>
-      <w:r>
-        <w:t xml:space="preserve">Acuerdo del Consejo Directivo de adopción del PEI</w:t>
-      </w:r>
-    </w:p>
-    <w:p>
-      <w:pPr>
-        <w:pStyle w:val="BodyText"/>
-      </w:pPr>
-      <w:r>
-        <w:t xml:space="preserve">006 de junio 2de 2026</w:t>
-      </w:r>
-    </w:p>
-    <w:p>
-      <w:pPr>
-        <w:pStyle w:val="BodyText"/>
-      </w:pPr>
-      <w:r>
-        <w:t xml:space="preserve">Indice de inclusión</w:t>
-      </w:r>
-    </w:p>
-    <w:p>
-      <w:pPr>
-        <w:pStyle w:val="BodyText"/>
-      </w:pPr>
-      <w:r>
-        <w:t xml:space="preserve">3.24</w:t>
-      </w:r>
-    </w:p>
-    <w:p>
-      <w:pPr>
-        <w:pStyle w:val="BodyText"/>
-      </w:pPr>
-      <w:r>
-        <w:t xml:space="preserve">Licencia de funcionamiento</w:t>
-      </w:r>
-    </w:p>
-    <w:p>
-      <w:pPr>
-        <w:pStyle w:val="BodyText"/>
-      </w:pPr>
-      <w:r>
-        <w:t xml:space="preserve">Resolución Nº 1740 de noviembre 16 de 2011</w:t>
-      </w:r>
-    </w:p>
-    <w:bookmarkEnd w:id="20"/>
-    <w:bookmarkStart w:id="21" w:name="introduccion"/>
-    <w:p>
-      <w:pPr>
-        <w:pStyle w:val="Heading1"/>
-      </w:pPr>
-      <w:r>
-        <w:t xml:space="preserve">INTRODUCCION</w:t>
-      </w:r>
-    </w:p>
-    <w:p>
-      <w:pPr>
-        <w:pStyle w:val="FirstParagraph"/>
-      </w:pPr>
-      <w:r>
-        <w:t xml:space="preserve">El presente Proyecto Educativo Institucional (PEI) de la Institución Educativa Mariscal Sucre condensa su enfoque epistemológico, humanista e inclusivo, el cual contextualiza las directrices legales de Colombia para potenciar el desarrollo humano individual, familiar y social en los niveles de preescolar, básica y media académica.</w:t>
-      </w:r>
-    </w:p>
-    <w:p>
-      <w:pPr>
-        <w:pStyle w:val="BodyText"/>
-      </w:pPr>
-      <w:r>
-        <w:t xml:space="preserve">Desde una perspectiva de democratización del conocimiento, interpluralidad y mediación tecnológica, este proyecto prescribe un currículo común, flexible y adaptado que garantiza la equidad, la calidad y el reconocimiento de las diversas formas de aprendizaje mediante apoyos específicos para la población vulnerable.</w:t>
-      </w:r>
-    </w:p>
-    <w:p>
-      <w:pPr>
-        <w:pStyle w:val="BodyText"/>
-      </w:pPr>
-      <w:r>
-        <w:t xml:space="preserve">Asimismo, el PEI busca sensibilizar a la comunidad hacia la reflexión crítica y la transformación de su realidad educativa, fundamentando su acción pedagógica comunitaria en la investigación, el aprendizaje cooperativo, la articulación con la educación superior y los principios del Modelo Pedagógico Escuela Activa.</w:t>
-      </w:r>
-    </w:p>
-    <w:bookmarkEnd w:id="21"/>
-    <w:bookmarkStart w:id="22" w:name="justificacion"/>
-    <w:p>
-      <w:pPr>
-        <w:pStyle w:val="Heading1"/>
-      </w:pPr>
-      <w:r>
-        <w:t xml:space="preserve">JUSTIFICACION</w:t>
-      </w:r>
-    </w:p>
-    <w:p>
-      <w:pPr>
-        <w:pStyle w:val="FirstParagraph"/>
-      </w:pPr>
-      <w:r>
-        <w:t xml:space="preserve">El presente Proyecto Educativo Institucional (PEI) de la Institución Educativa Mariscal Sucre sintetiza su pensamiento epistemológico, pedagógico e inclusivo para responder a las directrices legales colombianas y potenciar el desarrollo humano integral a través del fortalecimiento de competencias básicas, ciudadanas y laborales.</w:t>
-      </w:r>
-    </w:p>
-    <w:p>
-      <w:pPr>
-        <w:pStyle w:val="BodyText"/>
-      </w:pPr>
-      <w:r>
-        <w:t xml:space="preserve">Mediante la democratización del conocimiento, la transdisciplinariedad y el uso de las tecnologías, el PEI prescribe un currículo común, flexible y adaptado a la diversidad que asegura una educación equitativa, justa y con los apoyos específicos que requiere la población más vulnerable.</w:t>
-      </w:r>
-    </w:p>
-    <w:p>
-      <w:pPr>
-        <w:pStyle w:val="BodyText"/>
-      </w:pPr>
-      <w:r>
-        <w:t xml:space="preserve">De este modo, la institución consolida una acción pedagógica comunitaria con enfoque humanista y basada en el Modelo Pedagógico Escuela Activa Urbana, la cual promueve la competencia investigativa, el aprendizaje cooperativo y la transformación constante de los procesos educativos institucionales.</w:t>
-      </w:r>
-    </w:p>
-    <w:bookmarkEnd w:id="22"/>
-    <w:bookmarkStart w:id="26" w:name="plan-de-mejoramiento-institucional-pmi"/>
-    <w:p>
-      <w:pPr>
-        <w:pStyle w:val="Heading1"/>
-      </w:pPr>
-      <w:r>
-        <w:t xml:space="preserve">PLAN DE MEJORAMIENTO INSTITUCIONAL (PMI)</w:t>
-      </w:r>
-    </w:p>
-    <w:bookmarkStart w:id="25" w:name="Xa0d846ddf88351c2fd004ad72554b60d3fbf21f"/>
-    <w:p>
-      <w:pPr>
-        <w:pStyle w:val="Heading2"/>
-      </w:pPr>
-      <w:r>
-        <w:t xml:space="preserve">📋 FICHA TÉCNICA: PLAN DE MEJORAMIENTO INSTITUCIONAL (PMI)</w:t>
-      </w:r>
-    </w:p>
-    <w:bookmarkStart w:id="23" w:name="contextualización-y-propósito-del-plan"/>
-    <w:p>
-      <w:pPr>
-        <w:pStyle w:val="Heading3"/>
-      </w:pPr>
-      <w:r>
-        <w:t xml:space="preserve">1. Contextualización y Propósito del Plan</w:t>
-      </w:r>
-    </w:p>
-    <w:p>
-      <w:pPr>
-        <w:pStyle w:val="FirstParagraph"/>
-      </w:pPr>
-      <w:r>
         <w:t xml:space="preserve">El presente Plan de Mejoramiento Institucional consolida los esfuerzos de la institución educativa para optimizar la gobernanza, agilizar los procesos operativos, cerrar las brechas en el rendimiento académico y estrechar el vínculo con las familias de las sedes Central, Minitas (Kennedy) y Viveros (Ricardo Flórez). Opera como la hoja de ruta estratégica para traducir las debilidades y amenazas detectadas en el diagnóstico institucional en acciones coordinadas y medibles.</w:t>
       </w:r>
     </w:p>
     <w:p>
       <w:pPr>
-        <w:pStyle w:val="BodyText"/>
-      </w:pPr>
-      <w:r>
-        <w:rPr>
-          <w:b/>
-          <w:bCs/>
-        </w:rPr>
-        <w:t xml:space="preserve">Tabla 8</w:t>
-      </w:r>
-      <w:r>
-        <w:t xml:space="preserve"> </w:t>
-      </w:r>
-      <w:r>
-        <w:rPr>
-          <w:i/>
-          <w:iCs/>
-        </w:rPr>
+        <w:pStyle w:val="TableCaption"/>
+      </w:pPr>
+      <w:r>
         <w:t xml:space="preserve">Matriz de Control de las Áreas de Gestión</w:t>
       </w:r>
     </w:p>
@@ -15866,6 +15651,7 @@
         <w:tblW w:type="pct" w:w="5000"/>
         <w:tblLayout w:type="fixed"/>
         <w:tblLook w:firstRow="1" w:lastRow="0" w:firstColumn="0" w:lastColumn="0" w:noHBand="0" w:noVBand="0" w:val="0020"/>
+        <w:tblCaption w:val="Matriz de Control de las Áreas de Gestión"/>
       </w:tblPr>
       <w:tblGrid>
         <w:gridCol w:w="1131"/>
@@ -16275,14 +16061,58 @@
         </w:tc>
       </w:tr>
     </w:tbl>
+    <w:bookmarkEnd w:id="20"/>
+    <w:bookmarkStart w:id="21" w:name="Xdd20ad7133b230460a3b29afc28e5c1cc18314c"/>
+    <w:p>
+      <w:pPr>
+        <w:pStyle w:val="Heading3"/>
+      </w:pPr>
+      <w:r>
+        <w:t xml:space="preserve">3. Protocolo de Seguimiento, Evaluación e Instrumentación</w:t>
+      </w:r>
+    </w:p>
+    <w:p>
+      <w:pPr>
+        <w:pStyle w:val="FirstParagraph"/>
+      </w:pPr>
+      <w:r>
+        <w:t xml:space="preserve">Para asegurar que este plan impacte positivamente los resultados institucionales y se sostenga en el tiempo, se establecen las siguientes directrices operativas:</w:t>
+      </w:r>
+    </w:p>
+    <w:p>
+      <w:pPr>
+        <w:pStyle w:val="BodyText"/>
+      </w:pPr>
+      <w:r>
+        <w:t xml:space="preserve">Auditoría Interna Trimestral: El Consejo Académico y el Rector se reunirán al cierre de cada período académico para contrastar el avance de las metas frente a las evidencias recolectadas (registros de la ventanilla digital, bitácoras de PIAR e informes de asistencia de padres).</w:t>
+      </w:r>
+    </w:p>
+    <w:p>
+      <w:pPr>
+        <w:pStyle w:val="BodyText"/>
+      </w:pPr>
+      <w:r>
+        <w:t xml:space="preserve">Ajustes de Ruta: En caso de detectar desviaciones en los indicadores de rendimiento académico (Gestión Académica) o fallas de comunicación con los acudientes (Gestión Comunitaria), el comité respectivo deberá reestructurar las guías didácticas o diversificar los canales de mensajería antes del inicio del siguiente período escolar.</w:t>
+      </w:r>
+    </w:p>
+    <w:p>
+      <w:pPr>
+        <w:pStyle w:val="BodyText"/>
+      </w:pPr>
+      <w:r>
+        <w:t xml:space="preserve">Articulación Presupuestal: El Pagador de la institución garantizará que los recursos del Fondo de Servicios Educativos prioricen la impresión de las didácticas flexibles y la sostenibilidad técnica de las herramientas en la nube indispensables para la descentralización.</w:t>
+      </w:r>
+    </w:p>
+    <w:bookmarkEnd w:id="21"/>
+    <w:bookmarkEnd w:id="22"/>
     <w:bookmarkEnd w:id="23"/>
-    <w:bookmarkStart w:id="24" w:name="Xdd20ad7133b230460a3b29afc28e5c1cc18314c"/>
-    <w:p>
-      <w:pPr>
-        <w:pStyle w:val="Heading3"/>
-      </w:pPr>
-      <w:r>
-        <w:t xml:space="preserve">3. Protocolo de Seguimiento, Evaluación e Instrumentación</w:t>
+    <w:bookmarkStart w:id="24" w:name="glocalizacion"/>
+    <w:p>
+      <w:pPr>
+        <w:pStyle w:val="Heading1"/>
+      </w:pPr>
+      <w:r>
+        <w:t xml:space="preserve">GLOCALIZACION</w:t>
       </w:r>
     </w:p>
     <w:p>
@@ -16290,7 +16120,7 @@
         <w:pStyle w:val="FirstParagraph"/>
       </w:pPr>
       <w:r>
-        <w:t xml:space="preserve">Para asegurar que este plan impacte positivamente los resultados institucionales y se sostenga en el tiempo, se establecen las siguientes directrices operativas:</w:t>
+        <w:t xml:space="preserve">En el contexto globalizado actual, la educación se constituye como un factor primordial, estratégico y prioritario para el desarrollo socioeconómico, así como un derecho universal esencial en la construcción de sociedades autónomas, justas y democráticas enmarcadas en la competitividad, la convivencia y la cultura de la investigación.</w:t>
       </w:r>
     </w:p>
     <w:p>
@@ -16298,72 +16128,14 @@
         <w:pStyle w:val="BodyText"/>
       </w:pPr>
       <w:r>
-        <w:t xml:space="preserve">Auditoría Interna Trimestral: El Consejo Académico y el Rector se reunirán al cierre de cada período académico para contrastar el avance de las metas frente a las evidencias recolectadas (registros de la ventanilla digital, bitácoras de PIAR e informes de asistencia de padres).</w:t>
-      </w:r>
-    </w:p>
-    <w:p>
-      <w:pPr>
-        <w:pStyle w:val="BodyText"/>
-      </w:pPr>
-      <w:r>
-        <w:t xml:space="preserve">Ajustes de Ruta: En caso de detectar desviaciones en los indicadores de rendimiento académico (Gestión Académica) o fallas de comunicación con los acudientes (Gestión Comunitaria), el comité respectivo deberá reestructurar las guías didácticas o diversificar los canales de mensajería antes del inicio del siguiente período escolar.</w:t>
-      </w:r>
-    </w:p>
-    <w:p>
-      <w:pPr>
-        <w:pStyle w:val="BodyText"/>
-      </w:pPr>
-      <w:r>
-        <w:t xml:space="preserve">Articulación Presupuestal: El Pagador de la institución garantizará que los recursos del Fondo de Servicios Educativos prioricen la impresión de las didácticas flexibles y la sostenibilidad técnica de las herramientas en la nube indispensables para la descentralización.</w:t>
-      </w:r>
-    </w:p>
-    <w:bookmarkEnd w:id="24"/>
-    <w:bookmarkEnd w:id="25"/>
-    <w:bookmarkEnd w:id="26"/>
-    <w:bookmarkStart w:id="27" w:name="glocalizacion"/>
-    <w:p>
-      <w:pPr>
-        <w:pStyle w:val="Heading1"/>
-      </w:pPr>
-      <w:r>
-        <w:t xml:space="preserve">GLOCALIZACION</w:t>
-      </w:r>
-    </w:p>
-    <w:p>
-      <w:pPr>
-        <w:pStyle w:val="FirstParagraph"/>
-      </w:pPr>
-      <w:r>
-        <w:t xml:space="preserve">En el contexto globalizado actual, la educación se constituye como un factor primordial, estratégico y prioritario para el desarrollo socioeconómico, así como un derecho universal esencial en la construcción de sociedades autónomas, justas y democráticas enmarcadas en la competitividad, la convivencia y la cultura de la investigación.</w:t>
-      </w:r>
-    </w:p>
-    <w:p>
-      <w:pPr>
-        <w:pStyle w:val="BodyText"/>
-      </w:pPr>
-      <w:r>
         <w:t xml:space="preserve">Frente a esta realidad, la Institución Educativa Mariscal Sucre define los rumbos de su interacción con el mundo desde un enfoque de diálogo intercultural; sin embargo, este propósito se enfrenta a las tensiones de un Plan Decenal de Educación que, aunque bien concebido en sus fines, dista significativamente de una realidad nacional afectada por crisis estructurales que dificultan el desarrollo óptimo de los procesos investigativos, culturales y administrativos en las instituciones públicas del país.</w:t>
       </w:r>
     </w:p>
     <w:p>
       <w:pPr>
-        <w:pStyle w:val="BodyText"/>
-      </w:pPr>
-      <w:r>
-        <w:rPr>
-          <w:b/>
-          <w:bCs/>
-        </w:rPr>
-        <w:t xml:space="preserve">Tabla 9</w:t>
-      </w:r>
-      <w:r>
-        <w:t xml:space="preserve"> </w:t>
-      </w:r>
-      <w:r>
-        <w:rPr>
-          <w:i/>
-          <w:iCs/>
-        </w:rPr>
+        <w:pStyle w:val="TableCaption"/>
+      </w:pPr>
+      <w:r>
         <w:t xml:space="preserve">Matriz de Articulación Estratégica del PEI: Región, Municipio y Agenda Global</w:t>
       </w:r>
     </w:p>
@@ -16373,6 +16145,7 @@
         <w:tblW w:type="pct" w:w="5000"/>
         <w:tblLayout w:type="fixed"/>
         <w:tblLook w:firstRow="1" w:lastRow="0" w:firstColumn="0" w:lastColumn="0" w:noHBand="0" w:noVBand="0" w:val="0020"/>
+        <w:tblCaption w:val="Matriz de Articulación Estratégica del PEI: Región, Municipio y Agenda Global"/>
       </w:tblPr>
       <w:tblGrid>
         <w:gridCol w:w="1980"/>
@@ -16629,8 +16402,8 @@
         </w:tc>
       </w:tr>
     </w:tbl>
-    <w:bookmarkEnd w:id="27"/>
-    <w:bookmarkStart w:id="28" w:name="institucional"/>
+    <w:bookmarkEnd w:id="24"/>
+    <w:bookmarkStart w:id="25" w:name="institucional"/>
     <w:p>
       <w:pPr>
         <w:pStyle w:val="Heading1"/>
@@ -16673,23 +16446,9 @@
     </w:p>
     <w:p>
       <w:pPr>
-        <w:pStyle w:val="BodyText"/>
-      </w:pPr>
-      <w:r>
-        <w:rPr>
-          <w:b/>
-          <w:bCs/>
-        </w:rPr>
-        <w:t xml:space="preserve">Tabla 10</w:t>
-      </w:r>
-      <w:r>
-        <w:t xml:space="preserve"> </w:t>
-      </w:r>
-      <w:r>
-        <w:rPr>
-          <w:i/>
-          <w:iCs/>
-        </w:rPr>
+        <w:pStyle w:val="TableCaption"/>
+      </w:pPr>
+      <w:r>
         <w:t xml:space="preserve">Matriz de Identidad Institucional</w:t>
       </w:r>
     </w:p>
@@ -16699,6 +16458,7 @@
         <w:tblW w:type="pct" w:w="5000"/>
         <w:tblLayout w:type="fixed"/>
         <w:tblLook w:firstRow="1" w:lastRow="0" w:firstColumn="0" w:lastColumn="0" w:noHBand="0" w:noVBand="0" w:val="0020"/>
+        <w:tblCaption w:val="Matriz de Identidad Institucional"/>
       </w:tblPr>
       <w:tblGrid>
         <w:gridCol w:w="1584"/>
@@ -16927,8 +16687,8 @@
         </w:tc>
       </w:tr>
     </w:tbl>
-    <w:bookmarkEnd w:id="28"/>
-    <w:bookmarkStart w:id="38" w:name="gestion-directiva-iems"/>
+    <w:bookmarkEnd w:id="25"/>
+    <w:bookmarkStart w:id="35" w:name="gestion-directiva-iems"/>
     <w:p>
       <w:pPr>
         <w:pStyle w:val="Heading1"/>
@@ -16946,18 +16706,18 @@
           <wp:inline>
             <wp:extent cx="3962400" cy="2044700"/>
             <wp:effectExtent b="0" l="0" r="0" t="0"/>
-            <wp:docPr descr="" title="" id="30" name="Picture"/>
+            <wp:docPr descr="" title="" id="27" name="Picture"/>
             <a:graphic>
               <a:graphicData uri="http://schemas.openxmlformats.org/drawingml/2006/picture">
                 <pic:pic>
                   <pic:nvPicPr>
-                    <pic:cNvPr descr="02-directiva/../images/image3.jpeg" id="31" name="Picture"/>
+                    <pic:cNvPr descr="02-directiva/../images/image3.jpeg" id="28" name="Picture"/>
                     <pic:cNvPicPr>
                       <a:picLocks noChangeArrowheads="1" noChangeAspect="1"/>
                     </pic:cNvPicPr>
                   </pic:nvPicPr>
                   <pic:blipFill>
-                    <a:blip r:embed="rId29"/>
+                    <a:blip r:embed="rId26"/>
                     <a:stretch>
                       <a:fillRect/>
                     </a:stretch>
@@ -17006,23 +16766,9 @@
     </w:p>
     <w:p>
       <w:pPr>
-        <w:pStyle w:val="BodyText"/>
-      </w:pPr>
-      <w:r>
-        <w:rPr>
-          <w:b/>
-          <w:bCs/>
-        </w:rPr>
-        <w:t xml:space="preserve">Tabla 11</w:t>
-      </w:r>
-      <w:r>
-        <w:t xml:space="preserve"> </w:t>
-      </w:r>
-      <w:r>
-        <w:rPr>
-          <w:i/>
-          <w:iCs/>
-        </w:rPr>
+        <w:pStyle w:val="TableCaption"/>
+      </w:pPr>
+      <w:r>
         <w:t xml:space="preserve">Matriz de Despliegue de la Misión Institucional</w:t>
       </w:r>
     </w:p>
@@ -17032,6 +16778,7 @@
         <w:tblW w:type="pct" w:w="5000"/>
         <w:tblLayout w:type="fixed"/>
         <w:tblLook w:firstRow="1" w:lastRow="0" w:firstColumn="0" w:lastColumn="0" w:noHBand="0" w:noVBand="0" w:val="0020"/>
+        <w:tblCaption w:val="Matriz de Despliegue de la Misión Institucional"/>
       </w:tblPr>
       <w:tblGrid>
         <w:gridCol w:w="1980"/>
@@ -17313,24 +17060,10 @@
     </w:p>
     <w:p>
       <w:pPr>
-        <w:pStyle w:val="BodyText"/>
-      </w:pPr>
-      <w:r>
-        <w:rPr>
-          <w:b/>
-          <w:bCs/>
-        </w:rPr>
-        <w:t xml:space="preserve">Tabla 12</w:t>
-      </w:r>
-      <w:r>
-        <w:t xml:space="preserve"> </w:t>
-      </w:r>
-      <w:r>
-        <w:rPr>
-          <w:i/>
-          <w:iCs/>
-        </w:rPr>
-        <w:t xml:space="preserve">Matriz de Proyección Estratégica de la Visión Institucional (Horizonte 2025-2030)</w:t>
+        <w:pStyle w:val="TableCaption"/>
+      </w:pPr>
+      <w:r>
+        <w:t xml:space="preserve">Matriz de Proyección Estratégica de la Visión Institucional</w:t>
       </w:r>
     </w:p>
     <w:tbl>
@@ -17339,6 +17072,7 @@
         <w:tblW w:type="pct" w:w="5000"/>
         <w:tblLayout w:type="fixed"/>
         <w:tblLook w:firstRow="1" w:lastRow="0" w:firstColumn="0" w:lastColumn="0" w:noHBand="0" w:noVBand="0" w:val="0020"/>
+        <w:tblCaption w:val="Matriz de Proyección Estratégica de la Visión Institucional"/>
       </w:tblPr>
       <w:tblGrid>
         <w:gridCol w:w="1980"/>
@@ -17674,24 +17408,10 @@
     </w:p>
     <w:p>
       <w:pPr>
-        <w:pStyle w:val="BodyText"/>
-      </w:pPr>
-      <w:r>
-        <w:rPr>
-          <w:b/>
-          <w:bCs/>
-        </w:rPr>
-        <w:t xml:space="preserve">Tabla 13</w:t>
-      </w:r>
-      <w:r>
-        <w:t xml:space="preserve"> </w:t>
-      </w:r>
-      <w:r>
-        <w:rPr>
-          <w:i/>
-          <w:iCs/>
-        </w:rPr>
-        <w:t xml:space="preserve">Matriz Axiológica y de Soporte Teleológico: Lema, Principios, Valores y Creencias</w:t>
+        <w:pStyle w:val="TableCaption"/>
+      </w:pPr>
+      <w:r>
+        <w:t xml:space="preserve">Matriz Axiológica y de Soporte Teleológico</w:t>
       </w:r>
     </w:p>
     <w:tbl>
@@ -17700,6 +17420,7 @@
         <w:tblW w:type="pct" w:w="5000"/>
         <w:tblLayout w:type="fixed"/>
         <w:tblLook w:firstRow="1" w:lastRow="0" w:firstColumn="0" w:lastColumn="0" w:noHBand="0" w:noVBand="0" w:val="0020"/>
+        <w:tblCaption w:val="Matriz Axiológica y de Soporte Teleológico"/>
       </w:tblPr>
       <w:tblGrid>
         <w:gridCol w:w="1980"/>
@@ -18588,7 +18309,7 @@
         </w:tc>
       </w:tr>
     </w:tbl>
-    <w:bookmarkStart w:id="33" w:name="ficha-técnica-de-ejes-transversales-pei"/>
+    <w:bookmarkStart w:id="30" w:name="ficha-técnica-de-ejes-transversales-pei"/>
     <w:p>
       <w:pPr>
         <w:pStyle w:val="Heading2"/>
@@ -18597,7 +18318,7 @@
         <w:t xml:space="preserve">📋 FICHA TÉCNICA DE EJES TRANSVERSALES (PEI)</w:t>
       </w:r>
     </w:p>
-    <w:bookmarkStart w:id="32" w:name="identificación-y-propósito-general"/>
+    <w:bookmarkStart w:id="29" w:name="identificación-y-propósito-general"/>
     <w:p>
       <w:pPr>
         <w:pStyle w:val="Heading3"/>
@@ -18616,23 +18337,9 @@
     </w:p>
     <w:p>
       <w:pPr>
-        <w:pStyle w:val="BodyText"/>
-      </w:pPr>
-      <w:r>
-        <w:rPr>
-          <w:b/>
-          <w:bCs/>
-        </w:rPr>
-        <w:t xml:space="preserve">Tabla 14</w:t>
-      </w:r>
-      <w:r>
-        <w:t xml:space="preserve"> </w:t>
-      </w:r>
-      <w:r>
-        <w:rPr>
-          <w:i/>
-          <w:iCs/>
-        </w:rPr>
+        <w:pStyle w:val="TableCaption"/>
+      </w:pPr>
+      <w:r>
         <w:t xml:space="preserve">Matriz Operativa de Transversalidad Curricular</w:t>
       </w:r>
     </w:p>
@@ -18642,6 +18349,7 @@
         <w:tblW w:type="pct" w:w="5000"/>
         <w:tblLayout w:type="fixed"/>
         <w:tblLook w:firstRow="1" w:lastRow="0" w:firstColumn="0" w:lastColumn="0" w:noHBand="0" w:noVBand="0" w:val="0020"/>
+        <w:tblCaption w:val="Matriz Operativa de Transversalidad Curricular"/>
       </w:tblPr>
       <w:tblGrid>
         <w:gridCol w:w="1584"/>
@@ -18939,9 +18647,9 @@
         </w:tc>
       </w:tr>
     </w:tbl>
-    <w:bookmarkEnd w:id="32"/>
-    <w:bookmarkEnd w:id="33"/>
-    <w:bookmarkStart w:id="35" w:name="Xfabc01720a8c2b5c926b8793012cb46a5e6b527"/>
+    <w:bookmarkEnd w:id="29"/>
+    <w:bookmarkEnd w:id="30"/>
+    <w:bookmarkStart w:id="32" w:name="Xfabc01720a8c2b5c926b8793012cb46a5e6b527"/>
     <w:p>
       <w:pPr>
         <w:pStyle w:val="Heading2"/>
@@ -18950,7 +18658,7 @@
         <w:t xml:space="preserve">📋 FICHA TÉCNICA: OBJETIVOS POR NIVELES Y METAS DE CALIDAD</w:t>
       </w:r>
     </w:p>
-    <w:bookmarkStart w:id="34" w:name="Xf3bfbbd68e5bdedbf0933d516e43c16d91a1782"/>
+    <w:bookmarkStart w:id="31" w:name="Xf3bfbbd68e5bdedbf0933d516e43c16d91a1782"/>
     <w:p>
       <w:pPr>
         <w:pStyle w:val="Heading3"/>
@@ -19062,23 +18770,9 @@
     </w:p>
     <w:p>
       <w:pPr>
-        <w:pStyle w:val="BodyText"/>
-      </w:pPr>
-      <w:r>
-        <w:rPr>
-          <w:b/>
-          <w:bCs/>
-        </w:rPr>
-        <w:t xml:space="preserve">Tabla 15</w:t>
-      </w:r>
-      <w:r>
-        <w:t xml:space="preserve"> </w:t>
-      </w:r>
-      <w:r>
-        <w:rPr>
-          <w:i/>
-          <w:iCs/>
-        </w:rPr>
+        <w:pStyle w:val="TableCaption"/>
+      </w:pPr>
+      <w:r>
         <w:t xml:space="preserve">Matriz Operativa de Metas de Calidad Institucional</w:t>
       </w:r>
     </w:p>
@@ -19088,6 +18782,7 @@
         <w:tblW w:type="pct" w:w="5000"/>
         <w:tblLayout w:type="fixed"/>
         <w:tblLook w:firstRow="1" w:lastRow="0" w:firstColumn="0" w:lastColumn="0" w:noHBand="0" w:noVBand="0" w:val="0020"/>
+        <w:tblCaption w:val="Matriz Operativa de Metas de Calidad Institucional"/>
       </w:tblPr>
       <w:tblGrid>
         <w:gridCol w:w="1980"/>
@@ -19623,23 +19318,9 @@
     </w:p>
     <w:p>
       <w:pPr>
-        <w:pStyle w:val="BodyText"/>
-      </w:pPr>
-      <w:r>
-        <w:rPr>
-          <w:b/>
-          <w:bCs/>
-        </w:rPr>
-        <w:t xml:space="preserve">Tabla 16</w:t>
-      </w:r>
-      <w:r>
-        <w:t xml:space="preserve"> </w:t>
-      </w:r>
-      <w:r>
-        <w:rPr>
-          <w:i/>
-          <w:iCs/>
-        </w:rPr>
+        <w:pStyle w:val="TableCaption"/>
+      </w:pPr>
+      <w:r>
         <w:t xml:space="preserve">Matriz del Gobierno Escolar y Comités de Apoyo</w:t>
       </w:r>
     </w:p>
@@ -19649,6 +19330,7 @@
         <w:tblW w:type="pct" w:w="5000"/>
         <w:tblLayout w:type="fixed"/>
         <w:tblLook w:firstRow="1" w:lastRow="0" w:firstColumn="0" w:lastColumn="0" w:noHBand="0" w:noVBand="0" w:val="0020"/>
+        <w:tblCaption w:val="Matriz del Gobierno Escolar y Comités de Apoyo"/>
       </w:tblPr>
       <w:tblGrid>
         <w:gridCol w:w="1584"/>
@@ -20687,23 +20369,9 @@
     </w:p>
     <w:p>
       <w:pPr>
-        <w:pStyle w:val="FirstParagraph"/>
-      </w:pPr>
-      <w:r>
-        <w:rPr>
-          <w:b/>
-          <w:bCs/>
-        </w:rPr>
-        <w:t xml:space="preserve">Tabla 17</w:t>
-      </w:r>
-      <w:r>
-        <w:t xml:space="preserve"> </w:t>
-      </w:r>
-      <w:r>
-        <w:rPr>
-          <w:i/>
-          <w:iCs/>
-        </w:rPr>
+        <w:pStyle w:val="TableCaption"/>
+      </w:pPr>
+      <w:r>
         <w:t xml:space="preserve">Mecanismos y Procesos de Comunicación y Control de Correspondencia</w:t>
       </w:r>
     </w:p>
@@ -20713,6 +20381,7 @@
         <w:tblW w:type="pct" w:w="5000"/>
         <w:tblLayout w:type="fixed"/>
         <w:tblLook w:firstRow="1" w:lastRow="0" w:firstColumn="0" w:lastColumn="0" w:noHBand="0" w:noVBand="0" w:val="0020"/>
+        <w:tblCaption w:val="Mecanismos y Procesos de Comunicación y Control de Correspondencia"/>
       </w:tblPr>
       <w:tblGrid>
         <w:gridCol w:w="1980"/>
@@ -21331,23 +21000,9 @@
     </w:p>
     <w:p>
       <w:pPr>
-        <w:pStyle w:val="FirstParagraph"/>
-      </w:pPr>
-      <w:r>
-        <w:rPr>
-          <w:b/>
-          <w:bCs/>
-        </w:rPr>
-        <w:t xml:space="preserve">Tabla 18</w:t>
-      </w:r>
-      <w:r>
-        <w:t xml:space="preserve"> </w:t>
-      </w:r>
-      <w:r>
-        <w:rPr>
-          <w:i/>
-          <w:iCs/>
-        </w:rPr>
+        <w:pStyle w:val="TableCaption"/>
+      </w:pPr>
+      <w:r>
         <w:t xml:space="preserve">Alianzas Estratégicas</w:t>
       </w:r>
     </w:p>
@@ -21357,6 +21012,7 @@
         <w:tblW w:type="pct" w:w="5000"/>
         <w:tblLayout w:type="fixed"/>
         <w:tblLook w:firstRow="1" w:lastRow="0" w:firstColumn="0" w:lastColumn="0" w:noHBand="0" w:noVBand="0" w:val="0020"/>
+        <w:tblCaption w:val="Alianzas Estratégicas"/>
       </w:tblPr>
       <w:tblGrid>
         <w:gridCol w:w="1320"/>
@@ -22186,46 +21842,46 @@
         </w:tc>
       </w:tr>
     </w:tbl>
+    <w:bookmarkEnd w:id="31"/>
+    <w:bookmarkEnd w:id="32"/>
+    <w:bookmarkStart w:id="33" w:name="X0fd1fb91ae0a6f05811184211fdcec4e1a44583"/>
+    <w:p>
+      <w:pPr>
+        <w:pStyle w:val="Heading2"/>
+      </w:pPr>
+      <w:r>
+        <w:t xml:space="preserve">BUENAS PRÁCTICAS Y EXPERIENCIAS SIGNIFICATIVAS</w:t>
+      </w:r>
+    </w:p>
+    <w:p>
+      <w:pPr>
+        <w:pStyle w:val="FirstParagraph"/>
+      </w:pPr>
+      <w:r>
+        <w:t xml:space="preserve">Fundamentados en los lineamientos de la Guía No. 28 del MEN sobre identificación y divulgación de Buenas prácticas, se ha adoptado en la institución el siguiente formato que permite identificar y registrar las buenas prácticas que surgen en el establecimiento educativo. La información consignada en este formato por los autores de las buenas prácticas se consolida en una tabla que permite identificar el número de ellas y plantearles una ruta de acompañamiento y de seguimiento. (anexo 1 Formato buenas prácticas)</w:t>
+      </w:r>
+    </w:p>
+    <w:bookmarkEnd w:id="33"/>
+    <w:bookmarkStart w:id="34" w:name="politica-institucional-de-transparencia"/>
+    <w:p>
+      <w:pPr>
+        <w:pStyle w:val="Heading2"/>
+      </w:pPr>
+      <w:r>
+        <w:t xml:space="preserve">POLITICA INSTITUCIONAL DE TRANSPARENCIA</w:t>
+      </w:r>
+    </w:p>
+    <w:p>
+      <w:pPr>
+        <w:pStyle w:val="FirstParagraph"/>
+      </w:pPr>
+      <w:r>
+        <w:t xml:space="preserve">La Política Institucional de Transparencia y Rendición de Cuentas de la Institución Educativa Mariscal Sucre se fundamenta en el Decreto 4791 de 2008, regulando la gestión de su Fondo de Servicios Educativos mediante la publicación de estados contables, el envío anual del acuerdo de presupuesto a la entidad territorial certificada y la divulgación pública de los contratos y convenios celebrados. Este proceso de fiscalización se consolida formalmente en un informe de gestión anual presentado en febrero —que detalla los ingresos financieros, donaciones y convenios— y en los reportes remitidos periódicamente a la Contraloría, quedando todo debidamente consignado en actas de soporte. Para operativizar esta política con rigurosidad legal, el Consejo Directivo y la Rectoría adoptaron un marco normativo interno compuesto por los Manuales de Contratación (Acuerdo 002/2010), Supervisión de Contratos (Resolución 036/2010), Utilización de Bienes y Recursos (Acuerdo 003/2010), Reglamento de Tesorería (Acuerdo 004/2010), Inventario (Acuerdo 005/2010) y Presupuesto (Acuerdo 006/2010).</w:t>
+      </w:r>
+    </w:p>
     <w:bookmarkEnd w:id="34"/>
     <w:bookmarkEnd w:id="35"/>
-    <w:bookmarkStart w:id="36" w:name="X0fd1fb91ae0a6f05811184211fdcec4e1a44583"/>
-    <w:p>
-      <w:pPr>
-        <w:pStyle w:val="Heading2"/>
-      </w:pPr>
-      <w:r>
-        <w:t xml:space="preserve">BUENAS PRÁCTICAS Y EXPERIENCIAS SIGNIFICATIVAS</w:t>
-      </w:r>
-    </w:p>
-    <w:p>
-      <w:pPr>
-        <w:pStyle w:val="FirstParagraph"/>
-      </w:pPr>
-      <w:r>
-        <w:t xml:space="preserve">Fundamentados en los lineamientos de la Guía No. 28 del MEN sobre identificación y divulgación de Buenas prácticas, se ha adoptado en la institución el siguiente formato que permite identificar y registrar las buenas prácticas que surgen en el establecimiento educativo. La información consignada en este formato por los autores de las buenas prácticas se consolida en una tabla que permite identificar el número de ellas y plantearles una ruta de acompañamiento y de seguimiento. (anexo 1 Formato buenas prácticas)</w:t>
-      </w:r>
-    </w:p>
-    <w:bookmarkEnd w:id="36"/>
-    <w:bookmarkStart w:id="37" w:name="politica-institucional-de-transparencia"/>
-    <w:p>
-      <w:pPr>
-        <w:pStyle w:val="Heading2"/>
-      </w:pPr>
-      <w:r>
-        <w:t xml:space="preserve">POLITICA INSTITUCIONAL DE TRANSPARENCIA</w:t>
-      </w:r>
-    </w:p>
-    <w:p>
-      <w:pPr>
-        <w:pStyle w:val="FirstParagraph"/>
-      </w:pPr>
-      <w:r>
-        <w:t xml:space="preserve">La Política Institucional de Transparencia y Rendición de Cuentas de la Institución Educativa Mariscal Sucre se fundamenta en el Decreto 4791 de 2008, regulando la gestión de su Fondo de Servicios Educativos mediante la publicación de estados contables, el envío anual del acuerdo de presupuesto a la entidad territorial certificada y la divulgación pública de los contratos y convenios celebrados. Este proceso de fiscalización se consolida formalmente en un informe de gestión anual presentado en febrero —que detalla los ingresos financieros, donaciones y convenios— y en los reportes remitidos periódicamente a la Contraloría, quedando todo debidamente consignado en actas de soporte. Para operativizar esta política con rigurosidad legal, el Consejo Directivo y la Rectoría adoptaron un marco normativo interno compuesto por los Manuales de Contratación (Acuerdo 002/2010), Supervisión de Contratos (Resolución 036/2010), Utilización de Bienes y Recursos (Acuerdo 003/2010), Reglamento de Tesorería (Acuerdo 004/2010), Inventario (Acuerdo 005/2010) y Presupuesto (Acuerdo 006/2010).</w:t>
-      </w:r>
-    </w:p>
-    <w:bookmarkEnd w:id="37"/>
-    <w:bookmarkEnd w:id="38"/>
-    <w:bookmarkStart w:id="43" w:name="horizonte-academico-y-diseño-pedagogico"/>
+    <w:bookmarkStart w:id="40" w:name="horizonte-academico-y-diseño-pedagogico"/>
     <w:p>
       <w:pPr>
         <w:pStyle w:val="Heading1"/>
@@ -22281,23 +21937,9 @@
     </w:p>
     <w:p>
       <w:pPr>
-        <w:pStyle w:val="BodyText"/>
-      </w:pPr>
-      <w:r>
-        <w:rPr>
-          <w:b/>
-          <w:bCs/>
-        </w:rPr>
-        <w:t xml:space="preserve">Tabla 19</w:t>
-      </w:r>
-      <w:r>
-        <w:t xml:space="preserve"> </w:t>
-      </w:r>
-      <w:r>
-        <w:rPr>
-          <w:i/>
-          <w:iCs/>
-        </w:rPr>
+        <w:pStyle w:val="TableCaption"/>
+      </w:pPr>
+      <w:r>
         <w:t xml:space="preserve">Matriz Técnica de Componentes del Diseño Pedagógico</w:t>
       </w:r>
     </w:p>
@@ -22307,6 +21949,7 @@
         <w:tblW w:type="pct" w:w="5000"/>
         <w:tblLayout w:type="fixed"/>
         <w:tblLook w:firstRow="1" w:lastRow="0" w:firstColumn="0" w:lastColumn="0" w:noHBand="0" w:noVBand="0" w:val="0020"/>
+        <w:tblCaption w:val="Matriz Técnica de Componentes del Diseño Pedagógico"/>
       </w:tblPr>
       <w:tblGrid>
         <w:gridCol w:w="1980"/>
@@ -22842,28 +22485,6 @@
       </w:pPr>
       <w:r>
         <w:t xml:space="preserve">El diseño pedagógico de la Institución Educativa Mariscal Sucre es un modelo integral, dinámico y adaptativo, que combina enfoques pedagógicos innovadores, el desarrollo de competencias STEM, el DUA como directriz a la hora de realizar la planeación de aula por parte del docente, la formación socioemocional y el compromiso con la sostenibilidad. Este diseño permite que los estudiantes adquieran las habilidades necesarias para enfrentar los desafíos del futuro con responsabilidad, creatividad y conciencia social.</w:t>
-      </w:r>
-    </w:p>
-    <w:p>
-      <w:pPr>
-        <w:pStyle w:val="BodyText"/>
-      </w:pPr>
-      <w:r>
-        <w:rPr>
-          <w:b/>
-          <w:bCs/>
-        </w:rPr>
-        <w:t xml:space="preserve">Tabla 20</w:t>
-      </w:r>
-      <w:r>
-        <w:t xml:space="preserve"> </w:t>
-      </w:r>
-      <w:r>
-        <w:rPr>
-          <w:i/>
-          <w:iCs/>
-        </w:rPr>
-        <w:t xml:space="preserve">Matriz Técnica de Implementación DUA</w:t>
       </w:r>
     </w:p>
     <w:p>
@@ -23121,7 +22742,7 @@
         </w:tc>
       </w:tr>
     </w:tbl>
-    <w:bookmarkStart w:id="39" w:name="X1c90bf66a630237525106227933588eddf3a8c7"/>
+    <w:bookmarkStart w:id="36" w:name="X1c90bf66a630237525106227933588eddf3a8c7"/>
     <w:p>
       <w:pPr>
         <w:pStyle w:val="Heading2"/>
@@ -23146,8 +22767,8 @@
         <w:t xml:space="preserve">Optimización del Tiempo: Al planificar con DUA, el docente diseña una sola sesión con alternativas, reduciendo la necesidad de crear talleres exclusivos para contingencias de salud.</w:t>
       </w:r>
     </w:p>
-    <w:bookmarkEnd w:id="39"/>
-    <w:bookmarkStart w:id="40" w:name="enfoque-metodológico"/>
+    <w:bookmarkEnd w:id="36"/>
+    <w:bookmarkStart w:id="37" w:name="enfoque-metodológico"/>
     <w:p>
       <w:pPr>
         <w:pStyle w:val="Heading2"/>
@@ -23182,23 +22803,9 @@
     </w:p>
     <w:p>
       <w:pPr>
-        <w:pStyle w:val="BodyText"/>
-      </w:pPr>
-      <w:r>
-        <w:rPr>
-          <w:b/>
-          <w:bCs/>
-        </w:rPr>
-        <w:t xml:space="preserve">Tabla 21</w:t>
-      </w:r>
-      <w:r>
-        <w:t xml:space="preserve"> </w:t>
-      </w:r>
-      <w:r>
-        <w:rPr>
-          <w:i/>
-          <w:iCs/>
-        </w:rPr>
+        <w:pStyle w:val="TableCaption"/>
+      </w:pPr>
+      <w:r>
         <w:t xml:space="preserve">Matriz Técnica de Enfoque Metodológico y Estrategias Didácticas</w:t>
       </w:r>
     </w:p>
@@ -23208,6 +22815,7 @@
         <w:tblW w:type="pct" w:w="5000"/>
         <w:tblLayout w:type="fixed"/>
         <w:tblLook w:firstRow="1" w:lastRow="0" w:firstColumn="0" w:lastColumn="0" w:noHBand="0" w:noVBand="0" w:val="0020"/>
+        <w:tblCaption w:val="Matriz Técnica de Enfoque Metodológico y Estrategias Didácticas"/>
       </w:tblPr>
       <w:tblGrid>
         <w:gridCol w:w="1980"/>
@@ -23783,23 +23391,9 @@
     </w:p>
     <w:p>
       <w:pPr>
-        <w:pStyle w:val="BodyText"/>
-      </w:pPr>
-      <w:r>
-        <w:rPr>
-          <w:b/>
-          <w:bCs/>
-        </w:rPr>
-        <w:t xml:space="preserve">Tabla 22</w:t>
-      </w:r>
-      <w:r>
-        <w:t xml:space="preserve"> </w:t>
-      </w:r>
-      <w:r>
-        <w:rPr>
-          <w:i/>
-          <w:iCs/>
-        </w:rPr>
+        <w:pStyle w:val="TableCaption"/>
+      </w:pPr>
+      <w:r>
         <w:t xml:space="preserve">Matriz de Fundamentación Teórica y Epistemológica del PEI</w:t>
       </w:r>
     </w:p>
@@ -23809,6 +23403,7 @@
         <w:tblW w:type="pct" w:w="5000"/>
         <w:tblLayout w:type="fixed"/>
         <w:tblLook w:firstRow="1" w:lastRow="0" w:firstColumn="0" w:lastColumn="0" w:noHBand="0" w:noVBand="0" w:val="0020"/>
+        <w:tblCaption w:val="Matriz de Fundamentación Teórica y Epistemológica del PEI"/>
       </w:tblPr>
       <w:tblGrid>
         <w:gridCol w:w="1980"/>
@@ -24279,8 +23874,8 @@
         <w:t xml:space="preserve">de la Institución Educativa Mariscal Sucre están respaldados por una sólida base teórica que combina enfoques contemporáneos y clásicos en la educación. A través de estos referentes, la institución busca no solo transmitir conocimientos, sino también formar ciudadanos integrales, comprometidos con su comunidad, críticos y capaces de enfrentarse a los desafíos de un mundo cambiante.</w:t>
       </w:r>
     </w:p>
-    <w:bookmarkEnd w:id="40"/>
-    <w:bookmarkStart w:id="41" w:name="Xff5bbeda9209a31740992a4d70d3d299aa2914c"/>
+    <w:bookmarkEnd w:id="37"/>
+    <w:bookmarkStart w:id="38" w:name="Xff5bbeda9209a31740992a4d70d3d299aa2914c"/>
     <w:p>
       <w:pPr>
         <w:pStyle w:val="Heading2"/>
@@ -24313,8 +23908,8 @@
         <w:t xml:space="preserve">Comunidad de Aprendizaje Interdocente: Los encuentros bimestrales planeados se utilizarán de manera rigurosa para la articulación curricular horizontal (grados comunes en diferentes sedes) y vertical (transición entre niveles), blindando el proceso educativo frente al cambio o la rotación del personal docente nombrado en propiedad.</w:t>
       </w:r>
     </w:p>
-    <w:bookmarkEnd w:id="41"/>
-    <w:bookmarkStart w:id="42" w:name="Xa4595f2c96830e4f935f70a29b174167c7becad"/>
+    <w:bookmarkEnd w:id="38"/>
+    <w:bookmarkStart w:id="39" w:name="Xa4595f2c96830e4f935f70a29b174167c7becad"/>
     <w:p>
       <w:pPr>
         <w:pStyle w:val="Heading2"/>
@@ -24349,9 +23944,9 @@
         <w:t xml:space="preserve">Ruta de Nivelación Obligatoria: Todo estudiante que obtenga una valoración de Desempeño Bajo (DB) al cierre de un trimestre recibirá de forma inmediata su Plan Individual de Mejora por parte del docente de área. El cumplimiento de este plan se acompañará de tutorías presenciales u orientaciones digitales diseñadas para mitigar las dificultades derivadas de la falta de tiempo de acompañamiento en los hogares.</w:t>
       </w:r>
     </w:p>
-    <w:bookmarkEnd w:id="42"/>
-    <w:bookmarkEnd w:id="43"/>
-    <w:bookmarkStart w:id="49" w:name="metodologia-pedagogica-escuela-activa"/>
+    <w:bookmarkEnd w:id="39"/>
+    <w:bookmarkEnd w:id="40"/>
+    <w:bookmarkStart w:id="46" w:name="metodologia-pedagogica-escuela-activa"/>
     <w:p>
       <w:pPr>
         <w:pStyle w:val="Heading1"/>
@@ -24384,7 +23979,7 @@
         <w:t xml:space="preserve">En consecuencia, la práctica pedagógica trasciende la simple transferencia de conceptos y normas para potenciar el espíritu crítico y reflexivo de niños, jóvenes y adultos, capacitándolos como ciudadanos éticos y agentes transformadores de su entorno familiar y comunitario.</w:t>
       </w:r>
     </w:p>
-    <w:bookmarkStart w:id="48" w:name="X9febac47378f87f07a9f51767f4e7e251028352"/>
+    <w:bookmarkStart w:id="45" w:name="X9febac47378f87f07a9f51767f4e7e251028352"/>
     <w:p>
       <w:pPr>
         <w:pStyle w:val="Heading2"/>
@@ -24403,23 +23998,9 @@
     </w:p>
     <w:p>
       <w:pPr>
-        <w:pStyle w:val="BodyText"/>
-      </w:pPr>
-      <w:r>
-        <w:rPr>
-          <w:b/>
-          <w:bCs/>
-        </w:rPr>
-        <w:t xml:space="preserve">Tabla 23</w:t>
-      </w:r>
-      <w:r>
-        <w:t xml:space="preserve"> </w:t>
-      </w:r>
-      <w:r>
-        <w:rPr>
-          <w:i/>
-          <w:iCs/>
-        </w:rPr>
+        <w:pStyle w:val="TableCaption"/>
+      </w:pPr>
+      <w:r>
         <w:t xml:space="preserve">Matriz Técnica de Articulación: Apoyo Académico Especial (Decreto 1470 de 2013)</w:t>
       </w:r>
     </w:p>
@@ -24429,6 +24010,7 @@
         <w:tblW w:type="pct" w:w="5000"/>
         <w:tblLayout w:type="fixed"/>
         <w:tblLook w:firstRow="1" w:lastRow="0" w:firstColumn="0" w:lastColumn="0" w:noHBand="0" w:noVBand="0" w:val="0020"/>
+        <w:tblCaption w:val="Matriz Técnica de Articulación: Apoyo Académico Especial (Decreto 1470 de 2013)"/>
       </w:tblPr>
       <w:tblGrid>
         <w:gridCol w:w="1320"/>
@@ -24791,18 +24373,18 @@
           <wp:inline>
             <wp:extent cx="5334000" cy="8001000"/>
             <wp:effectExtent b="0" l="0" r="0" t="0"/>
-            <wp:docPr descr="" title="" id="45" name="Picture"/>
+            <wp:docPr descr="" title="" id="42" name="Picture"/>
             <a:graphic>
               <a:graphicData uri="http://schemas.openxmlformats.org/drawingml/2006/picture">
                 <pic:pic>
                   <pic:nvPicPr>
-                    <pic:cNvPr descr="03-academica/../images/image5.png" id="46" name="Picture"/>
+                    <pic:cNvPr descr="03-academica/../images/image5.png" id="43" name="Picture"/>
                     <pic:cNvPicPr>
                       <a:picLocks noChangeArrowheads="1" noChangeAspect="1"/>
                     </pic:cNvPicPr>
                   </pic:nvPicPr>
                   <pic:blipFill>
-                    <a:blip r:embed="rId44"/>
+                    <a:blip r:embed="rId41"/>
                     <a:stretch>
                       <a:fillRect/>
                     </a:stretch>
@@ -24829,7 +24411,7 @@
         </w:drawing>
       </w:r>
     </w:p>
-    <w:bookmarkStart w:id="47" w:name="componentes-transversales-de-la-matriz"/>
+    <w:bookmarkStart w:id="44" w:name="componentes-transversales-de-la-matriz"/>
     <w:p>
       <w:pPr>
         <w:pStyle w:val="Heading3"/>
@@ -24854,10 +24436,10 @@
         <w:t xml:space="preserve">Monitoreo General: El Comité de Evaluación y Promoción debe validar los reportes de notas diferenciados para evitar la deserción o reprobación por motivos de salud.</w:t>
       </w:r>
     </w:p>
-    <w:bookmarkEnd w:id="47"/>
-    <w:bookmarkEnd w:id="48"/>
-    <w:bookmarkEnd w:id="49"/>
-    <w:bookmarkStart w:id="50" w:name="enfoque-del-modelo-educativo"/>
+    <w:bookmarkEnd w:id="44"/>
+    <w:bookmarkEnd w:id="45"/>
+    <w:bookmarkEnd w:id="46"/>
+    <w:bookmarkStart w:id="47" w:name="enfoque-del-modelo-educativo"/>
     <w:p>
       <w:pPr>
         <w:pStyle w:val="Heading1"/>
@@ -24876,23 +24458,9 @@
     </w:p>
     <w:p>
       <w:pPr>
-        <w:pStyle w:val="BodyText"/>
-      </w:pPr>
-      <w:r>
-        <w:rPr>
-          <w:b/>
-          <w:bCs/>
-        </w:rPr>
-        <w:t xml:space="preserve">Tabla 24</w:t>
-      </w:r>
-      <w:r>
-        <w:t xml:space="preserve"> </w:t>
-      </w:r>
-      <w:r>
-        <w:rPr>
-          <w:i/>
-          <w:iCs/>
-        </w:rPr>
+        <w:pStyle w:val="TableCaption"/>
+      </w:pPr>
+      <w:r>
         <w:t xml:space="preserve">Matriz Técnica del Enfoque del Modelo Educativo</w:t>
       </w:r>
     </w:p>
@@ -24902,6 +24470,7 @@
         <w:tblW w:type="pct" w:w="5000"/>
         <w:tblLayout w:type="fixed"/>
         <w:tblLook w:firstRow="1" w:lastRow="0" w:firstColumn="0" w:lastColumn="0" w:noHBand="0" w:noVBand="0" w:val="0020"/>
+        <w:tblCaption w:val="Matriz Técnica del Enfoque del Modelo Educativo"/>
       </w:tblPr>
       <w:tblGrid>
         <w:gridCol w:w="1980"/>
@@ -25534,37 +25103,15 @@
     </w:p>
     <w:p>
       <w:pPr>
-        <w:pStyle w:val="BodyText"/>
-      </w:pPr>
-      <w:r>
-        <w:rPr>
-          <w:b/>
-          <w:bCs/>
-        </w:rPr>
-        <w:t xml:space="preserve">Tabla 25</w:t>
+        <w:pStyle w:val="TableCaption"/>
+      </w:pPr>
+      <w:r>
+        <w:t xml:space="preserve">Matriz del Modelo Pedagógico Sucre:</w:t>
       </w:r>
       <w:r>
         <w:t xml:space="preserve"> </w:t>
       </w:r>
       <w:r>
-        <w:rPr>
-          <w:i/>
-          <w:iCs/>
-        </w:rPr>
-        <w:t xml:space="preserve">Matriz del Modelo Pedagógico Sucre:</w:t>
-      </w:r>
-      <w:r>
-        <w:rPr>
-          <w:i/>
-          <w:iCs/>
-        </w:rPr>
-        <w:t xml:space="preserve"> </w:t>
-      </w:r>
-      <w:r>
-        <w:rPr>
-          <w:i/>
-          <w:iCs/>
-        </w:rPr>
         <w:t xml:space="preserve">“Educar para Transformar”</w:t>
       </w:r>
     </w:p>
@@ -25574,6 +25121,7 @@
         <w:tblW w:type="pct" w:w="5000"/>
         <w:tblLayout w:type="fixed"/>
         <w:tblLook w:firstRow="1" w:lastRow="0" w:firstColumn="0" w:lastColumn="0" w:noHBand="0" w:noVBand="0" w:val="0020"/>
+        <w:tblCaption w:val="Matriz del Modelo Pedagógico Sucre: “Educar para Transformar”"/>
       </w:tblPr>
       <w:tblGrid>
         <w:gridCol w:w="1980"/>
@@ -26054,8 +25602,8 @@
         </w:tc>
       </w:tr>
     </w:tbl>
-    <w:bookmarkEnd w:id="50"/>
-    <w:bookmarkStart w:id="51" w:name="diseño-curricular"/>
+    <w:bookmarkEnd w:id="47"/>
+    <w:bookmarkStart w:id="48" w:name="diseño-curricular"/>
     <w:p>
       <w:pPr>
         <w:pStyle w:val="Heading1"/>
@@ -26083,23 +25631,9 @@
     </w:p>
     <w:p>
       <w:pPr>
-        <w:pStyle w:val="BodyText"/>
-      </w:pPr>
-      <w:r>
-        <w:rPr>
-          <w:b/>
-          <w:bCs/>
-        </w:rPr>
-        <w:t xml:space="preserve">Tabla 26</w:t>
-      </w:r>
-      <w:r>
-        <w:t xml:space="preserve"> </w:t>
-      </w:r>
-      <w:r>
-        <w:rPr>
-          <w:i/>
-          <w:iCs/>
-        </w:rPr>
+        <w:pStyle w:val="TableCaption"/>
+      </w:pPr>
+      <w:r>
         <w:t xml:space="preserve">Matriz Técnica del Diseño Curricular Integrado</w:t>
       </w:r>
     </w:p>
@@ -26109,6 +25643,7 @@
         <w:tblW w:type="pct" w:w="5000"/>
         <w:tblLayout w:type="fixed"/>
         <w:tblLook w:firstRow="1" w:lastRow="0" w:firstColumn="0" w:lastColumn="0" w:noHBand="0" w:noVBand="0" w:val="0020"/>
+        <w:tblCaption w:val="Matriz Técnica del Diseño Curricular Integrado"/>
       </w:tblPr>
       <w:tblGrid>
         <w:gridCol w:w="1584"/>
@@ -26486,1229 +26021,1193 @@
         <w:pStyle w:val="BodyText"/>
       </w:pPr>
       <w:r>
-        <w:rPr>
-          <w:b/>
-          <w:bCs/>
-        </w:rPr>
-        <w:t xml:space="preserve">Tabla 27</w:t>
-      </w:r>
+        <w:t xml:space="preserve">TRANSICIÓN</w:t>
+      </w:r>
+    </w:p>
+    <w:p>
+      <w:pPr>
+        <w:pStyle w:val="BodyText"/>
+      </w:pPr>
+      <w:r>
+        <w:t xml:space="preserve">B Á S I C A P R I MA R I A</w:t>
+      </w:r>
+    </w:p>
+    <w:p>
+      <w:pPr>
+        <w:pStyle w:val="BodyText"/>
+      </w:pPr>
       <w:r>
         <w:t xml:space="preserve"> </w:t>
       </w:r>
-      <w:r>
-        <w:rPr>
-          <w:i/>
-          <w:iCs/>
-        </w:rPr>
+    </w:p>
+    <w:p>
+      <w:pPr>
+        <w:pStyle w:val="BodyText"/>
+      </w:pPr>
+      <w:r>
+        <w:t xml:space="preserve">HORAS</w:t>
+      </w:r>
+      <w:r>
+        <w:t xml:space="preserve"> </w:t>
+      </w:r>
+    </w:p>
+    <w:p>
+      <w:pPr>
+        <w:pStyle w:val="BodyText"/>
+      </w:pPr>
+      <w:r>
+        <w:t xml:space="preserve">1º A 2º</w:t>
+      </w:r>
+      <w:r>
+        <w:t xml:space="preserve"> </w:t>
+      </w:r>
+    </w:p>
+    <w:p>
+      <w:pPr>
+        <w:pStyle w:val="BodyText"/>
+      </w:pPr>
+      <w:r>
+        <w:t xml:space="preserve"> </w:t>
+      </w:r>
+      <w:r>
+        <w:t xml:space="preserve">HORAS</w:t>
+      </w:r>
+    </w:p>
+    <w:p>
+      <w:pPr>
+        <w:pStyle w:val="BodyText"/>
+      </w:pPr>
+      <w:r>
+        <w:t xml:space="preserve">3º A 5º</w:t>
+      </w:r>
+      <w:r>
+        <w:t xml:space="preserve"> </w:t>
+      </w:r>
+    </w:p>
+    <w:p>
+      <w:pPr>
+        <w:pStyle w:val="BodyText"/>
+      </w:pPr>
+      <w:r>
+        <w:t xml:space="preserve">HORAS</w:t>
+      </w:r>
+      <w:r>
+        <w:t xml:space="preserve"> </w:t>
+      </w:r>
+    </w:p>
+    <w:p>
+      <w:pPr>
+        <w:pStyle w:val="BodyText"/>
+      </w:pPr>
+      <w:r>
+        <w:t xml:space="preserve">dimensión comunicativa</w:t>
+      </w:r>
+    </w:p>
+    <w:p>
+      <w:pPr>
+        <w:pStyle w:val="BodyText"/>
+      </w:pPr>
+      <w:r>
+        <w:t xml:space="preserve">6</w:t>
+      </w:r>
+    </w:p>
+    <w:p>
+      <w:pPr>
+        <w:pStyle w:val="BodyText"/>
+      </w:pPr>
+      <w:r>
+        <w:t xml:space="preserve">Castellano</w:t>
+      </w:r>
+    </w:p>
+    <w:p>
+      <w:pPr>
+        <w:pStyle w:val="BodyText"/>
+      </w:pPr>
+      <w:r>
+        <w:t xml:space="preserve">8</w:t>
+      </w:r>
+    </w:p>
+    <w:p>
+      <w:pPr>
+        <w:pStyle w:val="BodyText"/>
+      </w:pPr>
+      <w:r>
+        <w:t xml:space="preserve">Castellano-Inglés</w:t>
+      </w:r>
+    </w:p>
+    <w:p>
+      <w:pPr>
+        <w:pStyle w:val="BodyText"/>
+      </w:pPr>
+      <w:r>
+        <w:t xml:space="preserve">8</w:t>
+      </w:r>
+    </w:p>
+    <w:p>
+      <w:pPr>
+        <w:pStyle w:val="BodyText"/>
+      </w:pPr>
+      <w:r>
+        <w:t xml:space="preserve">dimensión cognitiva</w:t>
+      </w:r>
+    </w:p>
+    <w:p>
+      <w:pPr>
+        <w:pStyle w:val="BodyText"/>
+      </w:pPr>
+      <w:r>
+        <w:t xml:space="preserve">7</w:t>
+      </w:r>
+    </w:p>
+    <w:p>
+      <w:pPr>
+        <w:pStyle w:val="BodyText"/>
+      </w:pPr>
+      <w:r>
+        <w:t xml:space="preserve">dimensión estética</w:t>
+      </w:r>
+    </w:p>
+    <w:p>
+      <w:pPr>
+        <w:pStyle w:val="BodyText"/>
+      </w:pPr>
+      <w:r>
+        <w:t xml:space="preserve">3</w:t>
+      </w:r>
+    </w:p>
+    <w:p>
+      <w:pPr>
+        <w:pStyle w:val="BodyText"/>
+      </w:pPr>
+      <w:r>
+        <w:t xml:space="preserve">dimensión actitudinal</w:t>
+      </w:r>
+    </w:p>
+    <w:p>
+      <w:pPr>
+        <w:pStyle w:val="BodyText"/>
+      </w:pPr>
+      <w:r>
+        <w:t xml:space="preserve">4</w:t>
+      </w:r>
+    </w:p>
+    <w:p>
+      <w:pPr>
+        <w:pStyle w:val="BodyText"/>
+      </w:pPr>
+      <w:r>
+        <w:t xml:space="preserve">dimensión corporal y lúdica</w:t>
+      </w:r>
+    </w:p>
+    <w:p>
+      <w:pPr>
+        <w:pStyle w:val="BodyText"/>
+      </w:pPr>
+      <w:r>
+        <w:t xml:space="preserve">5</w:t>
+      </w:r>
+    </w:p>
+    <w:p>
+      <w:pPr>
+        <w:pStyle w:val="BodyText"/>
+      </w:pPr>
+      <w:r>
+        <w:t xml:space="preserve">Matemáticas</w:t>
+      </w:r>
+    </w:p>
+    <w:p>
+      <w:pPr>
+        <w:pStyle w:val="BodyText"/>
+      </w:pPr>
+      <w:r>
+        <w:t xml:space="preserve">6</w:t>
+      </w:r>
+    </w:p>
+    <w:p>
+      <w:pPr>
+        <w:pStyle w:val="BodyText"/>
+      </w:pPr>
+      <w:r>
+        <w:t xml:space="preserve">Matemáticas</w:t>
+      </w:r>
+    </w:p>
+    <w:p>
+      <w:pPr>
+        <w:pStyle w:val="BodyText"/>
+      </w:pPr>
+      <w:r>
+        <w:t xml:space="preserve">6</w:t>
+      </w:r>
+    </w:p>
+    <w:p>
+      <w:pPr>
+        <w:pStyle w:val="BodyText"/>
+      </w:pPr>
+      <w:r>
+        <w:t xml:space="preserve">historia y geografía</w:t>
+      </w:r>
+    </w:p>
+    <w:p>
+      <w:pPr>
+        <w:pStyle w:val="BodyText"/>
+      </w:pPr>
+      <w:r>
+        <w:t xml:space="preserve">2</w:t>
+      </w:r>
+    </w:p>
+    <w:p>
+      <w:pPr>
+        <w:pStyle w:val="BodyText"/>
+      </w:pPr>
+      <w:r>
+        <w:t xml:space="preserve">ciencias sociales</w:t>
+      </w:r>
+    </w:p>
+    <w:p>
+      <w:pPr>
+        <w:pStyle w:val="BodyText"/>
+      </w:pPr>
+      <w:r>
+        <w:t xml:space="preserve">3</w:t>
+      </w:r>
+    </w:p>
+    <w:p>
+      <w:pPr>
+        <w:pStyle w:val="BodyText"/>
+      </w:pPr>
+      <w:r>
+        <w:t xml:space="preserve">Educaciòn Ambiental</w:t>
+      </w:r>
+    </w:p>
+    <w:p>
+      <w:pPr>
+        <w:pStyle w:val="BodyText"/>
+      </w:pPr>
+      <w:r>
+        <w:t xml:space="preserve">1</w:t>
+      </w:r>
+    </w:p>
+    <w:p>
+      <w:pPr>
+        <w:pStyle w:val="BodyText"/>
+      </w:pPr>
+      <w:r>
+        <w:t xml:space="preserve">cívica y urbanidad</w:t>
+      </w:r>
+    </w:p>
+    <w:p>
+      <w:pPr>
+        <w:pStyle w:val="BodyText"/>
+      </w:pPr>
+      <w:r>
+        <w:t xml:space="preserve">1</w:t>
+      </w:r>
+    </w:p>
+    <w:p>
+      <w:pPr>
+        <w:pStyle w:val="BodyText"/>
+      </w:pPr>
+      <w:r>
+        <w:t xml:space="preserve">cívica y urbanidad</w:t>
+      </w:r>
+    </w:p>
+    <w:p>
+      <w:pPr>
+        <w:pStyle w:val="BodyText"/>
+      </w:pPr>
+      <w:r>
+        <w:t xml:space="preserve">educación religiosa</w:t>
+      </w:r>
+    </w:p>
+    <w:p>
+      <w:pPr>
+        <w:pStyle w:val="BodyText"/>
+      </w:pPr>
+      <w:r>
+        <w:t xml:space="preserve">1</w:t>
+      </w:r>
+    </w:p>
+    <w:p>
+      <w:pPr>
+        <w:pStyle w:val="BodyText"/>
+      </w:pPr>
+      <w:r>
+        <w:t xml:space="preserve">educación religiosa</w:t>
+      </w:r>
+    </w:p>
+    <w:p>
+      <w:pPr>
+        <w:pStyle w:val="BodyText"/>
+      </w:pPr>
+      <w:r>
+        <w:t xml:space="preserve">1</w:t>
+      </w:r>
+    </w:p>
+    <w:p>
+      <w:pPr>
+        <w:pStyle w:val="BodyText"/>
+      </w:pPr>
+      <w:r>
+        <w:t xml:space="preserve">ciencias naturales</w:t>
+      </w:r>
+    </w:p>
+    <w:p>
+      <w:pPr>
+        <w:pStyle w:val="BodyText"/>
+      </w:pPr>
+      <w:r>
+        <w:t xml:space="preserve">4</w:t>
+      </w:r>
+    </w:p>
+    <w:p>
+      <w:pPr>
+        <w:pStyle w:val="BodyText"/>
+      </w:pPr>
+      <w:r>
+        <w:t xml:space="preserve">ciencias naturales</w:t>
+      </w:r>
+    </w:p>
+    <w:p>
+      <w:pPr>
+        <w:pStyle w:val="BodyText"/>
+      </w:pPr>
+      <w:r>
+        <w:t xml:space="preserve">4</w:t>
+      </w:r>
+    </w:p>
+    <w:p>
+      <w:pPr>
+        <w:pStyle w:val="BodyText"/>
+      </w:pPr>
+      <w:r>
+        <w:t xml:space="preserve">educación artística</w:t>
+      </w:r>
+    </w:p>
+    <w:p>
+      <w:pPr>
+        <w:pStyle w:val="BodyText"/>
+      </w:pPr>
+      <w:r>
+        <w:t xml:space="preserve">1</w:t>
+      </w:r>
+    </w:p>
+    <w:p>
+      <w:pPr>
+        <w:pStyle w:val="BodyText"/>
+      </w:pPr>
+      <w:r>
+        <w:t xml:space="preserve">educación artística</w:t>
+      </w:r>
+    </w:p>
+    <w:p>
+      <w:pPr>
+        <w:pStyle w:val="BodyText"/>
+      </w:pPr>
+      <w:r>
+        <w:t xml:space="preserve">1</w:t>
+      </w:r>
+    </w:p>
+    <w:p>
+      <w:pPr>
+        <w:pStyle w:val="BodyText"/>
+      </w:pPr>
+      <w:r>
+        <w:t xml:space="preserve">ética y valores</w:t>
+      </w:r>
+    </w:p>
+    <w:p>
+      <w:pPr>
+        <w:pStyle w:val="BodyText"/>
+      </w:pPr>
+      <w:r>
+        <w:t xml:space="preserve">1</w:t>
+      </w:r>
+    </w:p>
+    <w:p>
+      <w:pPr>
+        <w:pStyle w:val="BodyText"/>
+      </w:pPr>
+      <w:r>
+        <w:t xml:space="preserve">ética y valores</w:t>
+      </w:r>
+    </w:p>
+    <w:p>
+      <w:pPr>
+        <w:pStyle w:val="BodyText"/>
+      </w:pPr>
+      <w:r>
+        <w:t xml:space="preserve">1</w:t>
+      </w:r>
+    </w:p>
+    <w:p>
+      <w:pPr>
+        <w:pStyle w:val="BodyText"/>
+      </w:pPr>
+      <w:r>
+        <w:t xml:space="preserve">tecnología e informática</w:t>
+      </w:r>
+    </w:p>
+    <w:p>
+      <w:pPr>
+        <w:pStyle w:val="BodyText"/>
+      </w:pPr>
+      <w:r>
+        <w:t xml:space="preserve">2</w:t>
+      </w:r>
+    </w:p>
+    <w:p>
+      <w:pPr>
+        <w:pStyle w:val="BodyText"/>
+      </w:pPr>
+      <w:r>
+        <w:t xml:space="preserve">tecnología e informática</w:t>
+      </w:r>
+    </w:p>
+    <w:p>
+      <w:pPr>
+        <w:pStyle w:val="BodyText"/>
+      </w:pPr>
+      <w:r>
+        <w:t xml:space="preserve">2</w:t>
+      </w:r>
+    </w:p>
+    <w:p>
+      <w:pPr>
+        <w:pStyle w:val="BodyText"/>
+      </w:pPr>
+      <w:r>
+        <w:t xml:space="preserve">educación física</w:t>
+      </w:r>
+    </w:p>
+    <w:p>
+      <w:pPr>
+        <w:pStyle w:val="BodyText"/>
+      </w:pPr>
+      <w:r>
+        <w:t xml:space="preserve">3</w:t>
+      </w:r>
+    </w:p>
+    <w:p>
+      <w:pPr>
+        <w:pStyle w:val="BodyText"/>
+      </w:pPr>
+      <w:r>
+        <w:t xml:space="preserve">educación física</w:t>
+      </w:r>
+    </w:p>
+    <w:p>
+      <w:pPr>
+        <w:pStyle w:val="BodyText"/>
+      </w:pPr>
+      <w:r>
+        <w:t xml:space="preserve">3</w:t>
+      </w:r>
+    </w:p>
+    <w:p>
+      <w:pPr>
+        <w:pStyle w:val="BodyText"/>
+      </w:pPr>
+      <w:r>
+        <w:t xml:space="preserve"> </w:t>
+      </w:r>
+      <w:r>
+        <w:t xml:space="preserve">Total</w:t>
+      </w:r>
+    </w:p>
+    <w:p>
+      <w:pPr>
+        <w:pStyle w:val="BodyText"/>
+      </w:pPr>
+      <w:r>
+        <w:t xml:space="preserve">25</w:t>
+      </w:r>
+    </w:p>
+    <w:p>
+      <w:pPr>
+        <w:pStyle w:val="BodyText"/>
+      </w:pPr>
+      <w:r>
+        <w:t xml:space="preserve">30</w:t>
+      </w:r>
+    </w:p>
+    <w:p>
+      <w:pPr>
+        <w:pStyle w:val="BodyText"/>
+      </w:pPr>
+      <w:r>
+        <w:t xml:space="preserve">30</w:t>
+      </w:r>
+    </w:p>
+    <w:p>
+      <w:pPr>
+        <w:pStyle w:val="BodyText"/>
+      </w:pPr>
+      <w:r>
+        <w:t xml:space="preserve">BÁSICA SECUNDARIA</w:t>
+      </w:r>
+    </w:p>
+    <w:p>
+      <w:pPr>
+        <w:pStyle w:val="BodyText"/>
+      </w:pPr>
+      <w:r>
+        <w:t xml:space="preserve">MEDIA</w:t>
+      </w:r>
+    </w:p>
+    <w:p>
+      <w:pPr>
+        <w:pStyle w:val="BodyText"/>
+      </w:pPr>
+      <w:r>
+        <w:t xml:space="preserve">6º a 9º</w:t>
+      </w:r>
+    </w:p>
+    <w:p>
+      <w:pPr>
+        <w:pStyle w:val="BodyText"/>
+      </w:pPr>
+      <w:r>
+        <w:t xml:space="preserve">horas</w:t>
+      </w:r>
+    </w:p>
+    <w:p>
+      <w:pPr>
+        <w:pStyle w:val="BodyText"/>
+      </w:pPr>
+      <w:r>
+        <w:t xml:space="preserve">10º</w:t>
+      </w:r>
+    </w:p>
+    <w:p>
+      <w:pPr>
+        <w:pStyle w:val="BodyText"/>
+      </w:pPr>
+      <w:r>
+        <w:t xml:space="preserve">horas</w:t>
+      </w:r>
+    </w:p>
+    <w:p>
+      <w:pPr>
+        <w:pStyle w:val="BodyText"/>
+      </w:pPr>
+      <w:r>
+        <w:t xml:space="preserve">11º</w:t>
+      </w:r>
+    </w:p>
+    <w:p>
+      <w:pPr>
+        <w:pStyle w:val="BodyText"/>
+      </w:pPr>
+      <w:r>
+        <w:t xml:space="preserve">Horas</w:t>
+      </w:r>
+    </w:p>
+    <w:p>
+      <w:pPr>
+        <w:pStyle w:val="BodyText"/>
+      </w:pPr>
+      <w:r>
+        <w:t xml:space="preserve">Matemáticas</w:t>
+      </w:r>
+    </w:p>
+    <w:p>
+      <w:pPr>
+        <w:pStyle w:val="BodyText"/>
+      </w:pPr>
+      <w:r>
+        <w:t xml:space="preserve">5</w:t>
+      </w:r>
+    </w:p>
+    <w:p>
+      <w:pPr>
+        <w:pStyle w:val="BodyText"/>
+      </w:pPr>
+      <w:r>
+        <w:t xml:space="preserve">Matemáticas</w:t>
+      </w:r>
+    </w:p>
+    <w:p>
+      <w:pPr>
+        <w:pStyle w:val="BodyText"/>
+      </w:pPr>
+      <w:r>
+        <w:t xml:space="preserve">5</w:t>
+      </w:r>
+    </w:p>
+    <w:p>
+      <w:pPr>
+        <w:pStyle w:val="BodyText"/>
+      </w:pPr>
+      <w:r>
+        <w:t xml:space="preserve">matemáticas</w:t>
+      </w:r>
+    </w:p>
+    <w:p>
+      <w:pPr>
+        <w:pStyle w:val="BodyText"/>
+      </w:pPr>
+      <w:r>
+        <w:t xml:space="preserve">5</w:t>
+      </w:r>
+    </w:p>
+    <w:p>
+      <w:pPr>
+        <w:pStyle w:val="BodyText"/>
+      </w:pPr>
+      <w:r>
+        <w:t xml:space="preserve">Castellano</w:t>
+      </w:r>
+    </w:p>
+    <w:p>
+      <w:pPr>
+        <w:pStyle w:val="BodyText"/>
+      </w:pPr>
+      <w:r>
+        <w:t xml:space="preserve">6</w:t>
+      </w:r>
+    </w:p>
+    <w:p>
+      <w:pPr>
+        <w:pStyle w:val="BodyText"/>
+      </w:pPr>
+      <w:r>
+        <w:t xml:space="preserve">Castellano</w:t>
+      </w:r>
+    </w:p>
+    <w:p>
+      <w:pPr>
+        <w:pStyle w:val="BodyText"/>
+      </w:pPr>
+      <w:r>
+        <w:t xml:space="preserve">6</w:t>
+      </w:r>
+    </w:p>
+    <w:p>
+      <w:pPr>
+        <w:pStyle w:val="BodyText"/>
+      </w:pPr>
+      <w:r>
+        <w:t xml:space="preserve">castellano</w:t>
+      </w:r>
+    </w:p>
+    <w:p>
+      <w:pPr>
+        <w:pStyle w:val="BodyText"/>
+      </w:pPr>
+      <w:r>
+        <w:t xml:space="preserve">6</w:t>
+      </w:r>
+    </w:p>
+    <w:p>
+      <w:pPr>
+        <w:pStyle w:val="BodyText"/>
+      </w:pPr>
+      <w:r>
+        <w:t xml:space="preserve">Inglés</w:t>
+      </w:r>
+    </w:p>
+    <w:p>
+      <w:pPr>
+        <w:pStyle w:val="BodyText"/>
+      </w:pPr>
+      <w:r>
+        <w:t xml:space="preserve">4</w:t>
+      </w:r>
+    </w:p>
+    <w:p>
+      <w:pPr>
+        <w:pStyle w:val="BodyText"/>
+      </w:pPr>
+      <w:r>
+        <w:t xml:space="preserve">Inglés</w:t>
+      </w:r>
+    </w:p>
+    <w:p>
+      <w:pPr>
+        <w:pStyle w:val="BodyText"/>
+      </w:pPr>
+      <w:r>
+        <w:t xml:space="preserve">4</w:t>
+      </w:r>
+    </w:p>
+    <w:p>
+      <w:pPr>
+        <w:pStyle w:val="BodyText"/>
+      </w:pPr>
+      <w:r>
+        <w:t xml:space="preserve">inglés</w:t>
+      </w:r>
+    </w:p>
+    <w:p>
+      <w:pPr>
+        <w:pStyle w:val="BodyText"/>
+      </w:pPr>
+      <w:r>
+        <w:t xml:space="preserve">4</w:t>
+      </w:r>
+    </w:p>
+    <w:p>
+      <w:pPr>
+        <w:pStyle w:val="BodyText"/>
+      </w:pPr>
+      <w:r>
+        <w:t xml:space="preserve">ciencias naturales</w:t>
+      </w:r>
+    </w:p>
+    <w:p>
+      <w:pPr>
+        <w:pStyle w:val="BodyText"/>
+      </w:pPr>
+      <w:r>
+        <w:t xml:space="preserve">5</w:t>
+      </w:r>
+    </w:p>
+    <w:p>
+      <w:pPr>
+        <w:pStyle w:val="BodyText"/>
+      </w:pPr>
+      <w:r>
+        <w:t xml:space="preserve">física y química</w:t>
+      </w:r>
+    </w:p>
+    <w:p>
+      <w:pPr>
+        <w:pStyle w:val="BodyText"/>
+      </w:pPr>
+      <w:r>
+        <w:t xml:space="preserve">6</w:t>
+      </w:r>
+    </w:p>
+    <w:p>
+      <w:pPr>
+        <w:pStyle w:val="BodyText"/>
+      </w:pPr>
+      <w:r>
+        <w:t xml:space="preserve">física y química</w:t>
+      </w:r>
+    </w:p>
+    <w:p>
+      <w:pPr>
+        <w:pStyle w:val="BodyText"/>
+      </w:pPr>
+      <w:r>
+        <w:t xml:space="preserve">6</w:t>
+      </w:r>
+    </w:p>
+    <w:p>
+      <w:pPr>
+        <w:pStyle w:val="BodyText"/>
+      </w:pPr>
+      <w:r>
+        <w:t xml:space="preserve">educación religiosa</w:t>
+      </w:r>
+    </w:p>
+    <w:p>
+      <w:pPr>
+        <w:pStyle w:val="BodyText"/>
+      </w:pPr>
+      <w:r>
+        <w:t xml:space="preserve">1</w:t>
+      </w:r>
+    </w:p>
+    <w:p>
+      <w:pPr>
+        <w:pStyle w:val="BodyText"/>
+      </w:pPr>
+      <w:r>
+        <w:t xml:space="preserve">educación religiosa</w:t>
+      </w:r>
+    </w:p>
+    <w:p>
+      <w:pPr>
+        <w:pStyle w:val="BodyText"/>
+      </w:pPr>
+      <w:r>
+        <w:t xml:space="preserve">1</w:t>
+      </w:r>
+    </w:p>
+    <w:p>
+      <w:pPr>
+        <w:pStyle w:val="BodyText"/>
+      </w:pPr>
+      <w:r>
+        <w:t xml:space="preserve">educación religiosa</w:t>
+      </w:r>
+    </w:p>
+    <w:p>
+      <w:pPr>
+        <w:pStyle w:val="BodyText"/>
+      </w:pPr>
+      <w:r>
+        <w:t xml:space="preserve">1</w:t>
+      </w:r>
+    </w:p>
+    <w:p>
+      <w:pPr>
+        <w:pStyle w:val="BodyText"/>
+      </w:pPr>
+      <w:r>
+        <w:t xml:space="preserve">ética y valores</w:t>
+      </w:r>
+    </w:p>
+    <w:p>
+      <w:pPr>
+        <w:pStyle w:val="BodyText"/>
+      </w:pPr>
+      <w:r>
+        <w:t xml:space="preserve">1</w:t>
+      </w:r>
+    </w:p>
+    <w:p>
+      <w:pPr>
+        <w:pStyle w:val="BodyText"/>
+      </w:pPr>
+      <w:r>
+        <w:t xml:space="preserve">ética y valores</w:t>
+      </w:r>
+    </w:p>
+    <w:p>
+      <w:pPr>
+        <w:pStyle w:val="BodyText"/>
+      </w:pPr>
+      <w:r>
+        <w:t xml:space="preserve">1</w:t>
+      </w:r>
+    </w:p>
+    <w:p>
+      <w:pPr>
+        <w:pStyle w:val="BodyText"/>
+      </w:pPr>
+      <w:r>
+        <w:t xml:space="preserve">ética y valores</w:t>
+      </w:r>
+    </w:p>
+    <w:p>
+      <w:pPr>
+        <w:pStyle w:val="BodyText"/>
+      </w:pPr>
+      <w:r>
+        <w:t xml:space="preserve">1</w:t>
+      </w:r>
+    </w:p>
+    <w:p>
+      <w:pPr>
+        <w:pStyle w:val="BodyText"/>
+      </w:pPr>
+      <w:r>
+        <w:t xml:space="preserve">educación artística</w:t>
+      </w:r>
+    </w:p>
+    <w:p>
+      <w:pPr>
+        <w:pStyle w:val="BodyText"/>
+      </w:pPr>
+      <w:r>
+        <w:t xml:space="preserve">2</w:t>
+      </w:r>
+    </w:p>
+    <w:p>
+      <w:pPr>
+        <w:pStyle w:val="BodyText"/>
+      </w:pPr>
+      <w:r>
+        <w:t xml:space="preserve">educación artística</w:t>
+      </w:r>
+    </w:p>
+    <w:p>
+      <w:pPr>
+        <w:pStyle w:val="BodyText"/>
+      </w:pPr>
+      <w:r>
+        <w:t xml:space="preserve">2</w:t>
+      </w:r>
+    </w:p>
+    <w:p>
+      <w:pPr>
+        <w:pStyle w:val="BodyText"/>
+      </w:pPr>
+      <w:r>
+        <w:t xml:space="preserve">educación artística</w:t>
+      </w:r>
+    </w:p>
+    <w:p>
+      <w:pPr>
+        <w:pStyle w:val="BodyText"/>
+      </w:pPr>
+      <w:r>
+        <w:t xml:space="preserve">1</w:t>
+      </w:r>
+    </w:p>
+    <w:p>
+      <w:pPr>
+        <w:pStyle w:val="BodyText"/>
+      </w:pPr>
+      <w:r>
+        <w:t xml:space="preserve">tecnología e informática</w:t>
+      </w:r>
+    </w:p>
+    <w:p>
+      <w:pPr>
+        <w:pStyle w:val="BodyText"/>
+      </w:pPr>
+      <w:r>
+        <w:t xml:space="preserve">3</w:t>
+      </w:r>
+    </w:p>
+    <w:p>
+      <w:pPr>
+        <w:pStyle w:val="BodyText"/>
+      </w:pPr>
+      <w:r>
+        <w:t xml:space="preserve">tecnología e informática</w:t>
+      </w:r>
+    </w:p>
+    <w:p>
+      <w:pPr>
+        <w:pStyle w:val="BodyText"/>
+      </w:pPr>
+      <w:r>
+        <w:t xml:space="preserve">3</w:t>
+      </w:r>
+    </w:p>
+    <w:p>
+      <w:pPr>
+        <w:pStyle w:val="BodyText"/>
+      </w:pPr>
+      <w:r>
+        <w:t xml:space="preserve">tecnología e informática</w:t>
+      </w:r>
+    </w:p>
+    <w:p>
+      <w:pPr>
+        <w:pStyle w:val="BodyText"/>
+      </w:pPr>
+      <w:r>
+        <w:t xml:space="preserve">3</w:t>
+      </w:r>
+    </w:p>
+    <w:p>
+      <w:pPr>
+        <w:pStyle w:val="BodyText"/>
+      </w:pPr>
+      <w:r>
+        <w:t xml:space="preserve">educación física</w:t>
+      </w:r>
+    </w:p>
+    <w:p>
+      <w:pPr>
+        <w:pStyle w:val="BodyText"/>
+      </w:pPr>
+      <w:r>
+        <w:t xml:space="preserve">2</w:t>
+      </w:r>
+    </w:p>
+    <w:p>
+      <w:pPr>
+        <w:pStyle w:val="BodyText"/>
+      </w:pPr>
+      <w:r>
+        <w:t xml:space="preserve">educación física</w:t>
+      </w:r>
+    </w:p>
+    <w:p>
+      <w:pPr>
+        <w:pStyle w:val="BodyText"/>
+      </w:pPr>
+      <w:r>
+        <w:t xml:space="preserve">2</w:t>
+      </w:r>
+    </w:p>
+    <w:p>
+      <w:pPr>
+        <w:pStyle w:val="BodyText"/>
+      </w:pPr>
+      <w:r>
+        <w:t xml:space="preserve">educación física</w:t>
+      </w:r>
+    </w:p>
+    <w:p>
+      <w:pPr>
+        <w:pStyle w:val="BodyText"/>
+      </w:pPr>
+      <w:r>
+        <w:t xml:space="preserve">2</w:t>
+      </w:r>
+    </w:p>
+    <w:p>
+      <w:pPr>
+        <w:pStyle w:val="BodyText"/>
+      </w:pPr>
+      <w:r>
+        <w:t xml:space="preserve">historia y geografía</w:t>
+      </w:r>
+    </w:p>
+    <w:p>
+      <w:pPr>
+        <w:pStyle w:val="BodyText"/>
+      </w:pPr>
+      <w:r>
+        <w:t xml:space="preserve">5</w:t>
+      </w:r>
+    </w:p>
+    <w:p>
+      <w:pPr>
+        <w:pStyle w:val="BodyText"/>
+      </w:pPr>
+      <w:r>
+        <w:t xml:space="preserve">Economía</w:t>
+      </w:r>
+    </w:p>
+    <w:p>
+      <w:pPr>
+        <w:pStyle w:val="BodyText"/>
+      </w:pPr>
+      <w:r>
+        <w:t xml:space="preserve">2</w:t>
+      </w:r>
+    </w:p>
+    <w:p>
+      <w:pPr>
+        <w:pStyle w:val="BodyText"/>
+      </w:pPr>
+      <w:r>
+        <w:t xml:space="preserve">economía</w:t>
+      </w:r>
+    </w:p>
+    <w:p>
+      <w:pPr>
+        <w:pStyle w:val="BodyText"/>
+      </w:pPr>
+      <w:r>
+        <w:t xml:space="preserve">2</w:t>
+      </w:r>
+    </w:p>
+    <w:p>
+      <w:pPr>
+        <w:pStyle w:val="BodyText"/>
+      </w:pPr>
+      <w:r>
+        <w:t xml:space="preserve">Filosofía</w:t>
+      </w:r>
+    </w:p>
+    <w:p>
+      <w:pPr>
+        <w:pStyle w:val="BodyText"/>
+      </w:pPr>
+      <w:r>
+        <w:t xml:space="preserve">2</w:t>
+      </w:r>
+    </w:p>
+    <w:p>
+      <w:pPr>
+        <w:pStyle w:val="BodyText"/>
+      </w:pPr>
+      <w:r>
+        <w:t xml:space="preserve">filosofía</w:t>
+      </w:r>
+    </w:p>
+    <w:p>
+      <w:pPr>
+        <w:pStyle w:val="BodyText"/>
+      </w:pPr>
+      <w:r>
+        <w:t xml:space="preserve">2</w:t>
+      </w:r>
+    </w:p>
+    <w:p>
+      <w:pPr>
+        <w:pStyle w:val="BodyText"/>
+      </w:pPr>
+      <w:r>
+        <w:t xml:space="preserve">emprendimiento</w:t>
+      </w:r>
+    </w:p>
+    <w:p>
+      <w:pPr>
+        <w:pStyle w:val="BodyText"/>
+      </w:pPr>
+      <w:r>
+        <w:t xml:space="preserve">1</w:t>
+      </w:r>
+    </w:p>
+    <w:p>
+      <w:pPr>
+        <w:pStyle w:val="BodyText"/>
+      </w:pPr>
+      <w:r>
+        <w:t xml:space="preserve">1</w:t>
+      </w:r>
+    </w:p>
+    <w:p>
+      <w:pPr>
+        <w:pStyle w:val="BodyText"/>
+      </w:pPr>
+      <w:r>
+        <w:t xml:space="preserve">1</w:t>
+      </w:r>
+    </w:p>
+    <w:p>
+      <w:pPr>
+        <w:pStyle w:val="BodyText"/>
+      </w:pPr>
+      <w:r>
+        <w:t xml:space="preserve">Educación Ambiental (ecología y medio ambiente)</w:t>
+      </w:r>
+    </w:p>
+    <w:p>
+      <w:pPr>
+        <w:pStyle w:val="BodyText"/>
+      </w:pPr>
+      <w:r>
+        <w:t xml:space="preserve">Educación Ambiental (ecología y medio ambiente)</w:t>
+      </w:r>
+    </w:p>
+    <w:p>
+      <w:pPr>
+        <w:pStyle w:val="BodyText"/>
+      </w:pPr>
+      <w:r>
+        <w:t xml:space="preserve">Educación Ambiental (ecología y medio ambiente)</w:t>
+      </w:r>
+    </w:p>
+    <w:p>
+      <w:pPr>
+        <w:pStyle w:val="BodyText"/>
+      </w:pPr>
+      <w:r>
+        <w:t xml:space="preserve">TOTAL</w:t>
+      </w:r>
+    </w:p>
+    <w:p>
+      <w:pPr>
+        <w:pStyle w:val="BodyText"/>
+      </w:pPr>
+      <w:r>
+        <w:t xml:space="preserve">35</w:t>
+      </w:r>
+    </w:p>
+    <w:p>
+      <w:pPr>
+        <w:pStyle w:val="BodyText"/>
+      </w:pPr>
+      <w:r>
+        <w:t xml:space="preserve">35</w:t>
+      </w:r>
+    </w:p>
+    <w:p>
+      <w:pPr>
+        <w:pStyle w:val="BodyText"/>
+      </w:pPr>
+      <w:r>
+        <w:t xml:space="preserve">35</w:t>
+      </w:r>
+    </w:p>
+    <w:p>
+      <w:pPr>
+        <w:pStyle w:val="TableCaption"/>
+      </w:pPr>
+      <w:r>
         <w:t xml:space="preserve">Plan de Estudios de Preescolar, Básica Primaria, Secundaria y Media</w:t>
-      </w:r>
-    </w:p>
-    <w:p>
-      <w:pPr>
-        <w:pStyle w:val="BodyText"/>
-      </w:pPr>
-      <w:r>
-        <w:t xml:space="preserve">TRANSICIÓN</w:t>
-      </w:r>
-    </w:p>
-    <w:p>
-      <w:pPr>
-        <w:pStyle w:val="BodyText"/>
-      </w:pPr>
-      <w:r>
-        <w:t xml:space="preserve">B Á S I C A P R I MA R I A</w:t>
-      </w:r>
-    </w:p>
-    <w:p>
-      <w:pPr>
-        <w:pStyle w:val="BodyText"/>
-      </w:pPr>
-      <w:r>
-        <w:t xml:space="preserve"> </w:t>
-      </w:r>
-    </w:p>
-    <w:p>
-      <w:pPr>
-        <w:pStyle w:val="BodyText"/>
-      </w:pPr>
-      <w:r>
-        <w:t xml:space="preserve">HORAS</w:t>
-      </w:r>
-      <w:r>
-        <w:t xml:space="preserve"> </w:t>
-      </w:r>
-    </w:p>
-    <w:p>
-      <w:pPr>
-        <w:pStyle w:val="BodyText"/>
-      </w:pPr>
-      <w:r>
-        <w:t xml:space="preserve">1º A 2º</w:t>
-      </w:r>
-      <w:r>
-        <w:t xml:space="preserve"> </w:t>
-      </w:r>
-    </w:p>
-    <w:p>
-      <w:pPr>
-        <w:pStyle w:val="BodyText"/>
-      </w:pPr>
-      <w:r>
-        <w:t xml:space="preserve"> </w:t>
-      </w:r>
-      <w:r>
-        <w:t xml:space="preserve">HORAS</w:t>
-      </w:r>
-    </w:p>
-    <w:p>
-      <w:pPr>
-        <w:pStyle w:val="BodyText"/>
-      </w:pPr>
-      <w:r>
-        <w:t xml:space="preserve">3º A 5º</w:t>
-      </w:r>
-      <w:r>
-        <w:t xml:space="preserve"> </w:t>
-      </w:r>
-    </w:p>
-    <w:p>
-      <w:pPr>
-        <w:pStyle w:val="BodyText"/>
-      </w:pPr>
-      <w:r>
-        <w:t xml:space="preserve">HORAS</w:t>
-      </w:r>
-      <w:r>
-        <w:t xml:space="preserve"> </w:t>
-      </w:r>
-    </w:p>
-    <w:p>
-      <w:pPr>
-        <w:pStyle w:val="BodyText"/>
-      </w:pPr>
-      <w:r>
-        <w:t xml:space="preserve">dimensión comunicativa</w:t>
-      </w:r>
-    </w:p>
-    <w:p>
-      <w:pPr>
-        <w:pStyle w:val="BodyText"/>
-      </w:pPr>
-      <w:r>
-        <w:t xml:space="preserve">6</w:t>
-      </w:r>
-    </w:p>
-    <w:p>
-      <w:pPr>
-        <w:pStyle w:val="BodyText"/>
-      </w:pPr>
-      <w:r>
-        <w:t xml:space="preserve">Castellano</w:t>
-      </w:r>
-    </w:p>
-    <w:p>
-      <w:pPr>
-        <w:pStyle w:val="BodyText"/>
-      </w:pPr>
-      <w:r>
-        <w:t xml:space="preserve">8</w:t>
-      </w:r>
-    </w:p>
-    <w:p>
-      <w:pPr>
-        <w:pStyle w:val="BodyText"/>
-      </w:pPr>
-      <w:r>
-        <w:t xml:space="preserve">Castellano-Inglés</w:t>
-      </w:r>
-    </w:p>
-    <w:p>
-      <w:pPr>
-        <w:pStyle w:val="BodyText"/>
-      </w:pPr>
-      <w:r>
-        <w:t xml:space="preserve">8</w:t>
-      </w:r>
-    </w:p>
-    <w:p>
-      <w:pPr>
-        <w:pStyle w:val="BodyText"/>
-      </w:pPr>
-      <w:r>
-        <w:t xml:space="preserve">dimensión cognitiva</w:t>
-      </w:r>
-    </w:p>
-    <w:p>
-      <w:pPr>
-        <w:pStyle w:val="BodyText"/>
-      </w:pPr>
-      <w:r>
-        <w:t xml:space="preserve">7</w:t>
-      </w:r>
-    </w:p>
-    <w:p>
-      <w:pPr>
-        <w:pStyle w:val="BodyText"/>
-      </w:pPr>
-      <w:r>
-        <w:t xml:space="preserve">dimensión estética</w:t>
-      </w:r>
-    </w:p>
-    <w:p>
-      <w:pPr>
-        <w:pStyle w:val="BodyText"/>
-      </w:pPr>
-      <w:r>
-        <w:t xml:space="preserve">3</w:t>
-      </w:r>
-    </w:p>
-    <w:p>
-      <w:pPr>
-        <w:pStyle w:val="BodyText"/>
-      </w:pPr>
-      <w:r>
-        <w:t xml:space="preserve">dimensión actitudinal</w:t>
-      </w:r>
-    </w:p>
-    <w:p>
-      <w:pPr>
-        <w:pStyle w:val="BodyText"/>
-      </w:pPr>
-      <w:r>
-        <w:t xml:space="preserve">4</w:t>
-      </w:r>
-    </w:p>
-    <w:p>
-      <w:pPr>
-        <w:pStyle w:val="BodyText"/>
-      </w:pPr>
-      <w:r>
-        <w:t xml:space="preserve">dimensión corporal y lúdica</w:t>
-      </w:r>
-    </w:p>
-    <w:p>
-      <w:pPr>
-        <w:pStyle w:val="BodyText"/>
-      </w:pPr>
-      <w:r>
-        <w:t xml:space="preserve">5</w:t>
-      </w:r>
-    </w:p>
-    <w:p>
-      <w:pPr>
-        <w:pStyle w:val="BodyText"/>
-      </w:pPr>
-      <w:r>
-        <w:t xml:space="preserve">Matemáticas</w:t>
-      </w:r>
-    </w:p>
-    <w:p>
-      <w:pPr>
-        <w:pStyle w:val="BodyText"/>
-      </w:pPr>
-      <w:r>
-        <w:t xml:space="preserve">6</w:t>
-      </w:r>
-    </w:p>
-    <w:p>
-      <w:pPr>
-        <w:pStyle w:val="BodyText"/>
-      </w:pPr>
-      <w:r>
-        <w:t xml:space="preserve">Matemáticas</w:t>
-      </w:r>
-    </w:p>
-    <w:p>
-      <w:pPr>
-        <w:pStyle w:val="BodyText"/>
-      </w:pPr>
-      <w:r>
-        <w:t xml:space="preserve">6</w:t>
-      </w:r>
-    </w:p>
-    <w:p>
-      <w:pPr>
-        <w:pStyle w:val="BodyText"/>
-      </w:pPr>
-      <w:r>
-        <w:t xml:space="preserve">historia y geografía</w:t>
-      </w:r>
-    </w:p>
-    <w:p>
-      <w:pPr>
-        <w:pStyle w:val="BodyText"/>
-      </w:pPr>
-      <w:r>
-        <w:t xml:space="preserve">2</w:t>
-      </w:r>
-    </w:p>
-    <w:p>
-      <w:pPr>
-        <w:pStyle w:val="BodyText"/>
-      </w:pPr>
-      <w:r>
-        <w:t xml:space="preserve">ciencias sociales</w:t>
-      </w:r>
-    </w:p>
-    <w:p>
-      <w:pPr>
-        <w:pStyle w:val="BodyText"/>
-      </w:pPr>
-      <w:r>
-        <w:t xml:space="preserve">3</w:t>
-      </w:r>
-    </w:p>
-    <w:p>
-      <w:pPr>
-        <w:pStyle w:val="BodyText"/>
-      </w:pPr>
-      <w:r>
-        <w:t xml:space="preserve">Educaciòn Ambiental</w:t>
-      </w:r>
-    </w:p>
-    <w:p>
-      <w:pPr>
-        <w:pStyle w:val="BodyText"/>
-      </w:pPr>
-      <w:r>
-        <w:t xml:space="preserve">1</w:t>
-      </w:r>
-    </w:p>
-    <w:p>
-      <w:pPr>
-        <w:pStyle w:val="BodyText"/>
-      </w:pPr>
-      <w:r>
-        <w:t xml:space="preserve">cívica y urbanidad</w:t>
-      </w:r>
-    </w:p>
-    <w:p>
-      <w:pPr>
-        <w:pStyle w:val="BodyText"/>
-      </w:pPr>
-      <w:r>
-        <w:t xml:space="preserve">1</w:t>
-      </w:r>
-    </w:p>
-    <w:p>
-      <w:pPr>
-        <w:pStyle w:val="BodyText"/>
-      </w:pPr>
-      <w:r>
-        <w:t xml:space="preserve">cívica y urbanidad</w:t>
-      </w:r>
-    </w:p>
-    <w:p>
-      <w:pPr>
-        <w:pStyle w:val="BodyText"/>
-      </w:pPr>
-      <w:r>
-        <w:t xml:space="preserve">educación religiosa</w:t>
-      </w:r>
-    </w:p>
-    <w:p>
-      <w:pPr>
-        <w:pStyle w:val="BodyText"/>
-      </w:pPr>
-      <w:r>
-        <w:t xml:space="preserve">1</w:t>
-      </w:r>
-    </w:p>
-    <w:p>
-      <w:pPr>
-        <w:pStyle w:val="BodyText"/>
-      </w:pPr>
-      <w:r>
-        <w:t xml:space="preserve">educación religiosa</w:t>
-      </w:r>
-    </w:p>
-    <w:p>
-      <w:pPr>
-        <w:pStyle w:val="BodyText"/>
-      </w:pPr>
-      <w:r>
-        <w:t xml:space="preserve">1</w:t>
-      </w:r>
-    </w:p>
-    <w:p>
-      <w:pPr>
-        <w:pStyle w:val="BodyText"/>
-      </w:pPr>
-      <w:r>
-        <w:t xml:space="preserve">ciencias naturales</w:t>
-      </w:r>
-    </w:p>
-    <w:p>
-      <w:pPr>
-        <w:pStyle w:val="BodyText"/>
-      </w:pPr>
-      <w:r>
-        <w:t xml:space="preserve">4</w:t>
-      </w:r>
-    </w:p>
-    <w:p>
-      <w:pPr>
-        <w:pStyle w:val="BodyText"/>
-      </w:pPr>
-      <w:r>
-        <w:t xml:space="preserve">ciencias naturales</w:t>
-      </w:r>
-    </w:p>
-    <w:p>
-      <w:pPr>
-        <w:pStyle w:val="BodyText"/>
-      </w:pPr>
-      <w:r>
-        <w:t xml:space="preserve">4</w:t>
-      </w:r>
-    </w:p>
-    <w:p>
-      <w:pPr>
-        <w:pStyle w:val="BodyText"/>
-      </w:pPr>
-      <w:r>
-        <w:t xml:space="preserve">educación artística</w:t>
-      </w:r>
-    </w:p>
-    <w:p>
-      <w:pPr>
-        <w:pStyle w:val="BodyText"/>
-      </w:pPr>
-      <w:r>
-        <w:t xml:space="preserve">1</w:t>
-      </w:r>
-    </w:p>
-    <w:p>
-      <w:pPr>
-        <w:pStyle w:val="BodyText"/>
-      </w:pPr>
-      <w:r>
-        <w:t xml:space="preserve">educación artística</w:t>
-      </w:r>
-    </w:p>
-    <w:p>
-      <w:pPr>
-        <w:pStyle w:val="BodyText"/>
-      </w:pPr>
-      <w:r>
-        <w:t xml:space="preserve">1</w:t>
-      </w:r>
-    </w:p>
-    <w:p>
-      <w:pPr>
-        <w:pStyle w:val="BodyText"/>
-      </w:pPr>
-      <w:r>
-        <w:t xml:space="preserve">ética y valores</w:t>
-      </w:r>
-    </w:p>
-    <w:p>
-      <w:pPr>
-        <w:pStyle w:val="BodyText"/>
-      </w:pPr>
-      <w:r>
-        <w:t xml:space="preserve">1</w:t>
-      </w:r>
-    </w:p>
-    <w:p>
-      <w:pPr>
-        <w:pStyle w:val="BodyText"/>
-      </w:pPr>
-      <w:r>
-        <w:t xml:space="preserve">ética y valores</w:t>
-      </w:r>
-    </w:p>
-    <w:p>
-      <w:pPr>
-        <w:pStyle w:val="BodyText"/>
-      </w:pPr>
-      <w:r>
-        <w:t xml:space="preserve">1</w:t>
-      </w:r>
-    </w:p>
-    <w:p>
-      <w:pPr>
-        <w:pStyle w:val="BodyText"/>
-      </w:pPr>
-      <w:r>
-        <w:t xml:space="preserve">tecnología e informática</w:t>
-      </w:r>
-    </w:p>
-    <w:p>
-      <w:pPr>
-        <w:pStyle w:val="BodyText"/>
-      </w:pPr>
-      <w:r>
-        <w:t xml:space="preserve">2</w:t>
-      </w:r>
-    </w:p>
-    <w:p>
-      <w:pPr>
-        <w:pStyle w:val="BodyText"/>
-      </w:pPr>
-      <w:r>
-        <w:t xml:space="preserve">tecnología e informática</w:t>
-      </w:r>
-    </w:p>
-    <w:p>
-      <w:pPr>
-        <w:pStyle w:val="BodyText"/>
-      </w:pPr>
-      <w:r>
-        <w:t xml:space="preserve">2</w:t>
-      </w:r>
-    </w:p>
-    <w:p>
-      <w:pPr>
-        <w:pStyle w:val="BodyText"/>
-      </w:pPr>
-      <w:r>
-        <w:t xml:space="preserve">educación física</w:t>
-      </w:r>
-    </w:p>
-    <w:p>
-      <w:pPr>
-        <w:pStyle w:val="BodyText"/>
-      </w:pPr>
-      <w:r>
-        <w:t xml:space="preserve">3</w:t>
-      </w:r>
-    </w:p>
-    <w:p>
-      <w:pPr>
-        <w:pStyle w:val="BodyText"/>
-      </w:pPr>
-      <w:r>
-        <w:t xml:space="preserve">educación física</w:t>
-      </w:r>
-    </w:p>
-    <w:p>
-      <w:pPr>
-        <w:pStyle w:val="BodyText"/>
-      </w:pPr>
-      <w:r>
-        <w:t xml:space="preserve">3</w:t>
-      </w:r>
-    </w:p>
-    <w:p>
-      <w:pPr>
-        <w:pStyle w:val="BodyText"/>
-      </w:pPr>
-      <w:r>
-        <w:t xml:space="preserve"> </w:t>
-      </w:r>
-      <w:r>
-        <w:t xml:space="preserve">Total</w:t>
-      </w:r>
-    </w:p>
-    <w:p>
-      <w:pPr>
-        <w:pStyle w:val="BodyText"/>
-      </w:pPr>
-      <w:r>
-        <w:t xml:space="preserve">25</w:t>
-      </w:r>
-    </w:p>
-    <w:p>
-      <w:pPr>
-        <w:pStyle w:val="BodyText"/>
-      </w:pPr>
-      <w:r>
-        <w:t xml:space="preserve">30</w:t>
-      </w:r>
-    </w:p>
-    <w:p>
-      <w:pPr>
-        <w:pStyle w:val="BodyText"/>
-      </w:pPr>
-      <w:r>
-        <w:t xml:space="preserve">30</w:t>
-      </w:r>
-    </w:p>
-    <w:p>
-      <w:pPr>
-        <w:pStyle w:val="BodyText"/>
-      </w:pPr>
-      <w:r>
-        <w:t xml:space="preserve">BÁSICA SECUNDARIA</w:t>
-      </w:r>
-    </w:p>
-    <w:p>
-      <w:pPr>
-        <w:pStyle w:val="BodyText"/>
-      </w:pPr>
-      <w:r>
-        <w:t xml:space="preserve">MEDIA</w:t>
-      </w:r>
-    </w:p>
-    <w:p>
-      <w:pPr>
-        <w:pStyle w:val="BodyText"/>
-      </w:pPr>
-      <w:r>
-        <w:t xml:space="preserve">6º a 9º</w:t>
-      </w:r>
-    </w:p>
-    <w:p>
-      <w:pPr>
-        <w:pStyle w:val="BodyText"/>
-      </w:pPr>
-      <w:r>
-        <w:t xml:space="preserve">horas</w:t>
-      </w:r>
-    </w:p>
-    <w:p>
-      <w:pPr>
-        <w:pStyle w:val="BodyText"/>
-      </w:pPr>
-      <w:r>
-        <w:t xml:space="preserve">10º</w:t>
-      </w:r>
-    </w:p>
-    <w:p>
-      <w:pPr>
-        <w:pStyle w:val="BodyText"/>
-      </w:pPr>
-      <w:r>
-        <w:t xml:space="preserve">horas</w:t>
-      </w:r>
-    </w:p>
-    <w:p>
-      <w:pPr>
-        <w:pStyle w:val="BodyText"/>
-      </w:pPr>
-      <w:r>
-        <w:t xml:space="preserve">11º</w:t>
-      </w:r>
-    </w:p>
-    <w:p>
-      <w:pPr>
-        <w:pStyle w:val="BodyText"/>
-      </w:pPr>
-      <w:r>
-        <w:t xml:space="preserve">Horas</w:t>
-      </w:r>
-    </w:p>
-    <w:p>
-      <w:pPr>
-        <w:pStyle w:val="BodyText"/>
-      </w:pPr>
-      <w:r>
-        <w:t xml:space="preserve">Matemáticas</w:t>
-      </w:r>
-    </w:p>
-    <w:p>
-      <w:pPr>
-        <w:pStyle w:val="BodyText"/>
-      </w:pPr>
-      <w:r>
-        <w:t xml:space="preserve">5</w:t>
-      </w:r>
-    </w:p>
-    <w:p>
-      <w:pPr>
-        <w:pStyle w:val="BodyText"/>
-      </w:pPr>
-      <w:r>
-        <w:t xml:space="preserve">Matemáticas</w:t>
-      </w:r>
-    </w:p>
-    <w:p>
-      <w:pPr>
-        <w:pStyle w:val="BodyText"/>
-      </w:pPr>
-      <w:r>
-        <w:t xml:space="preserve">5</w:t>
-      </w:r>
-    </w:p>
-    <w:p>
-      <w:pPr>
-        <w:pStyle w:val="BodyText"/>
-      </w:pPr>
-      <w:r>
-        <w:t xml:space="preserve">matemáticas</w:t>
-      </w:r>
-    </w:p>
-    <w:p>
-      <w:pPr>
-        <w:pStyle w:val="BodyText"/>
-      </w:pPr>
-      <w:r>
-        <w:t xml:space="preserve">5</w:t>
-      </w:r>
-    </w:p>
-    <w:p>
-      <w:pPr>
-        <w:pStyle w:val="BodyText"/>
-      </w:pPr>
-      <w:r>
-        <w:t xml:space="preserve">Castellano</w:t>
-      </w:r>
-    </w:p>
-    <w:p>
-      <w:pPr>
-        <w:pStyle w:val="BodyText"/>
-      </w:pPr>
-      <w:r>
-        <w:t xml:space="preserve">6</w:t>
-      </w:r>
-    </w:p>
-    <w:p>
-      <w:pPr>
-        <w:pStyle w:val="BodyText"/>
-      </w:pPr>
-      <w:r>
-        <w:t xml:space="preserve">Castellano</w:t>
-      </w:r>
-    </w:p>
-    <w:p>
-      <w:pPr>
-        <w:pStyle w:val="BodyText"/>
-      </w:pPr>
-      <w:r>
-        <w:t xml:space="preserve">6</w:t>
-      </w:r>
-    </w:p>
-    <w:p>
-      <w:pPr>
-        <w:pStyle w:val="BodyText"/>
-      </w:pPr>
-      <w:r>
-        <w:t xml:space="preserve">castellano</w:t>
-      </w:r>
-    </w:p>
-    <w:p>
-      <w:pPr>
-        <w:pStyle w:val="BodyText"/>
-      </w:pPr>
-      <w:r>
-        <w:t xml:space="preserve">6</w:t>
-      </w:r>
-    </w:p>
-    <w:p>
-      <w:pPr>
-        <w:pStyle w:val="BodyText"/>
-      </w:pPr>
-      <w:r>
-        <w:t xml:space="preserve">Inglés</w:t>
-      </w:r>
-    </w:p>
-    <w:p>
-      <w:pPr>
-        <w:pStyle w:val="BodyText"/>
-      </w:pPr>
-      <w:r>
-        <w:t xml:space="preserve">4</w:t>
-      </w:r>
-    </w:p>
-    <w:p>
-      <w:pPr>
-        <w:pStyle w:val="BodyText"/>
-      </w:pPr>
-      <w:r>
-        <w:t xml:space="preserve">Inglés</w:t>
-      </w:r>
-    </w:p>
-    <w:p>
-      <w:pPr>
-        <w:pStyle w:val="BodyText"/>
-      </w:pPr>
-      <w:r>
-        <w:t xml:space="preserve">4</w:t>
-      </w:r>
-    </w:p>
-    <w:p>
-      <w:pPr>
-        <w:pStyle w:val="BodyText"/>
-      </w:pPr>
-      <w:r>
-        <w:t xml:space="preserve">inglés</w:t>
-      </w:r>
-    </w:p>
-    <w:p>
-      <w:pPr>
-        <w:pStyle w:val="BodyText"/>
-      </w:pPr>
-      <w:r>
-        <w:t xml:space="preserve">4</w:t>
-      </w:r>
-    </w:p>
-    <w:p>
-      <w:pPr>
-        <w:pStyle w:val="BodyText"/>
-      </w:pPr>
-      <w:r>
-        <w:t xml:space="preserve">ciencias naturales</w:t>
-      </w:r>
-    </w:p>
-    <w:p>
-      <w:pPr>
-        <w:pStyle w:val="BodyText"/>
-      </w:pPr>
-      <w:r>
-        <w:t xml:space="preserve">5</w:t>
-      </w:r>
-    </w:p>
-    <w:p>
-      <w:pPr>
-        <w:pStyle w:val="BodyText"/>
-      </w:pPr>
-      <w:r>
-        <w:t xml:space="preserve">física y química</w:t>
-      </w:r>
-    </w:p>
-    <w:p>
-      <w:pPr>
-        <w:pStyle w:val="BodyText"/>
-      </w:pPr>
-      <w:r>
-        <w:t xml:space="preserve">6</w:t>
-      </w:r>
-    </w:p>
-    <w:p>
-      <w:pPr>
-        <w:pStyle w:val="BodyText"/>
-      </w:pPr>
-      <w:r>
-        <w:t xml:space="preserve">física y química</w:t>
-      </w:r>
-    </w:p>
-    <w:p>
-      <w:pPr>
-        <w:pStyle w:val="BodyText"/>
-      </w:pPr>
-      <w:r>
-        <w:t xml:space="preserve">6</w:t>
-      </w:r>
-    </w:p>
-    <w:p>
-      <w:pPr>
-        <w:pStyle w:val="BodyText"/>
-      </w:pPr>
-      <w:r>
-        <w:t xml:space="preserve">educación religiosa</w:t>
-      </w:r>
-    </w:p>
-    <w:p>
-      <w:pPr>
-        <w:pStyle w:val="BodyText"/>
-      </w:pPr>
-      <w:r>
-        <w:t xml:space="preserve">1</w:t>
-      </w:r>
-    </w:p>
-    <w:p>
-      <w:pPr>
-        <w:pStyle w:val="BodyText"/>
-      </w:pPr>
-      <w:r>
-        <w:t xml:space="preserve">educación religiosa</w:t>
-      </w:r>
-    </w:p>
-    <w:p>
-      <w:pPr>
-        <w:pStyle w:val="BodyText"/>
-      </w:pPr>
-      <w:r>
-        <w:t xml:space="preserve">1</w:t>
-      </w:r>
-    </w:p>
-    <w:p>
-      <w:pPr>
-        <w:pStyle w:val="BodyText"/>
-      </w:pPr>
-      <w:r>
-        <w:t xml:space="preserve">educación religiosa</w:t>
-      </w:r>
-    </w:p>
-    <w:p>
-      <w:pPr>
-        <w:pStyle w:val="BodyText"/>
-      </w:pPr>
-      <w:r>
-        <w:t xml:space="preserve">1</w:t>
-      </w:r>
-    </w:p>
-    <w:p>
-      <w:pPr>
-        <w:pStyle w:val="BodyText"/>
-      </w:pPr>
-      <w:r>
-        <w:t xml:space="preserve">ética y valores</w:t>
-      </w:r>
-    </w:p>
-    <w:p>
-      <w:pPr>
-        <w:pStyle w:val="BodyText"/>
-      </w:pPr>
-      <w:r>
-        <w:t xml:space="preserve">1</w:t>
-      </w:r>
-    </w:p>
-    <w:p>
-      <w:pPr>
-        <w:pStyle w:val="BodyText"/>
-      </w:pPr>
-      <w:r>
-        <w:t xml:space="preserve">ética y valores</w:t>
-      </w:r>
-    </w:p>
-    <w:p>
-      <w:pPr>
-        <w:pStyle w:val="BodyText"/>
-      </w:pPr>
-      <w:r>
-        <w:t xml:space="preserve">1</w:t>
-      </w:r>
-    </w:p>
-    <w:p>
-      <w:pPr>
-        <w:pStyle w:val="BodyText"/>
-      </w:pPr>
-      <w:r>
-        <w:t xml:space="preserve">ética y valores</w:t>
-      </w:r>
-    </w:p>
-    <w:p>
-      <w:pPr>
-        <w:pStyle w:val="BodyText"/>
-      </w:pPr>
-      <w:r>
-        <w:t xml:space="preserve">1</w:t>
-      </w:r>
-    </w:p>
-    <w:p>
-      <w:pPr>
-        <w:pStyle w:val="BodyText"/>
-      </w:pPr>
-      <w:r>
-        <w:t xml:space="preserve">educación artística</w:t>
-      </w:r>
-    </w:p>
-    <w:p>
-      <w:pPr>
-        <w:pStyle w:val="BodyText"/>
-      </w:pPr>
-      <w:r>
-        <w:t xml:space="preserve">2</w:t>
-      </w:r>
-    </w:p>
-    <w:p>
-      <w:pPr>
-        <w:pStyle w:val="BodyText"/>
-      </w:pPr>
-      <w:r>
-        <w:t xml:space="preserve">educación artística</w:t>
-      </w:r>
-    </w:p>
-    <w:p>
-      <w:pPr>
-        <w:pStyle w:val="BodyText"/>
-      </w:pPr>
-      <w:r>
-        <w:t xml:space="preserve">2</w:t>
-      </w:r>
-    </w:p>
-    <w:p>
-      <w:pPr>
-        <w:pStyle w:val="BodyText"/>
-      </w:pPr>
-      <w:r>
-        <w:t xml:space="preserve">educación artística</w:t>
-      </w:r>
-    </w:p>
-    <w:p>
-      <w:pPr>
-        <w:pStyle w:val="BodyText"/>
-      </w:pPr>
-      <w:r>
-        <w:t xml:space="preserve">1</w:t>
-      </w:r>
-    </w:p>
-    <w:p>
-      <w:pPr>
-        <w:pStyle w:val="BodyText"/>
-      </w:pPr>
-      <w:r>
-        <w:t xml:space="preserve">tecnología e informática</w:t>
-      </w:r>
-    </w:p>
-    <w:p>
-      <w:pPr>
-        <w:pStyle w:val="BodyText"/>
-      </w:pPr>
-      <w:r>
-        <w:t xml:space="preserve">3</w:t>
-      </w:r>
-    </w:p>
-    <w:p>
-      <w:pPr>
-        <w:pStyle w:val="BodyText"/>
-      </w:pPr>
-      <w:r>
-        <w:t xml:space="preserve">tecnología e informática</w:t>
-      </w:r>
-    </w:p>
-    <w:p>
-      <w:pPr>
-        <w:pStyle w:val="BodyText"/>
-      </w:pPr>
-      <w:r>
-        <w:t xml:space="preserve">3</w:t>
-      </w:r>
-    </w:p>
-    <w:p>
-      <w:pPr>
-        <w:pStyle w:val="BodyText"/>
-      </w:pPr>
-      <w:r>
-        <w:t xml:space="preserve">tecnología e informática</w:t>
-      </w:r>
-    </w:p>
-    <w:p>
-      <w:pPr>
-        <w:pStyle w:val="BodyText"/>
-      </w:pPr>
-      <w:r>
-        <w:t xml:space="preserve">3</w:t>
-      </w:r>
-    </w:p>
-    <w:p>
-      <w:pPr>
-        <w:pStyle w:val="BodyText"/>
-      </w:pPr>
-      <w:r>
-        <w:t xml:space="preserve">educación física</w:t>
-      </w:r>
-    </w:p>
-    <w:p>
-      <w:pPr>
-        <w:pStyle w:val="BodyText"/>
-      </w:pPr>
-      <w:r>
-        <w:t xml:space="preserve">2</w:t>
-      </w:r>
-    </w:p>
-    <w:p>
-      <w:pPr>
-        <w:pStyle w:val="BodyText"/>
-      </w:pPr>
-      <w:r>
-        <w:t xml:space="preserve">educación física</w:t>
-      </w:r>
-    </w:p>
-    <w:p>
-      <w:pPr>
-        <w:pStyle w:val="BodyText"/>
-      </w:pPr>
-      <w:r>
-        <w:t xml:space="preserve">2</w:t>
-      </w:r>
-    </w:p>
-    <w:p>
-      <w:pPr>
-        <w:pStyle w:val="BodyText"/>
-      </w:pPr>
-      <w:r>
-        <w:t xml:space="preserve">educación física</w:t>
-      </w:r>
-    </w:p>
-    <w:p>
-      <w:pPr>
-        <w:pStyle w:val="BodyText"/>
-      </w:pPr>
-      <w:r>
-        <w:t xml:space="preserve">2</w:t>
-      </w:r>
-    </w:p>
-    <w:p>
-      <w:pPr>
-        <w:pStyle w:val="BodyText"/>
-      </w:pPr>
-      <w:r>
-        <w:t xml:space="preserve">historia y geografía</w:t>
-      </w:r>
-    </w:p>
-    <w:p>
-      <w:pPr>
-        <w:pStyle w:val="BodyText"/>
-      </w:pPr>
-      <w:r>
-        <w:t xml:space="preserve">5</w:t>
-      </w:r>
-    </w:p>
-    <w:p>
-      <w:pPr>
-        <w:pStyle w:val="BodyText"/>
-      </w:pPr>
-      <w:r>
-        <w:t xml:space="preserve">Economía</w:t>
-      </w:r>
-    </w:p>
-    <w:p>
-      <w:pPr>
-        <w:pStyle w:val="BodyText"/>
-      </w:pPr>
-      <w:r>
-        <w:t xml:space="preserve">2</w:t>
-      </w:r>
-    </w:p>
-    <w:p>
-      <w:pPr>
-        <w:pStyle w:val="BodyText"/>
-      </w:pPr>
-      <w:r>
-        <w:t xml:space="preserve">economía</w:t>
-      </w:r>
-    </w:p>
-    <w:p>
-      <w:pPr>
-        <w:pStyle w:val="BodyText"/>
-      </w:pPr>
-      <w:r>
-        <w:t xml:space="preserve">2</w:t>
-      </w:r>
-    </w:p>
-    <w:p>
-      <w:pPr>
-        <w:pStyle w:val="BodyText"/>
-      </w:pPr>
-      <w:r>
-        <w:t xml:space="preserve">Filosofía</w:t>
-      </w:r>
-    </w:p>
-    <w:p>
-      <w:pPr>
-        <w:pStyle w:val="BodyText"/>
-      </w:pPr>
-      <w:r>
-        <w:t xml:space="preserve">2</w:t>
-      </w:r>
-    </w:p>
-    <w:p>
-      <w:pPr>
-        <w:pStyle w:val="BodyText"/>
-      </w:pPr>
-      <w:r>
-        <w:t xml:space="preserve">filosofía</w:t>
-      </w:r>
-    </w:p>
-    <w:p>
-      <w:pPr>
-        <w:pStyle w:val="BodyText"/>
-      </w:pPr>
-      <w:r>
-        <w:t xml:space="preserve">2</w:t>
-      </w:r>
-    </w:p>
-    <w:p>
-      <w:pPr>
-        <w:pStyle w:val="BodyText"/>
-      </w:pPr>
-      <w:r>
-        <w:t xml:space="preserve">emprendimiento</w:t>
-      </w:r>
-    </w:p>
-    <w:p>
-      <w:pPr>
-        <w:pStyle w:val="BodyText"/>
-      </w:pPr>
-      <w:r>
-        <w:t xml:space="preserve">1</w:t>
-      </w:r>
-    </w:p>
-    <w:p>
-      <w:pPr>
-        <w:pStyle w:val="BodyText"/>
-      </w:pPr>
-      <w:r>
-        <w:t xml:space="preserve">1</w:t>
-      </w:r>
-    </w:p>
-    <w:p>
-      <w:pPr>
-        <w:pStyle w:val="BodyText"/>
-      </w:pPr>
-      <w:r>
-        <w:t xml:space="preserve">1</w:t>
-      </w:r>
-    </w:p>
-    <w:p>
-      <w:pPr>
-        <w:pStyle w:val="BodyText"/>
-      </w:pPr>
-      <w:r>
-        <w:t xml:space="preserve">Educación Ambiental (ecología y medio ambiente)</w:t>
-      </w:r>
-    </w:p>
-    <w:p>
-      <w:pPr>
-        <w:pStyle w:val="BodyText"/>
-      </w:pPr>
-      <w:r>
-        <w:t xml:space="preserve">Educación Ambiental (ecología y medio ambiente)</w:t>
-      </w:r>
-    </w:p>
-    <w:p>
-      <w:pPr>
-        <w:pStyle w:val="BodyText"/>
-      </w:pPr>
-      <w:r>
-        <w:t xml:space="preserve">Educación Ambiental (ecología y medio ambiente)</w:t>
-      </w:r>
-    </w:p>
-    <w:p>
-      <w:pPr>
-        <w:pStyle w:val="BodyText"/>
-      </w:pPr>
-      <w:r>
-        <w:t xml:space="preserve">TOTAL</w:t>
-      </w:r>
-    </w:p>
-    <w:p>
-      <w:pPr>
-        <w:pStyle w:val="BodyText"/>
-      </w:pPr>
-      <w:r>
-        <w:t xml:space="preserve">35</w:t>
-      </w:r>
-    </w:p>
-    <w:p>
-      <w:pPr>
-        <w:pStyle w:val="BodyText"/>
-      </w:pPr>
-      <w:r>
-        <w:t xml:space="preserve">35</w:t>
-      </w:r>
-    </w:p>
-    <w:p>
-      <w:pPr>
-        <w:pStyle w:val="BodyText"/>
-      </w:pPr>
-      <w:r>
-        <w:t xml:space="preserve">35</w:t>
-      </w:r>
-    </w:p>
-    <w:p>
-      <w:pPr>
-        <w:pStyle w:val="BodyText"/>
-      </w:pPr>
-      <w:r>
-        <w:rPr>
-          <w:b/>
-          <w:bCs/>
-        </w:rPr>
-        <w:t xml:space="preserve">Tabla 28</w:t>
-      </w:r>
-      <w:r>
-        <w:t xml:space="preserve"> </w:t>
-      </w:r>
-      <w:r>
-        <w:rPr>
-          <w:i/>
-          <w:iCs/>
-        </w:rPr>
-        <w:t xml:space="preserve">Áreas Transversales (Proyectos Pedagógicos Transversales)</w:t>
       </w:r>
     </w:p>
     <w:tbl>
@@ -27717,6 +27216,7 @@
         <w:tblW w:type="pct" w:w="5000"/>
         <w:tblLayout w:type="fixed"/>
         <w:tblLook w:firstRow="1" w:lastRow="0" w:firstColumn="0" w:lastColumn="0" w:noHBand="0" w:noVBand="0" w:val="0020"/>
+        <w:tblCaption w:val="Plan de Estudios de Preescolar, Básica Primaria, Secundaria y Media"/>
       </w:tblPr>
       <w:tblGrid>
         <w:gridCol w:w="1980"/>
@@ -28004,8 +27504,16 @@
         </w:tc>
       </w:tr>
     </w:tbl>
-    <w:bookmarkEnd w:id="51"/>
-    <w:bookmarkStart w:id="52" w:name="Xcb70db80dbbd74f5b7093152f435641f63f5546"/>
+    <w:p>
+      <w:pPr>
+        <w:pStyle w:val="BodyText"/>
+      </w:pPr>
+      <w:r>
+        <w:t xml:space="preserve">: Áreas Transversales (Proyectos Pedagógicos Transversales) {.responsive #tbl-areas-transversales}</w:t>
+      </w:r>
+    </w:p>
+    <w:bookmarkEnd w:id="48"/>
+    <w:bookmarkStart w:id="49" w:name="Xcb70db80dbbd74f5b7093152f435641f63f5546"/>
     <w:p>
       <w:pPr>
         <w:pStyle w:val="Heading1"/>
@@ -28016,23 +27524,9 @@
     </w:p>
     <w:p>
       <w:pPr>
-        <w:pStyle w:val="FirstParagraph"/>
-      </w:pPr>
-      <w:r>
-        <w:rPr>
-          <w:b/>
-          <w:bCs/>
-        </w:rPr>
-        <w:t xml:space="preserve">Tabla 29</w:t>
-      </w:r>
-      <w:r>
-        <w:t xml:space="preserve"> </w:t>
-      </w:r>
-      <w:r>
-        <w:rPr>
-          <w:i/>
-          <w:iCs/>
-        </w:rPr>
+        <w:pStyle w:val="TableCaption"/>
+      </w:pPr>
+      <w:r>
         <w:t xml:space="preserve">Marco Operativo de los Componentes Pedagógicos</w:t>
       </w:r>
     </w:p>
@@ -28042,6 +27536,7 @@
         <w:tblW w:type="pct" w:w="5000"/>
         <w:tblLayout w:type="fixed"/>
         <w:tblLook w:firstRow="1" w:lastRow="0" w:firstColumn="0" w:lastColumn="0" w:noHBand="0" w:noVBand="0" w:val="0020"/>
+        <w:tblCaption w:val="Marco Operativo de los Componentes Pedagógicos"/>
       </w:tblPr>
       <w:tblGrid>
         <w:gridCol w:w="1584"/>
@@ -28389,8 +27884,8 @@
         <w:t xml:space="preserve">Uso de la Infraestructura: Las actividades prácticas STEM y las fases de desarrollo de soluciones de los proyectos ABP deben programarse de manera equitativa utilizando los recursos tecnológicos del plantel educativo y los laboratorios virtuales autorizados.</w:t>
       </w:r>
     </w:p>
-    <w:bookmarkEnd w:id="52"/>
-    <w:bookmarkStart w:id="56" w:name="X3920ec1105d10142a23defd11a0ad8243eb8bed"/>
+    <w:bookmarkEnd w:id="49"/>
+    <w:bookmarkStart w:id="53" w:name="X3920ec1105d10142a23defd11a0ad8243eb8bed"/>
     <w:p>
       <w:pPr>
         <w:pStyle w:val="Heading1"/>
@@ -28399,7 +27894,7 @@
         <w:t xml:space="preserve">DIDÁCTICAS Y PRÁCTICAS PEDAGÓGICAS FLEXIBLES</w:t>
       </w:r>
     </w:p>
-    <w:bookmarkStart w:id="53" w:name="propuesta-metodológica--didáctica-"/>
+    <w:bookmarkStart w:id="50" w:name="propuesta-metodológica--didáctica-"/>
     <w:p>
       <w:pPr>
         <w:pStyle w:val="Heading2"/>
@@ -28534,8 +28029,8 @@
         <w:t xml:space="preserve">Este trayecto constructivista se optimiza de forma transversal en sus tres sedes mediante la dotación de herramientas digitales móviles que complementan las salas de sistemas, asegurando una apropiación crítica e innovadora de las TIC, la equidad en el aula y la libre expresión de su comunidad diversa.</w:t>
       </w:r>
     </w:p>
-    <w:bookmarkEnd w:id="53"/>
-    <w:bookmarkStart w:id="54" w:name="didácticas-flexibles"/>
+    <w:bookmarkEnd w:id="50"/>
+    <w:bookmarkStart w:id="51" w:name="didácticas-flexibles"/>
     <w:p>
       <w:pPr>
         <w:pStyle w:val="Heading2"/>
@@ -28568,8 +28063,8 @@
         <w:t xml:space="preserve">Operativamente, el modelo rechaza las secuencias lineales convencionales e introduce al estudiante en campos conceptuales amplios con números naturales, enteros y fraccionarios en conjuntos discretos o continuos, respetando el nivel socio-psicogenético individual e integrando los contenidos científicos con vivencias contextuales de Manizales para lograr una adquisición operatoria de la inteligencia que previene el fracaso y la deserción escolar.</w:t>
       </w:r>
     </w:p>
-    <w:bookmarkEnd w:id="54"/>
-    <w:bookmarkStart w:id="55" w:name="secundaria-activa"/>
+    <w:bookmarkEnd w:id="51"/>
+    <w:bookmarkStart w:id="52" w:name="secundaria-activa"/>
     <w:p>
       <w:pPr>
         <w:pStyle w:val="Heading2"/>
@@ -28604,23 +28099,9 @@
     </w:p>
     <w:p>
       <w:pPr>
-        <w:pStyle w:val="BodyText"/>
-      </w:pPr>
-      <w:r>
-        <w:rPr>
-          <w:b/>
-          <w:bCs/>
-        </w:rPr>
-        <w:t xml:space="preserve">Tabla 30</w:t>
-      </w:r>
-      <w:r>
-        <w:t xml:space="preserve"> </w:t>
-      </w:r>
-      <w:r>
-        <w:rPr>
-          <w:i/>
-          <w:iCs/>
-        </w:rPr>
+        <w:pStyle w:val="TableCaption"/>
+      </w:pPr>
+      <w:r>
         <w:t xml:space="preserve">Matriz Técnica de Operacionalización de Caminar en Secundaria</w:t>
       </w:r>
     </w:p>
@@ -28630,6 +28111,7 @@
         <w:tblW w:type="pct" w:w="5000"/>
         <w:tblLayout w:type="fixed"/>
         <w:tblLook w:firstRow="1" w:lastRow="0" w:firstColumn="0" w:lastColumn="0" w:noHBand="0" w:noVBand="0" w:val="0020"/>
+        <w:tblCaption w:val="Matriz Técnica de Operacionalización de Caminar en Secundaria"/>
       </w:tblPr>
       <w:tblGrid>
         <w:gridCol w:w="1584"/>
@@ -29038,23 +28520,9 @@
     </w:p>
     <w:p>
       <w:pPr>
-        <w:pStyle w:val="FirstParagraph"/>
-      </w:pPr>
-      <w:r>
-        <w:rPr>
-          <w:b/>
-          <w:bCs/>
-        </w:rPr>
-        <w:t xml:space="preserve">Tabla 31</w:t>
-      </w:r>
-      <w:r>
-        <w:t xml:space="preserve"> </w:t>
-      </w:r>
-      <w:r>
-        <w:rPr>
-          <w:i/>
-          <w:iCs/>
-        </w:rPr>
+        <w:pStyle w:val="TableCaption"/>
+      </w:pPr>
+      <w:r>
         <w:t xml:space="preserve">Matriz de Apoyo Académico Especial, Pedagogía Hospitalaria y Colegio en Casa</w:t>
       </w:r>
     </w:p>
@@ -29064,6 +28532,7 @@
         <w:tblW w:type="pct" w:w="5000"/>
         <w:tblLayout w:type="fixed"/>
         <w:tblLook w:firstRow="1" w:lastRow="0" w:firstColumn="0" w:lastColumn="0" w:noHBand="0" w:noVBand="0" w:val="0020"/>
+        <w:tblCaption w:val="Matriz de Apoyo Académico Especial, Pedagogía Hospitalaria y Colegio en Casa"/>
       </w:tblPr>
       <w:tblGrid>
         <w:gridCol w:w="1584"/>
@@ -29382,23 +28851,9 @@
     </w:p>
     <w:p>
       <w:pPr>
-        <w:pStyle w:val="FirstParagraph"/>
-      </w:pPr>
-      <w:r>
-        <w:rPr>
-          <w:b/>
-          <w:bCs/>
-        </w:rPr>
-        <w:t xml:space="preserve">Tabla 32</w:t>
-      </w:r>
-      <w:r>
-        <w:t xml:space="preserve"> </w:t>
-      </w:r>
-      <w:r>
-        <w:rPr>
-          <w:i/>
-          <w:iCs/>
-        </w:rPr>
+        <w:pStyle w:val="TableCaption"/>
+      </w:pPr>
+      <w:r>
         <w:t xml:space="preserve">Matriz Técnica de Articulación Institucional (Niveles Educativos y Sedes Fusionadas)</w:t>
       </w:r>
     </w:p>
@@ -29408,6 +28863,7 @@
         <w:tblW w:type="pct" w:w="5000"/>
         <w:tblLayout w:type="fixed"/>
         <w:tblLook w:firstRow="1" w:lastRow="0" w:firstColumn="0" w:lastColumn="0" w:noHBand="0" w:noVBand="0" w:val="0020"/>
+        <w:tblCaption w:val="Matriz Técnica de Articulación Institucional (Niveles Educativos y Sedes Fusionadas)"/>
       </w:tblPr>
       <w:tblGrid>
         <w:gridCol w:w="1320"/>
@@ -30089,9 +29545,9 @@
         </w:tc>
       </w:tr>
     </w:tbl>
-    <w:bookmarkEnd w:id="55"/>
-    <w:bookmarkEnd w:id="56"/>
-    <w:bookmarkStart w:id="57" w:name="sistema-institucional-de-evaluación"/>
+    <w:bookmarkEnd w:id="52"/>
+    <w:bookmarkEnd w:id="53"/>
+    <w:bookmarkStart w:id="54" w:name="sistema-institucional-de-evaluación"/>
     <w:p>
       <w:pPr>
         <w:pStyle w:val="Heading1"/>
@@ -30118,23 +29574,9 @@
     </w:p>
     <w:p>
       <w:pPr>
-        <w:pStyle w:val="BodyText"/>
-      </w:pPr>
-      <w:r>
-        <w:rPr>
-          <w:b/>
-          <w:bCs/>
-        </w:rPr>
-        <w:t xml:space="preserve">Tabla 33</w:t>
-      </w:r>
-      <w:r>
-        <w:t xml:space="preserve"> </w:t>
-      </w:r>
-      <w:r>
-        <w:rPr>
-          <w:i/>
-          <w:iCs/>
-        </w:rPr>
+        <w:pStyle w:val="TableCaption"/>
+      </w:pPr>
+      <w:r>
         <w:t xml:space="preserve">Matriz Técnica del Sistema Institucional de Evaluación Escolar (SIEE)</w:t>
       </w:r>
     </w:p>
@@ -30144,6 +29586,7 @@
         <w:tblW w:type="pct" w:w="5000"/>
         <w:tblLayout w:type="fixed"/>
         <w:tblLook w:firstRow="1" w:lastRow="0" w:firstColumn="0" w:lastColumn="0" w:noHBand="0" w:noVBand="0" w:val="0020"/>
+        <w:tblCaption w:val="Matriz Técnica del Sistema Institucional de Evaluación Escolar (SIEE)"/>
       </w:tblPr>
       <w:tblGrid>
         <w:gridCol w:w="1584"/>
@@ -30669,8 +30112,8 @@
         </w:tc>
       </w:tr>
     </w:tbl>
-    <w:bookmarkEnd w:id="57"/>
-    <w:bookmarkStart w:id="66" w:name="gestion-administrativa-y-financiera"/>
+    <w:bookmarkEnd w:id="54"/>
+    <w:bookmarkStart w:id="63" w:name="gestion-administrativa-y-financiera"/>
     <w:p>
       <w:pPr>
         <w:pStyle w:val="Heading1"/>
@@ -30688,18 +30131,18 @@
           <wp:inline>
             <wp:extent cx="3289300" cy="2463800"/>
             <wp:effectExtent b="0" l="0" r="0" t="0"/>
-            <wp:docPr descr="" title="" id="59" name="Picture"/>
+            <wp:docPr descr="" title="" id="56" name="Picture"/>
             <a:graphic>
               <a:graphicData uri="http://schemas.openxmlformats.org/drawingml/2006/picture">
                 <pic:pic>
                   <pic:nvPicPr>
-                    <pic:cNvPr descr="04-administrativa/../images/image6.jpeg" id="60" name="Picture"/>
+                    <pic:cNvPr descr="04-administrativa/../images/image6.jpeg" id="57" name="Picture"/>
                     <pic:cNvPicPr>
                       <a:picLocks noChangeArrowheads="1" noChangeAspect="1"/>
                     </pic:cNvPicPr>
                   </pic:nvPicPr>
                   <pic:blipFill>
-                    <a:blip r:embed="rId58"/>
+                    <a:blip r:embed="rId55"/>
                     <a:stretch>
                       <a:fillRect/>
                     </a:stretch>
@@ -30752,23 +30195,9 @@
     </w:p>
     <w:p>
       <w:pPr>
-        <w:pStyle w:val="BodyText"/>
-      </w:pPr>
-      <w:r>
-        <w:rPr>
-          <w:b/>
-          <w:bCs/>
-        </w:rPr>
-        <w:t xml:space="preserve">Tabla 34</w:t>
-      </w:r>
-      <w:r>
-        <w:t xml:space="preserve"> </w:t>
-      </w:r>
-      <w:r>
-        <w:rPr>
-          <w:i/>
-          <w:iCs/>
-        </w:rPr>
+        <w:pStyle w:val="TableCaption"/>
+      </w:pPr>
+      <w:r>
         <w:t xml:space="preserve">Matriz Técnica del Horizonte Administrativo Institucional</w:t>
       </w:r>
     </w:p>
@@ -30778,6 +30207,7 @@
         <w:tblW w:type="pct" w:w="5000"/>
         <w:tblLayout w:type="fixed"/>
         <w:tblLook w:firstRow="1" w:lastRow="0" w:firstColumn="0" w:lastColumn="0" w:noHBand="0" w:noVBand="0" w:val="0020"/>
+        <w:tblCaption w:val="Matriz Técnica del Horizonte Administrativo Institucional"/>
       </w:tblPr>
       <w:tblGrid>
         <w:gridCol w:w="1584"/>
@@ -31396,7 +30826,7 @@
         </w:tc>
       </w:tr>
     </w:tbl>
-    <w:bookmarkStart w:id="62" w:name="Xb2ec3eaad93b29f161b821922e0607d48e3dfc8"/>
+    <w:bookmarkStart w:id="59" w:name="Xb2ec3eaad93b29f161b821922e0607d48e3dfc8"/>
     <w:p>
       <w:pPr>
         <w:pStyle w:val="Heading2"/>
@@ -31423,23 +30853,9 @@
     </w:p>
     <w:p>
       <w:pPr>
-        <w:pStyle w:val="BodyText"/>
-      </w:pPr>
-      <w:r>
-        <w:rPr>
-          <w:b/>
-          <w:bCs/>
-        </w:rPr>
-        <w:t xml:space="preserve">Tabla 35</w:t>
-      </w:r>
-      <w:r>
-        <w:t xml:space="preserve"> </w:t>
-      </w:r>
-      <w:r>
-        <w:rPr>
-          <w:i/>
-          <w:iCs/>
-        </w:rPr>
+        <w:pStyle w:val="TableCaption"/>
+      </w:pPr>
+      <w:r>
         <w:t xml:space="preserve">Criterios para la Evaluación de Desempeño de Administrativos, Docentes y Docentes Directivos</w:t>
       </w:r>
     </w:p>
@@ -31449,6 +30865,7 @@
         <w:tblW w:type="pct" w:w="5000"/>
         <w:tblLayout w:type="fixed"/>
         <w:tblLook w:firstRow="1" w:lastRow="0" w:firstColumn="0" w:lastColumn="0" w:noHBand="0" w:noVBand="0" w:val="0020"/>
+        <w:tblCaption w:val="Criterios para la Evaluación de Desempeño de Administrativos, Docentes y Docentes Directivos"/>
       </w:tblPr>
       <w:tblGrid>
         <w:gridCol w:w="1980"/>
@@ -31598,7 +31015,7 @@
         </w:tc>
       </w:tr>
     </w:tbl>
-    <w:bookmarkStart w:id="61" w:name="apoyo-financiero-y-contable"/>
+    <w:bookmarkStart w:id="58" w:name="apoyo-financiero-y-contable"/>
     <w:p>
       <w:pPr>
         <w:pStyle w:val="Heading3"/>
@@ -31655,9 +31072,9 @@
         <w:t xml:space="preserve">Esta infraestructura, administrada por un rector y dos coordinadores, sirve ocasionalmente como espacio de proyección para eventos comunitarios; sin embargo, debido a la escasez de recursos y a la total ausencia de personal de celaduría, las instalaciones carecen de adecuaciones de accesibilidad física para la población con discapacidad y sufren de constantes actos vandálicos, robos y daños materiales durante los fines de semana y periodos vacacionales. (Anexo 2. planos edificaciones)</w:t>
       </w:r>
     </w:p>
-    <w:bookmarkEnd w:id="61"/>
-    <w:bookmarkEnd w:id="62"/>
-    <w:bookmarkStart w:id="63" w:name="procedimiento-para-utilizacion-de-bienes"/>
+    <w:bookmarkEnd w:id="58"/>
+    <w:bookmarkEnd w:id="59"/>
+    <w:bookmarkStart w:id="60" w:name="procedimiento-para-utilizacion-de-bienes"/>
     <w:p>
       <w:pPr>
         <w:pStyle w:val="Heading2"/>
@@ -31692,23 +31109,9 @@
     </w:p>
     <w:p>
       <w:pPr>
-        <w:pStyle w:val="BodyText"/>
-      </w:pPr>
-      <w:r>
-        <w:rPr>
-          <w:b/>
-          <w:bCs/>
-        </w:rPr>
-        <w:t xml:space="preserve">Tabla 36</w:t>
-      </w:r>
-      <w:r>
-        <w:t xml:space="preserve"> </w:t>
-      </w:r>
-      <w:r>
-        <w:rPr>
-          <w:i/>
-          <w:iCs/>
-        </w:rPr>
+        <w:pStyle w:val="TableCaption"/>
+      </w:pPr>
+      <w:r>
         <w:t xml:space="preserve">Matriz de Gestión Financiera: Eventos Institucionales y Administración del FSE</w:t>
       </w:r>
     </w:p>
@@ -31718,6 +31121,7 @@
         <w:tblW w:type="pct" w:w="5000"/>
         <w:tblLayout w:type="fixed"/>
         <w:tblLook w:firstRow="1" w:lastRow="0" w:firstColumn="0" w:lastColumn="0" w:noHBand="0" w:noVBand="0" w:val="0020"/>
+        <w:tblCaption w:val="Matriz de Gestión Financiera: Eventos Institucionales y Administración del FSE"/>
       </w:tblPr>
       <w:tblGrid>
         <w:gridCol w:w="1584"/>
@@ -31958,8 +31362,8 @@
         </w:tc>
       </w:tr>
     </w:tbl>
-    <w:bookmarkEnd w:id="63"/>
-    <w:bookmarkStart w:id="64" w:name="Xf55ee58fe4d4a8bde36f2c92a94425c411bca23"/>
+    <w:bookmarkEnd w:id="60"/>
+    <w:bookmarkStart w:id="61" w:name="Xf55ee58fe4d4a8bde36f2c92a94425c411bca23"/>
     <w:p>
       <w:pPr>
         <w:pStyle w:val="Heading2"/>
@@ -31984,8 +31388,8 @@
         <w:t xml:space="preserve">Transparencia Contractual en Infraestructura: Las compras, reparaciones locativas menores o dotaciones ejecutadas para mitigar las deficiencias de la planta física (como los servicios sanitarios o el vandalismo por falta de celador) se someterán rigurosamente al manual de contratación del colegio y a las actas de evaluación del Comité de Compras. Esto garantiza la trazabilidad del gasto antes de que la contadora pública de la institución procese los estados financieros bimestrales.</w:t>
       </w:r>
     </w:p>
-    <w:bookmarkEnd w:id="64"/>
-    <w:bookmarkStart w:id="65" w:name="X81f12df2135d50dc88b52b78dbdbadcba0cc2bd"/>
+    <w:bookmarkEnd w:id="61"/>
+    <w:bookmarkStart w:id="62" w:name="X81f12df2135d50dc88b52b78dbdbadcba0cc2bd"/>
     <w:p>
       <w:pPr>
         <w:pStyle w:val="Heading2"/>
@@ -32023,80 +31427,66 @@
         <w:t xml:space="preserve">), garantizando que el personal conozca el nivel socio-psicogenético de su grupo antes de iniciar las clases.</w:t>
       </w:r>
     </w:p>
+    <w:bookmarkEnd w:id="62"/>
+    <w:bookmarkEnd w:id="63"/>
+    <w:bookmarkStart w:id="65" w:name="Xd6d56ad5980ca96bbbf455179cf271b1581bfcf"/>
+    <w:p>
+      <w:pPr>
+        <w:pStyle w:val="Heading1"/>
+      </w:pPr>
+      <w:r>
+        <w:t xml:space="preserve">PGER — PGER PLAN DE GESTION DEL RIESGO ESCOLAR (Anexo 4)</w:t>
+      </w:r>
+    </w:p>
+    <w:bookmarkStart w:id="64" w:name="diagnóstico-de-riesgo-estructural"/>
+    <w:p>
+      <w:pPr>
+        <w:pStyle w:val="Heading2"/>
+      </w:pPr>
+      <w:r>
+        <w:t xml:space="preserve">Diagnóstico de Riesgo Estructural</w:t>
+      </w:r>
+    </w:p>
+    <w:p>
+      <w:pPr>
+        <w:pStyle w:val="FirstParagraph"/>
+      </w:pPr>
+      <w:r>
+        <w:t xml:space="preserve">El panorama de riesgos físicos de la Sede Central de la Institución Educativa Mariscal Sucre de Manizales revela una alarmante vulnerabilidad estructural debida a un terreno fangoso que ha ocasionado fallas drásticas, desnivel de pisos, goteras, puertas descolgadas y grietas profundas en vigas, paredes y suelos de zonas clave, peligro latente que se agrava por un hacinamiento crónico de hasta 42 estudiantes por aula, fallas en la red eléctrica, iluminación deficiente y un manejo inadecuado de residuos a la intemperie. ## Plan de Intervención Inmediata</w:t>
+      </w:r>
+    </w:p>
+    <w:p>
+      <w:pPr>
+        <w:pStyle w:val="BodyText"/>
+      </w:pPr>
+      <w:r>
+        <w:t xml:space="preserve">Ante esta urgencia, se requiere la intervención inmediata de la Alcaldía y la Secretaría de Educación Municipal para ejecutar un plan integral de mantenimiento correctivo y estructural, mientras que, desde la gestión del riesgo institucional, se implementará un código normativo de colores para la separación de basuras (verde, azul, gris y rojo), talleres de salud ocupacional docente (higiene postural y pausas activas) y la señalización técnica de emergencia. ## Capacitación y Prevención</w:t>
+      </w:r>
+    </w:p>
+    <w:p>
+      <w:pPr>
+        <w:pStyle w:val="BodyText"/>
+      </w:pPr>
+      <w:r>
+        <w:t xml:space="preserve">Así mismo, con el apoyo de Bomberos y la Defensa Civil, se capacitará a la comunidad educativa en la conformación de brigadas y en la disciplina de evacuación por carriles en las escaleras deterioradas, mitigando traumatismos y salvaguardando la integridad física colectiva frente a eventuales sismos.</w:t>
+      </w:r>
+    </w:p>
+    <w:bookmarkEnd w:id="64"/>
     <w:bookmarkEnd w:id="65"/>
-    <w:bookmarkEnd w:id="66"/>
-    <w:bookmarkStart w:id="68" w:name="Xd6d56ad5980ca96bbbf455179cf271b1581bfcf"/>
+    <w:bookmarkStart w:id="66" w:name="gestión-de-los-recursos-humanos"/>
     <w:p>
       <w:pPr>
         <w:pStyle w:val="Heading1"/>
       </w:pPr>
       <w:r>
-        <w:t xml:space="preserve">PGER — PGER PLAN DE GESTION DEL RIESGO ESCOLAR (Anexo 4)</w:t>
-      </w:r>
-    </w:p>
-    <w:bookmarkStart w:id="67" w:name="diagnóstico-de-riesgo-estructural"/>
-    <w:p>
-      <w:pPr>
-        <w:pStyle w:val="Heading2"/>
-      </w:pPr>
-      <w:r>
-        <w:t xml:space="preserve">Diagnóstico de Riesgo Estructural</w:t>
-      </w:r>
-    </w:p>
-    <w:p>
-      <w:pPr>
-        <w:pStyle w:val="FirstParagraph"/>
-      </w:pPr>
-      <w:r>
-        <w:t xml:space="preserve">El panorama de riesgos físicos de la Sede Central de la Institución Educativa Mariscal Sucre de Manizales revela una alarmante vulnerabilidad estructural debida a un terreno fangoso que ha ocasionado fallas drásticas, desnivel de pisos, goteras, puertas descolgadas y grietas profundas en vigas, paredes y suelos de zonas clave, peligro latente que se agrava por un hacinamiento crónico de hasta 42 estudiantes por aula, fallas en la red eléctrica, iluminación deficiente y un manejo inadecuado de residuos a la intemperie. ## Plan de Intervención Inmediata</w:t>
-      </w:r>
-    </w:p>
-    <w:p>
-      <w:pPr>
-        <w:pStyle w:val="BodyText"/>
-      </w:pPr>
-      <w:r>
-        <w:t xml:space="preserve">Ante esta urgencia, se requiere la intervención inmediata de la Alcaldía y la Secretaría de Educación Municipal para ejecutar un plan integral de mantenimiento correctivo y estructural, mientras que, desde la gestión del riesgo institucional, se implementará un código normativo de colores para la separación de basuras (verde, azul, gris y rojo), talleres de salud ocupacional docente (higiene postural y pausas activas) y la señalización técnica de emergencia. ## Capacitación y Prevención</w:t>
-      </w:r>
-    </w:p>
-    <w:p>
-      <w:pPr>
-        <w:pStyle w:val="BodyText"/>
-      </w:pPr>
-      <w:r>
-        <w:t xml:space="preserve">Así mismo, con el apoyo de Bomberos y la Defensa Civil, se capacitará a la comunidad educativa en la conformación de brigadas y en la disciplina de evacuación por carriles en las escaleras deterioradas, mitigando traumatismos y salvaguardando la integridad física colectiva frente a eventuales sismos.</w:t>
-      </w:r>
-    </w:p>
-    <w:bookmarkEnd w:id="67"/>
-    <w:bookmarkEnd w:id="68"/>
-    <w:bookmarkStart w:id="69" w:name="gestión-de-los-recursos-humanos"/>
-    <w:p>
-      <w:pPr>
-        <w:pStyle w:val="Heading1"/>
-      </w:pPr>
-      <w:r>
         <w:t xml:space="preserve">GESTIÓN DE LOS RECURSOS HUMANOS</w:t>
       </w:r>
     </w:p>
     <w:p>
       <w:pPr>
-        <w:pStyle w:val="FirstParagraph"/>
-      </w:pPr>
-      <w:r>
-        <w:rPr>
-          <w:b/>
-          <w:bCs/>
-        </w:rPr>
-        <w:t xml:space="preserve">Tabla 37</w:t>
-      </w:r>
-      <w:r>
-        <w:t xml:space="preserve"> </w:t>
-      </w:r>
-      <w:r>
-        <w:rPr>
-          <w:i/>
-          <w:iCs/>
-        </w:rPr>
+        <w:pStyle w:val="TableCaption"/>
+      </w:pPr>
+      <w:r>
         <w:t xml:space="preserve">Planta de Cargos</w:t>
       </w:r>
     </w:p>
@@ -32106,6 +31496,7 @@
         <w:tblW w:type="pct" w:w="5000"/>
         <w:tblLayout w:type="fixed"/>
         <w:tblLook w:firstRow="1" w:lastRow="0" w:firstColumn="0" w:lastColumn="0" w:noHBand="0" w:noVBand="0" w:val="0020"/>
+        <w:tblCaption w:val="Planta de Cargos"/>
       </w:tblPr>
       <w:tblGrid>
         <w:gridCol w:w="1980"/>
@@ -32761,23 +32152,9 @@
     </w:p>
     <w:p>
       <w:pPr>
-        <w:pStyle w:val="FirstParagraph"/>
-      </w:pPr>
-      <w:r>
-        <w:rPr>
-          <w:b/>
-          <w:bCs/>
-        </w:rPr>
-        <w:t xml:space="preserve">Tabla 38</w:t>
-      </w:r>
-      <w:r>
-        <w:t xml:space="preserve"> </w:t>
-      </w:r>
-      <w:r>
-        <w:rPr>
-          <w:i/>
-          <w:iCs/>
-        </w:rPr>
+        <w:pStyle w:val="TableCaption"/>
+      </w:pPr>
+      <w:r>
         <w:t xml:space="preserve">Matriz Técnica de Inducción y Plan de Cualificación del Talento Humano</w:t>
       </w:r>
     </w:p>
@@ -32787,6 +32164,7 @@
         <w:tblW w:type="pct" w:w="5000"/>
         <w:tblLayout w:type="fixed"/>
         <w:tblLook w:firstRow="1" w:lastRow="0" w:firstColumn="0" w:lastColumn="0" w:noHBand="0" w:noVBand="0" w:val="0020"/>
+        <w:tblCaption w:val="Matriz Técnica de Inducción y Plan de Cualificación del Talento Humano"/>
       </w:tblPr>
       <w:tblGrid>
         <w:gridCol w:w="1584"/>
@@ -33027,8 +32405,8 @@
         </w:tc>
       </w:tr>
     </w:tbl>
-    <w:bookmarkEnd w:id="69"/>
-    <w:bookmarkStart w:id="70" w:name="gestión-de-los-recursos-técnicos"/>
+    <w:bookmarkEnd w:id="66"/>
+    <w:bookmarkStart w:id="67" w:name="gestión-de-los-recursos-técnicos"/>
     <w:p>
       <w:pPr>
         <w:pStyle w:val="Heading1"/>
@@ -33039,23 +32417,9 @@
     </w:p>
     <w:p>
       <w:pPr>
-        <w:pStyle w:val="FirstParagraph"/>
-      </w:pPr>
-      <w:r>
-        <w:rPr>
-          <w:b/>
-          <w:bCs/>
-        </w:rPr>
-        <w:t xml:space="preserve">Tabla 39</w:t>
-      </w:r>
-      <w:r>
-        <w:t xml:space="preserve"> </w:t>
-      </w:r>
-      <w:r>
-        <w:rPr>
-          <w:i/>
-          <w:iCs/>
-        </w:rPr>
+        <w:pStyle w:val="TableCaption"/>
+      </w:pPr>
+      <w:r>
         <w:t xml:space="preserve">Gestión de los Recursos Técnicos</w:t>
       </w:r>
     </w:p>
@@ -33065,6 +32429,7 @@
         <w:tblW w:type="pct" w:w="5000"/>
         <w:tblLayout w:type="fixed"/>
         <w:tblLook w:firstRow="1" w:lastRow="0" w:firstColumn="0" w:lastColumn="0" w:noHBand="0" w:noVBand="0" w:val="0020"/>
+        <w:tblCaption w:val="Gestión de los Recursos Técnicos"/>
       </w:tblPr>
       <w:tblGrid>
         <w:gridCol w:w="2640"/>
@@ -33425,8 +32790,8 @@
         </w:tc>
       </w:tr>
     </w:tbl>
-    <w:bookmarkEnd w:id="70"/>
-    <w:bookmarkStart w:id="71" w:name="servicios-complementarios"/>
+    <w:bookmarkEnd w:id="67"/>
+    <w:bookmarkStart w:id="68" w:name="servicios-complementarios"/>
     <w:p>
       <w:pPr>
         <w:pStyle w:val="Heading1"/>
@@ -33440,21 +32805,7 @@
         <w:pStyle w:val="FirstParagraph"/>
       </w:pPr>
       <w:r>
-        <w:rPr>
-          <w:b/>
-          <w:bCs/>
-        </w:rPr>
-        <w:t xml:space="preserve">Tabla 40</w:t>
-      </w:r>
-      <w:r>
-        <w:t xml:space="preserve"> </w:t>
-      </w:r>
-      <w:r>
-        <w:rPr>
-          <w:i/>
-          <w:iCs/>
-        </w:rPr>
-        <w:t xml:space="preserve">Servicios Complementarios</w:t>
+        <w:t xml:space="preserve">PORTAFOLIO INSTITUCIONAL</w:t>
       </w:r>
     </w:p>
     <w:p>
@@ -33462,7 +32813,7 @@
         <w:pStyle w:val="BodyText"/>
       </w:pPr>
       <w:r>
-        <w:t xml:space="preserve">PORTAFOLIO INSTITUCIONAL</w:t>
+        <w:t xml:space="preserve">SERVICIOS</w:t>
       </w:r>
     </w:p>
     <w:p>
@@ -33470,7 +32821,7 @@
         <w:pStyle w:val="BodyText"/>
       </w:pPr>
       <w:r>
-        <w:t xml:space="preserve">SERVICIOS</w:t>
+        <w:t xml:space="preserve">DESCRIPCIÓN Y CRITERIOS DE IMPLEMENTACIÓN</w:t>
       </w:r>
     </w:p>
     <w:p>
@@ -33478,7 +32829,7 @@
         <w:pStyle w:val="BodyText"/>
       </w:pPr>
       <w:r>
-        <w:t xml:space="preserve">DESCRIPCIÓN Y CRITERIOS DE IMPLEMENTACIÓN</w:t>
+        <w:t xml:space="preserve">Restaurante</w:t>
       </w:r>
     </w:p>
     <w:p>
@@ -33486,7 +32837,7 @@
         <w:pStyle w:val="BodyText"/>
       </w:pPr>
       <w:r>
-        <w:t xml:space="preserve">Restaurante</w:t>
+        <w:t xml:space="preserve">Servicio prestado por el consorcio Salud Sana, contratado desde la alcaldía, beneficia a los niños que deseen hacer uso de éste, cancelando semanalmente una cuota de recuperación estipulada desde la alcaldía. A los niños que no cancelan, se les subsidia este servicio en un 100%</w:t>
       </w:r>
     </w:p>
     <w:p>
@@ -33494,7 +32845,7 @@
         <w:pStyle w:val="BodyText"/>
       </w:pPr>
       <w:r>
-        <w:t xml:space="preserve">Servicio prestado por el consorcio Salud Sana, contratado desde la alcaldía, beneficia a los niños que deseen hacer uso de éste, cancelando semanalmente una cuota de recuperación estipulada desde la alcaldía. A los niños que no cancelan, se les subsidia este servicio en un 100%</w:t>
+        <w:t xml:space="preserve">Cafetería</w:t>
       </w:r>
     </w:p>
     <w:p>
@@ -33502,7 +32853,7 @@
         <w:pStyle w:val="BodyText"/>
       </w:pPr>
       <w:r>
-        <w:t xml:space="preserve">Cafetería</w:t>
+        <w:t xml:space="preserve">Funciona en la sede central ofreciendo los servicios de comestibles para los estudiantes y docentes. En las sedes de primaria funcionan casetas atendidas por personas de la comunidad ofreciendo principalmente dulcería y algunos comestibles.</w:t>
       </w:r>
     </w:p>
     <w:p>
@@ -33510,7 +32861,7 @@
         <w:pStyle w:val="BodyText"/>
       </w:pPr>
       <w:r>
-        <w:t xml:space="preserve">Funciona en la sede central ofreciendo los servicios de comestibles para los estudiantes y docentes. En las sedes de primaria funcionan casetas atendidas por personas de la comunidad ofreciendo principalmente dulcería y algunos comestibles.</w:t>
+        <w:t xml:space="preserve">Transporte</w:t>
       </w:r>
     </w:p>
     <w:p>
@@ -33518,7 +32869,7 @@
         <w:pStyle w:val="BodyText"/>
       </w:pPr>
       <w:r>
-        <w:t xml:space="preserve">Transporte</w:t>
+        <w:t xml:space="preserve">Es contratado por la institución educativa y pagado con los fondos que se reciben específicamente para tal fin. Los estudiantes transportados son los que provienen del área rural próxima al colegio (Vereda las Palomas)</w:t>
       </w:r>
     </w:p>
     <w:p>
@@ -33526,7 +32877,7 @@
         <w:pStyle w:val="BodyText"/>
       </w:pPr>
       <w:r>
-        <w:t xml:space="preserve">Es contratado por la institución educativa y pagado con los fondos que se reciben específicamente para tal fin. Los estudiantes transportados son los que provienen del área rural próxima al colegio (Vereda las Palomas)</w:t>
+        <w:t xml:space="preserve">Telecentro</w:t>
       </w:r>
     </w:p>
     <w:p>
@@ -33534,7 +32885,7 @@
         <w:pStyle w:val="BodyText"/>
       </w:pPr>
       <w:r>
-        <w:t xml:space="preserve">Telecentro</w:t>
+        <w:t xml:space="preserve">Funciona en la sede Ricardo Flórez constituyéndose en un servicio de extensión a la comunidad que beneficia potencialmente a toda la población de los barrios cercanos (Viveros, Minitas, La toscana Villa Luz y Villa Café).</w:t>
       </w:r>
     </w:p>
     <w:p>
@@ -33542,7 +32893,7 @@
         <w:pStyle w:val="BodyText"/>
       </w:pPr>
       <w:r>
-        <w:t xml:space="preserve">Funciona en la sede Ricardo Flórez constituyéndose en un servicio de extensión a la comunidad que beneficia potencialmente a toda la población de los barrios cercanos (Viveros, Minitas, La toscana Villa Luz y Villa Café).</w:t>
+        <w:t xml:space="preserve">Préstamo de Espacios Físicos</w:t>
       </w:r>
     </w:p>
     <w:p>
@@ -33550,7 +32901,7 @@
         <w:pStyle w:val="BodyText"/>
       </w:pPr>
       <w:r>
-        <w:t xml:space="preserve">Préstamo de Espacios Físicos</w:t>
+        <w:t xml:space="preserve">Las instalaciones de la institución son prestadas a las personas de la comunidad y/o entidades que requieran de estas con el fin de realizar actividades en beneficio de nuestra comunidad</w:t>
       </w:r>
     </w:p>
     <w:p>
@@ -33558,11 +32909,11 @@
         <w:pStyle w:val="BodyText"/>
       </w:pPr>
       <w:r>
-        <w:t xml:space="preserve">Las instalaciones de la institución son prestadas a las personas de la comunidad y/o entidades que requieran de estas con el fin de realizar actividades en beneficio de nuestra comunidad</w:t>
-      </w:r>
-    </w:p>
-    <w:bookmarkEnd w:id="71"/>
-    <w:bookmarkStart w:id="78" w:name="gestion-comunitaria"/>
+        <w:t xml:space="preserve">: Servicios Complementarios {.responsive #tbl-servicios-complementarios}</w:t>
+      </w:r>
+    </w:p>
+    <w:bookmarkEnd w:id="68"/>
+    <w:bookmarkStart w:id="75" w:name="gestion-comunitaria"/>
     <w:p>
       <w:pPr>
         <w:pStyle w:val="Heading1"/>
@@ -33580,18 +32931,18 @@
           <wp:inline>
             <wp:extent cx="2857500" cy="2857500"/>
             <wp:effectExtent b="0" l="0" r="0" t="0"/>
-            <wp:docPr descr="" title="" id="73" name="Picture"/>
+            <wp:docPr descr="" title="" id="70" name="Picture"/>
             <a:graphic>
               <a:graphicData uri="http://schemas.openxmlformats.org/drawingml/2006/picture">
                 <pic:pic>
                   <pic:nvPicPr>
-                    <pic:cNvPr descr="05-comunitaria/../images/image7.jpeg" id="74" name="Picture"/>
+                    <pic:cNvPr descr="05-comunitaria/../images/image7.jpeg" id="71" name="Picture"/>
                     <pic:cNvPicPr>
                       <a:picLocks noChangeArrowheads="1" noChangeAspect="1"/>
                     </pic:cNvPicPr>
                   </pic:nvPicPr>
                   <pic:blipFill>
-                    <a:blip r:embed="rId72"/>
+                    <a:blip r:embed="rId69"/>
                     <a:stretch>
                       <a:fillRect/>
                     </a:stretch>
@@ -33618,7 +32969,7 @@
         </w:drawing>
       </w:r>
     </w:p>
-    <w:bookmarkStart w:id="77" w:name="X3a7ee7c600f7d590d10ba717b1ebaf7269f2699"/>
+    <w:bookmarkStart w:id="74" w:name="X3a7ee7c600f7d590d10ba717b1ebaf7269f2699"/>
     <w:p>
       <w:pPr>
         <w:pStyle w:val="Heading2"/>
@@ -33627,7 +32978,7 @@
         <w:t xml:space="preserve">📋 FICHA TÉCNICA: GESTIÓN COMUNITARIA, INCLUSIÓN Y ACCESIBILIDAD (PEI)</w:t>
       </w:r>
     </w:p>
-    <w:bookmarkStart w:id="75" w:name="contextualización-y-enfoque-humanista"/>
+    <w:bookmarkStart w:id="72" w:name="contextualización-y-enfoque-humanista"/>
     <w:p>
       <w:pPr>
         <w:pStyle w:val="Heading3"/>
@@ -33646,23 +32997,9 @@
     </w:p>
     <w:p>
       <w:pPr>
-        <w:pStyle w:val="BodyText"/>
-      </w:pPr>
-      <w:r>
-        <w:rPr>
-          <w:b/>
-          <w:bCs/>
-        </w:rPr>
-        <w:t xml:space="preserve">Tabla 41</w:t>
-      </w:r>
-      <w:r>
-        <w:t xml:space="preserve"> </w:t>
-      </w:r>
-      <w:r>
-        <w:rPr>
-          <w:i/>
-          <w:iCs/>
-        </w:rPr>
+        <w:pStyle w:val="TableCaption"/>
+      </w:pPr>
+      <w:r>
         <w:t xml:space="preserve">Matriz Operativa de Accesibilidad, Inclusión y Permanencia</w:t>
       </w:r>
     </w:p>
@@ -33672,6 +33009,7 @@
         <w:tblW w:type="pct" w:w="5000"/>
         <w:tblLayout w:type="fixed"/>
         <w:tblLook w:firstRow="1" w:lastRow="0" w:firstColumn="0" w:lastColumn="0" w:noHBand="0" w:noVBand="0" w:val="0020"/>
+        <w:tblCaption w:val="Matriz Operativa de Accesibilidad, Inclusión y Permanencia"/>
       </w:tblPr>
       <w:tblGrid>
         <w:gridCol w:w="1584"/>
@@ -34035,8 +33373,8 @@
         </w:tc>
       </w:tr>
     </w:tbl>
-    <w:bookmarkEnd w:id="75"/>
-    <w:bookmarkStart w:id="76" w:name="Xbfdf87ae60b13886c56283cdcfc6454034ac219"/>
+    <w:bookmarkEnd w:id="72"/>
+    <w:bookmarkStart w:id="73" w:name="Xbfdf87ae60b13886c56283cdcfc6454034ac219"/>
     <w:p>
       <w:pPr>
         <w:pStyle w:val="Heading3"/>
@@ -34087,23 +33425,9 @@
     </w:p>
     <w:p>
       <w:pPr>
-        <w:pStyle w:val="BodyText"/>
-      </w:pPr>
-      <w:r>
-        <w:rPr>
-          <w:b/>
-          <w:bCs/>
-        </w:rPr>
-        <w:t xml:space="preserve">Tabla 42</w:t>
-      </w:r>
-      <w:r>
-        <w:t xml:space="preserve"> </w:t>
-      </w:r>
-      <w:r>
-        <w:rPr>
-          <w:i/>
-          <w:iCs/>
-        </w:rPr>
+        <w:pStyle w:val="TableCaption"/>
+      </w:pPr>
+      <w:r>
         <w:t xml:space="preserve">Matriz de Proyección Comunitaria y Participación Ciudadana</w:t>
       </w:r>
     </w:p>
@@ -34113,6 +33437,7 @@
         <w:tblW w:type="pct" w:w="5000"/>
         <w:tblLayout w:type="fixed"/>
         <w:tblLook w:firstRow="1" w:lastRow="0" w:firstColumn="0" w:lastColumn="0" w:noHBand="0" w:noVBand="0" w:val="0020"/>
+        <w:tblCaption w:val="Matriz de Proyección Comunitaria y Participación Ciudadana"/>
       </w:tblPr>
       <w:tblGrid>
         <w:gridCol w:w="1584"/>
@@ -34533,37 +33858,37 @@
         </w:tc>
       </w:tr>
     </w:tbl>
+    <w:bookmarkEnd w:id="73"/>
+    <w:bookmarkEnd w:id="74"/>
+    <w:bookmarkEnd w:id="75"/>
+    <w:bookmarkStart w:id="78" w:name="X24cf4be8778686b152eab0b59625c6eb1963ffe"/>
+    <w:p>
+      <w:pPr>
+        <w:pStyle w:val="Heading1"/>
+      </w:pPr>
+      <w:r>
+        <w:t xml:space="preserve">⚙️ Protocolo de Operacionalización de la Vida Estudiantil</w:t>
+      </w:r>
+    </w:p>
+    <w:bookmarkStart w:id="76" w:name="liderazgo-estudiantil"/>
+    <w:p>
+      <w:pPr>
+        <w:pStyle w:val="Heading2"/>
+      </w:pPr>
+      <w:r>
+        <w:t xml:space="preserve">Liderazgo Estudiantil</w:t>
+      </w:r>
+    </w:p>
+    <w:p>
+      <w:pPr>
+        <w:pStyle w:val="FirstParagraph"/>
+      </w:pPr>
+      <w:r>
+        <w:t xml:space="preserve">La vida escolar de la institución gravita en torno al surgimiento y validación de las propuestas de los educandos. Para incentivar este proceso integral y dinámico, se garantiza la articulación permanente entre las coordinaciones y los representantes en espacios como los juegos interclases e intercolegiados, las salidas de campo, las izadas de bandera, los proyectos culturales y la celebración de jornadas institucionales especiales.</w:t>
+      </w:r>
+    </w:p>
     <w:bookmarkEnd w:id="76"/>
-    <w:bookmarkEnd w:id="77"/>
-    <w:bookmarkEnd w:id="78"/>
-    <w:bookmarkStart w:id="81" w:name="X24cf4be8778686b152eab0b59625c6eb1963ffe"/>
-    <w:p>
-      <w:pPr>
-        <w:pStyle w:val="Heading1"/>
-      </w:pPr>
-      <w:r>
-        <w:t xml:space="preserve">⚙️ Protocolo de Operacionalización de la Vida Estudiantil</w:t>
-      </w:r>
-    </w:p>
-    <w:bookmarkStart w:id="79" w:name="liderazgo-estudiantil"/>
-    <w:p>
-      <w:pPr>
-        <w:pStyle w:val="Heading2"/>
-      </w:pPr>
-      <w:r>
-        <w:t xml:space="preserve">Liderazgo Estudiantil</w:t>
-      </w:r>
-    </w:p>
-    <w:p>
-      <w:pPr>
-        <w:pStyle w:val="FirstParagraph"/>
-      </w:pPr>
-      <w:r>
-        <w:t xml:space="preserve">La vida escolar de la institución gravita en torno al surgimiento y validación de las propuestas de los educandos. Para incentivar este proceso integral y dinámico, se garantiza la articulación permanente entre las coordinaciones y los representantes en espacios como los juegos interclases e intercolegiados, las salidas de campo, las izadas de bandera, los proyectos culturales y la celebración de jornadas institucionales especiales.</w:t>
-      </w:r>
-    </w:p>
-    <w:bookmarkEnd w:id="79"/>
-    <w:bookmarkStart w:id="80" w:name="veeduría-del-consejo-de-padres"/>
+    <w:bookmarkStart w:id="77" w:name="veeduría-del-consejo-de-padres"/>
     <w:p>
       <w:pPr>
         <w:pStyle w:val="Heading2"/>
@@ -34592,26 +33917,26 @@
         <w:t xml:space="preserve">EQUIPO DE CALIDAD 2026</w:t>
       </w:r>
     </w:p>
+    <w:bookmarkEnd w:id="77"/>
+    <w:bookmarkEnd w:id="78"/>
+    <w:bookmarkStart w:id="80" w:name="referencias"/>
+    <w:p>
+      <w:pPr>
+        <w:pStyle w:val="Heading1"/>
+      </w:pPr>
+      <w:r>
+        <w:t xml:space="preserve">Referencias</w:t>
+      </w:r>
+    </w:p>
+    <w:bookmarkStart w:id="79" w:name="refs"/>
+    <w:bookmarkEnd w:id="79"/>
     <w:bookmarkEnd w:id="80"/>
-    <w:bookmarkEnd w:id="81"/>
-    <w:bookmarkStart w:id="83" w:name="referencias"/>
+    <w:bookmarkStart w:id="86" w:name="equipo-de-calidad-2026"/>
     <w:p>
       <w:pPr>
         <w:pStyle w:val="Heading1"/>
       </w:pPr>
       <w:r>
-        <w:t xml:space="preserve">Referencias</w:t>
-      </w:r>
-    </w:p>
-    <w:bookmarkStart w:id="82" w:name="refs"/>
-    <w:bookmarkEnd w:id="82"/>
-    <w:bookmarkEnd w:id="83"/>
-    <w:bookmarkStart w:id="89" w:name="equipo-de-calidad-2026"/>
-    <w:p>
-      <w:pPr>
-        <w:pStyle w:val="Heading1"/>
-      </w:pPr>
-      <w:r>
         <w:t xml:space="preserve">Equipo de Calidad 2026</w:t>
       </w:r>
     </w:p>
@@ -34623,7 +33948,7 @@
         <w:t xml:space="preserve">El Equipo de Calidad de la Institución Educativa Mariscal Sucre está conformado por los líderes de los procesos misionales y de apoyo que garantizan la implementación, seguimiento y mejora continua del PEI.</w:t>
       </w:r>
     </w:p>
-    <w:bookmarkStart w:id="84" w:name="rectoría"/>
+    <w:bookmarkStart w:id="81" w:name="rectoría"/>
     <w:p>
       <w:pPr>
         <w:pStyle w:val="Heading2"/>
@@ -34647,8 +33972,8 @@
         <w:t xml:space="preserve">: Oscar Iván Franco Gutiérrez</w:t>
       </w:r>
     </w:p>
-    <w:bookmarkEnd w:id="84"/>
-    <w:bookmarkStart w:id="85" w:name="coordinación-académica"/>
+    <w:bookmarkEnd w:id="81"/>
+    <w:bookmarkStart w:id="82" w:name="coordinación-académica"/>
     <w:p>
       <w:pPr>
         <w:pStyle w:val="Heading2"/>
@@ -34681,8 +34006,8 @@
         <w:t xml:space="preserve">Jefes de área por cada núcleo temático</w:t>
       </w:r>
     </w:p>
-    <w:bookmarkEnd w:id="85"/>
-    <w:bookmarkStart w:id="86" w:name="docentes-líderes"/>
+    <w:bookmarkEnd w:id="82"/>
+    <w:bookmarkStart w:id="83" w:name="docentes-líderes"/>
     <w:p>
       <w:pPr>
         <w:pStyle w:val="Heading2"/>
@@ -34727,8 +34052,8 @@
         <w:t xml:space="preserve">Docentes del modelo Escuela Activa Urbana (EAU)</w:t>
       </w:r>
     </w:p>
-    <w:bookmarkEnd w:id="86"/>
-    <w:bookmarkStart w:id="87" w:name="comités-de-calidad"/>
+    <w:bookmarkEnd w:id="83"/>
+    <w:bookmarkStart w:id="84" w:name="comités-de-calidad"/>
     <w:p>
       <w:pPr>
         <w:pStyle w:val="Heading2"/>
@@ -34797,8 +34122,8 @@
         <w:t xml:space="preserve">Comité de Gestión del Riesgo</w:t>
       </w:r>
     </w:p>
-    <w:bookmarkEnd w:id="87"/>
-    <w:bookmarkStart w:id="88" w:name="equipo-de-apoyo"/>
+    <w:bookmarkEnd w:id="84"/>
+    <w:bookmarkStart w:id="85" w:name="equipo-de-apoyo"/>
     <w:p>
       <w:pPr>
         <w:pStyle w:val="Heading2"/>
@@ -34843,8 +34168,8 @@
         <w:t xml:space="preserve">Tesorería / Fondo de Servicios Educativos</w:t>
       </w:r>
     </w:p>
-    <w:bookmarkEnd w:id="88"/>
-    <w:bookmarkEnd w:id="89"/>
+    <w:bookmarkEnd w:id="85"/>
+    <w:bookmarkEnd w:id="86"/>
     <w:sectPr>
       <w:footnotePr>
         <w:numRestart w:val="eachSect"/>
@@ -35084,7 +34409,7 @@
         <w:rFonts w:asciiTheme="minorHAnsi" w:cstheme="minorBidi" w:eastAsiaTheme="minorEastAsia" w:hAnsiTheme="minorHAnsi"/>
         <w:sz w:val="24"/>
         <w:szCs w:val="24"/>
-        <w:lang w:bidi="ar-SA" w:eastAsia="zh-CN" w:val="en-US"/>
+        <w:lang w:bidi="ar-SA" w:eastAsia="zh-CN" w:val="es"/>
       </w:rPr>
     </w:rPrDefault>
     <w:pPrDefault>

--- a/Proyecto-Educativo-Institucional.docx
+++ b/Proyecto-Educativo-Institucional.docx
@@ -60,14 +60,11 @@
         </w:p>
       </w:sdtContent>
     </w:sdt>
-    <w:bookmarkStart w:id="13" w:name="pei-iems-version-3--2026"/>
+    <w:bookmarkStart w:id="13" w:name="section"/>
     <w:p>
       <w:pPr>
         <w:pStyle w:val="Heading1"/>
       </w:pPr>
-      <w:r>
-        <w:t xml:space="preserve">PEI IEMS VERSION 3 -2026</w:t>
-      </w:r>
     </w:p>
     <w:p>
       <w:pPr>
